--- a/por/docx/24.content.docx
+++ b/por/docx/24.content.docx
@@ -235,7 +235,7 @@
         <w:rPr>
           <w:lang w:val="pt_PT" w:bidi="pt_PT"/>
         </w:rPr>
-        <w:t xml:space="preserve"> A palavra do SENHOR veio a ele pela primeira vez no décimo terceiro ano do reinado de Josias, filho de Amom, rei de Judá.</w:t>
+        <w:t xml:space="preserve"> A palavra do SENHOR veio a ele no décimo terceiro ano do reinado de Josias, filho de Amom, rei de Judá.</w:t>
       </w:r>
     </w:p>
     <w:p>
@@ -403,7 +403,7 @@
         <w:rPr>
           <w:lang w:val="pt_PT" w:bidi="pt_PT"/>
         </w:rPr>
-        <w:t xml:space="preserve"> Hoje eu lhe dou autoridade sobre nações e reinos, para arrancar e derrubar, para destruir e arrasar, para edificar e plantar”.</w:t>
+        <w:t xml:space="preserve"> Hoje eu o coloco sobre nações e reinos, para arrancar e derrubar, para destruir e arrasar, para edificar e plantar”.</w:t>
       </w:r>
     </w:p>
     <w:p>
@@ -424,7 +424,7 @@
         <w:rPr>
           <w:lang w:val="pt_PT" w:bidi="pt_PT"/>
         </w:rPr>
-        <w:t xml:space="preserve"> A palavra do SENHOR veio a mim, perguntando: “O que você vê, Jeremias?” Eu respondi: “Vejo um ramo de amendoeira”.</w:t>
+        <w:t xml:space="preserve"> A palavra do SENHOR veio a mim, perguntando: “O que você vê, Jeremias?”. Eu respondi: “Vejo um ramo de amendoeira”.</w:t>
       </w:r>
     </w:p>
     <w:p>
@@ -466,7 +466,7 @@
         <w:rPr>
           <w:lang w:val="pt_PT" w:bidi="pt_PT"/>
         </w:rPr>
-        <w:t xml:space="preserve"> A palavra do SENHOR veio a mim outra vez, perguntando: “O que você vê agora?” Eu respondi: “Vejo uma panela fervendo, inclinada do Norte para cá”.</w:t>
+        <w:t xml:space="preserve"> A palavra do SENHOR veio a mim outra vez, perguntando: “O que você vê agora?”. Eu respondi: “Vejo uma panela fervendo, inclinada do Norte para cá”.</w:t>
       </w:r>
     </w:p>
     <w:p>
@@ -487,7 +487,7 @@
         <w:rPr>
           <w:lang w:val="pt_PT" w:bidi="pt_PT"/>
         </w:rPr>
-        <w:t xml:space="preserve"> Então o SENHOR disse: “Do Norte se espalhará o castigo sobre todos os moradores desta terra.</w:t>
+        <w:t xml:space="preserve"> Então o SENHOR disse: “Do Norte se espalhará a calamidade sobre todos os moradores desta terra.</w:t>
       </w:r>
     </w:p>
     <w:p>
@@ -529,7 +529,7 @@
         <w:rPr>
           <w:lang w:val="pt_PT" w:bidi="pt_PT"/>
         </w:rPr>
-        <w:t xml:space="preserve"> Pronunciarei juízo contra o meu povo por toda a sua maldade, porque me abandonaram, queimaram incenso a outros deuses e adoraram obras feitas por suas próprias mãos.</w:t>
+        <w:t xml:space="preserve"> Pronunciarei juízo contra o meu povo por toda a maldade que eles praticaram, porque me abandonaram, queimaram incenso a outros deuses e adoraram obras feitas por suas próprias mãos.</w:t>
       </w:r>
     </w:p>
     <w:p>
@@ -550,7 +550,7 @@
         <w:rPr>
           <w:lang w:val="pt_PT" w:bidi="pt_PT"/>
         </w:rPr>
-        <w:t xml:space="preserve"> “Quanto a você, Jeremias, prepare-se, levante-se e diga a eles tudo o que eu ordenar; não tenha medo deles, para que eu não o faça temer diante deles.</w:t>
+        <w:t xml:space="preserve"> Levante-se, prepare-se e diga ao povo tudo o que eu ordenar. Não tenha medo deles, ou então eu farei você ter medo diante deles.</w:t>
       </w:r>
     </w:p>
     <w:p>
@@ -671,7 +671,7 @@
         <w:rPr>
           <w:lang w:val="pt_PT" w:bidi="pt_PT"/>
         </w:rPr>
-        <w:t xml:space="preserve"> Naquele tempo, Israel era consagrado ao SENHOR, o primeiro fruto para mim; quem o ferisse seria culpado, e o castigo o alcançaria”, diz o SENHOR.</w:t>
+        <w:t xml:space="preserve"> Naquele tempo, Israel era consagrado ao SENHOR, minha primeira colheita. Todo aquele que prejudicava Israel era considerado culpado, e a desgraça o alcançava”, declara o SENHOR.</w:t>
       </w:r>
     </w:p>
     <w:p>
@@ -839,7 +839,7 @@
         <w:rPr>
           <w:lang w:val="pt_PT" w:bidi="pt_PT"/>
         </w:rPr>
-        <w:t xml:space="preserve"> Alguma nação trocou seus deuses? Eles nem são deuses; mas o meu povo trocou a sua glória por aquilo que não pode salvar.</w:t>
+        <w:t xml:space="preserve"> Alguma nação trocou seus deuses? Eles nem são deuses; mas o meu povo trocou a sua glória por aquilo que não traz proveito.</w:t>
       </w:r>
     </w:p>
     <w:p>
@@ -902,7 +902,7 @@
         <w:rPr>
           <w:lang w:val="pt_PT" w:bidi="pt_PT"/>
         </w:rPr>
-        <w:t xml:space="preserve"> Israel é escravo por natureza? Nasceu para a servidão? Por que então foi capturado e levado?</w:t>
+        <w:t xml:space="preserve"> Israel é escravo? Nasceu para a servidão? Por que então foi capturado e levado?</w:t>
       </w:r>
     </w:p>
     <w:p>
@@ -1028,7 +1028,7 @@
         <w:rPr>
           <w:lang w:val="pt_PT" w:bidi="pt_PT"/>
         </w:rPr>
-        <w:t xml:space="preserve"> “Há muito eu quebrei o seu jugo e rompi as suas correntes, mas você disse: ‘Não servirei’. Nos altos e sob toda árvore frondosa você se curvou e praticou infidelidade.</w:t>
+        <w:t xml:space="preserve"> Há muito eu quebrei o seu jugo e rompi as suas correntes, mas você disse: ‘Não servirei ao SENHOR’. Nos altos e sob toda árvore frondosa você se curvou e praticou infidelidade.</w:t>
       </w:r>
     </w:p>
     <w:p>
@@ -1154,7 +1154,7 @@
         <w:rPr>
           <w:lang w:val="pt_PT" w:bidi="pt_PT"/>
         </w:rPr>
-        <w:t xml:space="preserve"> “Como o ladrão se envergonha quando é apanhado, assim Israel se envergonhará: reis, príncipes, sacerdotes e profetas, todos juntos.</w:t>
+        <w:t xml:space="preserve"> Como o ladrão se envergonha quando é apanhado, assim Israel se envergonhará: reis, príncipes, sacerdotes e profetas, todos juntos.</w:t>
       </w:r>
     </w:p>
     <w:p>
@@ -1217,7 +1217,7 @@
         <w:rPr>
           <w:lang w:val="pt_PT" w:bidi="pt_PT"/>
         </w:rPr>
-        <w:t xml:space="preserve"> “Por que vocês discutem comigo? Todos se rebelaram contra mim”, diz o SENHOR.</w:t>
+        <w:t xml:space="preserve"> Por que vocês discutem comigo? Todos se rebelaram contra mim”, diz o SENHOR.</w:t>
       </w:r>
     </w:p>
     <w:p>
@@ -1301,7 +1301,7 @@
         <w:rPr>
           <w:lang w:val="pt_PT" w:bidi="pt_PT"/>
         </w:rPr>
-        <w:t xml:space="preserve"> Como você sabe preparar caminhos para seus amantes; até a prostituta aprenderia com você.</w:t>
+        <w:t xml:space="preserve"> Como você sabe preparar caminhos para seus amantes! Até as mulheres más aprenderiam com você.</w:t>
       </w:r>
     </w:p>
     <w:p>
@@ -1364,7 +1364,7 @@
         <w:rPr>
           <w:lang w:val="pt_PT" w:bidi="pt_PT"/>
         </w:rPr>
-        <w:t xml:space="preserve"> Por que muda tão depressa de alianças? Você buscou o Egito, mas isso não ajudará; o Egito a deixará, como a Assíria a deixou.</w:t>
+        <w:t xml:space="preserve"> Por que você muda tanto o seu caminho? Você buscou o Egito, mas isso não ajudará; o Egito a deixará, como a Assíria a deixou.</w:t>
       </w:r>
     </w:p>
     <w:p>
@@ -1385,7 +1385,7 @@
         <w:rPr>
           <w:lang w:val="pt_PT" w:bidi="pt_PT"/>
         </w:rPr>
-        <w:t xml:space="preserve"> Você voltará do Egito com as mãos no rosto, envergonhada, pois o SENHOR rejeitou aqueles em quem você confia, e com eles não prosperará.</w:t>
+        <w:t xml:space="preserve"> Você voltará do Egito com as mãos no rosto, envergonhada, pois o SENHOR rejeitou aqueles em quem você confia, e com eles você não prosperará”.</w:t>
       </w:r>
     </w:p>
     <w:p>
@@ -1443,7 +1443,7 @@
         <w:rPr>
           <w:lang w:val="pt_PT" w:bidi="pt_PT"/>
         </w:rPr>
-        <w:t xml:space="preserve"> “Olhe ao redor, por toda a terra; observe os montes e as colinas: há algum lugar onde você não tenha me traído, deixando-me e adorando deuses falsos? Você ficou como prostituta, esperando nas esquinas escuras; como nômade no deserto, você aguardou seus amantes e manchou a terra com o pecado da sua prostituição.</w:t>
+        <w:t xml:space="preserve"> “Olhe ao redor, por toda a terra; observe os montes e as colinas: há algum lugar onde você não tenha me traído, deixando-me e adorando deuses falsos? Você ficou como prostituta, esperando nas esquinas escuras; como um nômade no deserto, você aguardou seus amantes e manchou a terra com o pecado da sua prostituição.</w:t>
       </w:r>
     </w:p>
     <w:p>
@@ -1464,7 +1464,7 @@
         <w:rPr>
           <w:lang w:val="pt_PT" w:bidi="pt_PT"/>
         </w:rPr>
-        <w:t xml:space="preserve"> Por isso as chuvas da primavera foram retidas, e veio a seca; mas você manteve o rosto duro, como prostituta, e não sentiu vergonha.</w:t>
+        <w:t xml:space="preserve"> Por isso a chuva de primavera foi retida, e veio a seca; mas você manteve o rosto duro, como prostituta, e não sentiu vergonha.</w:t>
       </w:r>
     </w:p>
     <w:p>
@@ -1485,7 +1485,7 @@
         <w:rPr>
           <w:lang w:val="pt_PT" w:bidi="pt_PT"/>
         </w:rPr>
-        <w:t xml:space="preserve"> Mesmo assim, você ainda fala comigo e diz: ‘Meu Pai, o SENHOR tem sido meu amigo desde a minha juventude;</w:t>
+        <w:t xml:space="preserve"> Mesmo assim, você ainda fala comigo e diz: ‘Meu Pai, tu és o amigo da minha juventude;</w:t>
       </w:r>
     </w:p>
     <w:p>
@@ -1506,7 +1506,7 @@
         <w:rPr>
           <w:lang w:val="pt_PT" w:bidi="pt_PT"/>
         </w:rPr>
-        <w:t xml:space="preserve"> ele não ficará irado para sempre, ficará? Ele não vai guardar isso para sempre, vai?’ Você fala com suavidade, mas continua praticando o mal”.</w:t>
+        <w:t xml:space="preserve"> não ficarás irado para sempre, ficarás? Não guardarás isso para sempre, não é?’. Você fala com suavidade, mas continua a praticar o mal”.</w:t>
       </w:r>
     </w:p>
     <w:p>
@@ -1653,7 +1653,7 @@
         <w:rPr>
           <w:lang w:val="pt_PT" w:bidi="pt_PT"/>
         </w:rPr>
-        <w:t xml:space="preserve"> Por isso, Jeremias, vá para o norte e proclame: ‘Volte, Israel, povo rebelde; arrependa-se e volte para mim. Eu não farei cair a minha ira sobre você, porque sou bondoso’, declara o SENHOR; ‘não continuarei irado para sempre.</w:t>
+        <w:t xml:space="preserve"> Por isso, Jeremias, vá para o Norte e proclame: Volte, Israel, povo rebelde; volte para mim. Eu não farei cair a minha ira sobre você, porque sou bondoso”, declara o SENHOR; “não continuarei irado para sempre.</w:t>
       </w:r>
     </w:p>
     <w:p>
@@ -1674,7 +1674,7 @@
         <w:rPr>
           <w:lang w:val="pt_PT" w:bidi="pt_PT"/>
         </w:rPr>
-        <w:t xml:space="preserve"> Reconheça o seu pecado; confesse que se rebelou contra o SENHOR, seu Deus, e que o traiu, adorando ídolos estranhos debaixo de toda árvore grande; confesse que você não quis ouvir a minha voz’, diz o SENHOR.</w:t>
+        <w:t xml:space="preserve"> Reconheça o seu pecado; confesse que se rebelou contra o SENHOR, seu Deus, e que o traiu, adorando ídolos estranhos debaixo de toda árvore grande; confesse que você não quis ouvir a minha voz”, diz o SENHOR.</w:t>
       </w:r>
     </w:p>
     <w:p>
@@ -1695,7 +1695,7 @@
         <w:rPr>
           <w:lang w:val="pt_PT" w:bidi="pt_PT"/>
         </w:rPr>
-        <w:t xml:space="preserve"> ‘Filhos rebeldes e desobedientes, arrependam-se e voltem; eu sou o seu marido’, diz o SENHOR; ‘eu trarei alguns de vocês de volta a Sião—um daqui, outro dali, de um grupo de famílias e de outro.</w:t>
+        <w:t xml:space="preserve"> "Filhos rebeldes e desobedientes, arrependam-se e voltem; eu sou o seu marido”, diz o SENHOR; “eu trarei alguns de vocês de volta a Sião — um daqui, outro dali, de um grupo de famílias e de outro.</w:t>
       </w:r>
     </w:p>
     <w:p>
@@ -1737,7 +1737,7 @@
         <w:rPr>
           <w:lang w:val="pt_PT" w:bidi="pt_PT"/>
         </w:rPr>
-        <w:t xml:space="preserve"> Então, quando vocês crescerem e se multiplicarem, e a terra estiver cheia de gente naqueles dias’, diz o SENHOR, ‘vocês não sentirão mais saudades do passado. Vocês não terão saudades da arca da aliança; ela não será lembrada, nem será refeita, nem será construída novamente.</w:t>
+        <w:t xml:space="preserve"> Então, quando vocês crescerem e se multiplicarem, e a terra estiver cheia de gente naqueles dias”, diz o SENHOR, “vocês não terão mais saudades da arca da aliança; ela não será lembrada, nem será reconstruída.</w:t>
       </w:r>
     </w:p>
     <w:p>
@@ -1758,7 +1758,7 @@
         <w:rPr>
           <w:lang w:val="pt_PT" w:bidi="pt_PT"/>
         </w:rPr>
-        <w:t xml:space="preserve"> Porque o SENHOR mesmo viverá entre vocês; Jerusalém será chamada “O Trono do SENHOR”, e todas as nações se reunirão ali para adorar o nome do SENHOR; e nunca mais seguirão o desejo do seu coração rebelde e mau.</w:t>
+        <w:t xml:space="preserve"> Porque o SENHOR mesmo viverá entre vocês; Jerusalém será chamada ‘O Trono do SENHOR’, e todas as nações se reunirão ali para adorar o nome do SENHOR; e nunca mais seguirão o desejo do seu coração rebelde e mau.</w:t>
       </w:r>
     </w:p>
     <w:p>
@@ -1800,7 +1800,7 @@
         <w:rPr>
           <w:lang w:val="pt_PT" w:bidi="pt_PT"/>
         </w:rPr>
-        <w:t xml:space="preserve"> Eu disse a mim mesmo sobre Israel: “Com que alegria eu a trataria como um filho; eu lhe daria uma terra agradável, a mais bela herança entre as nações; você me chamaria de ‘Pai’ e não deixaria de me seguir”.</w:t>
+        <w:t xml:space="preserve"> Eu disse a mim mesmo sobre Israel: Com que alegria eu a trataria como um filho; eu lhe daria uma terra agradável, a mais bela herança entre as nações; você me chamaria de ‘Pai’ e não deixaria de me seguir.</w:t>
       </w:r>
     </w:p>
     <w:p>
@@ -1926,7 +1926,7 @@
         <w:rPr>
           <w:lang w:val="pt_PT" w:bidi="pt_PT"/>
         </w:rPr>
-        <w:t xml:space="preserve"> agora nos arrastamos cobertos de pecado e vergonha e confessamos que, desde a juventude, nós e nossos antepassados pecamos contra o SENHOR, nosso Deus, e não obedecemos à sua voz".</w:t>
+        <w:t xml:space="preserve"> agora nos arrastamos cobertos de pecado e vergonha e confessamos que, desde a juventude, nós e nossos antepassados pecamos contra o SENHOR, nosso Deus, e não obedecemos à sua voz”.</w:t>
       </w:r>
     </w:p>
     <w:p>
@@ -1984,7 +1984,7 @@
         <w:rPr>
           <w:lang w:val="pt_PT" w:bidi="pt_PT"/>
         </w:rPr>
-        <w:t xml:space="preserve"> Se vocês jurarem somente por mim, o Deus vivo, e viverem com honestidade, justiça e verdade, então as nações conhecerão o SENHOR e receberão bênçãos por meio dele.</w:t>
+        <w:t xml:space="preserve"> Se vocês jurarem somente por mim, o Deus vivo, e viverem com honestidade, justiça e verdade, então as nações conhecerão o SENHOR e receberão bênçãos por meio dele”.</w:t>
       </w:r>
     </w:p>
     <w:p>
@@ -2005,7 +2005,7 @@
         <w:rPr>
           <w:lang w:val="pt_PT" w:bidi="pt_PT"/>
         </w:rPr>
-        <w:t xml:space="preserve"> Assim fala o SENHOR ao povo de Judá e aos moradores de Jerusalém: Preparem a terra dura e não lancem sementes entre espinhos.</w:t>
+        <w:t xml:space="preserve"> Assim fala o SENHOR ao povo de Judá e aos moradores de Jerusalém: “Preparem a terra dura e não lancem sementes entre espinhos.</w:t>
       </w:r>
     </w:p>
     <w:p>
@@ -2026,7 +2026,7 @@
         <w:rPr>
           <w:lang w:val="pt_PT" w:bidi="pt_PT"/>
         </w:rPr>
-        <w:t xml:space="preserve"> Façam uma aliança nova com o SENHOR, povo de Judá e habitantes de Jerusalém; purifiquem o coração e os pensamentos, não apenas o corpo. Se não fizerem isso, a minha ira arderá como fogo, e ninguém poderá apagá-la por causa da maldade dos seus pecados.</w:t>
+        <w:t xml:space="preserve"> Consagrem o coração ao SENHOR, povo de Judá e moradores de Jerusalém; tirem o mal do coração, e não apenas do corpo. Se não fizerem isso, a minha ira sairá como fogo, e ninguém poderá apagá-la por causa da maldade dos seus atos.</w:t>
       </w:r>
     </w:p>
     <w:p>
@@ -2047,7 +2047,7 @@
         <w:rPr>
           <w:lang w:val="pt_PT" w:bidi="pt_PT"/>
         </w:rPr>
-        <w:t xml:space="preserve"> Anunciem em toda a Judeia; proclamem em Jerusalém. Toquem a trombeta por toda a terra; gritem em alta voz: Reúnam-se e fujam para salvar a vida; corram para as cidades fortificadas.</w:t>
+        <w:t xml:space="preserve"> Anunciem em toda a Judeia; proclamem em Jerusalém. Toquem a trombeta por toda a terra; gritem em alta voz: Reúnam-se e entrem nas cidades fortificadas para se proteger.</w:t>
       </w:r>
     </w:p>
     <w:p>
@@ -2068,7 +2068,7 @@
         <w:rPr>
           <w:lang w:val="pt_PT" w:bidi="pt_PT"/>
         </w:rPr>
-        <w:t xml:space="preserve"> Levantem um sinal apontando o caminho de Sião; busquem abrigo sem demora, pois eu, o SENHOR, trago do Norte um castigo, uma grande destruição.</w:t>
+        <w:t xml:space="preserve"> Levantem um sinal apontando o caminho de Sião; busquem abrigo sem demora, pois eu, o SENHOR, trago do Norte um castigo, uma grande destruição”.</w:t>
       </w:r>
     </w:p>
     <w:p>
@@ -2131,7 +2131,7 @@
         <w:rPr>
           <w:lang w:val="pt_PT" w:bidi="pt_PT"/>
         </w:rPr>
-        <w:t xml:space="preserve"> “Quando a invasão começar”, diz o SENHOR, “os reis e os príncipes perderão a coragem; os sacerdotes ficarão tomados de medo, e os profetas ficarão confusos”.</w:t>
+        <w:t xml:space="preserve"> "Quando a invasão começar”, diz o SENHOR, “os reis e os príncipes perderão a coragem; os sacerdotes ficarão tomados de medo, e os profetas ficarão confusos”.</w:t>
       </w:r>
     </w:p>
     <w:p>
@@ -2173,7 +2173,7 @@
         <w:rPr>
           <w:lang w:val="pt_PT" w:bidi="pt_PT"/>
         </w:rPr>
-        <w:t xml:space="preserve"> Naquele dia será dito ao povo de Judá e a Jerusalém: Um vento quente vem do deserto contra o meu povo; não é vento fraco para separar a palha.</w:t>
+        <w:t xml:space="preserve"> Naquele dia será dito ao povo de Judá e a Jerusalém: “Um vento quente vem do deserto contra o meu povo; não é vento fraco para separar a palha.</w:t>
       </w:r>
     </w:p>
     <w:p>
@@ -2194,7 +2194,7 @@
         <w:rPr>
           <w:lang w:val="pt_PT" w:bidi="pt_PT"/>
         </w:rPr>
-        <w:t xml:space="preserve"> É um vento forte, enviado por minha ordem; então anunciarei a sentença pelos seus pecados.</w:t>
+        <w:t xml:space="preserve"> É um vento forte, enviado por minha ordem; então anunciarei a sentença pelos seus pecados”.</w:t>
       </w:r>
     </w:p>
     <w:p>
@@ -2278,7 +2278,7 @@
         <w:rPr>
           <w:lang w:val="pt_PT" w:bidi="pt_PT"/>
         </w:rPr>
-        <w:t xml:space="preserve"> “Avisem as nações: exércitos vêm de longe para cercar Jerusalém e ameaçar todas as cidades de Judá.</w:t>
+        <w:t xml:space="preserve"> "Avisem as nações e anunciem a Jerusalém: invasores vêm de longe e levantam a voz contra todas as cidades de Judá.</w:t>
       </w:r>
     </w:p>
     <w:p>
@@ -2509,7 +2509,7 @@
         <w:rPr>
           <w:lang w:val="pt_PT" w:bidi="pt_PT"/>
         </w:rPr>
-        <w:t xml:space="preserve"> Assim diz o SENHOR: Toda a terra ficará devastada, mas não será destruída por completo.</w:t>
+        <w:t xml:space="preserve"> Assim diz o SENHOR: “Toda a terra ficará devastada, mas não será destruída por completo.</w:t>
       </w:r>
     </w:p>
     <w:p>
@@ -2530,7 +2530,7 @@
         <w:rPr>
           <w:lang w:val="pt_PT" w:bidi="pt_PT"/>
         </w:rPr>
-        <w:t xml:space="preserve"> Por isso, a terra se lamentará e os céus escurecerão, pois eu falei e não voltarei atrás.</w:t>
+        <w:t xml:space="preserve"> Por isso, a terra se lamentará e os céus escurecerão, pois eu falei e não voltarei atrás”.</w:t>
       </w:r>
     </w:p>
     <w:p>
@@ -2651,7 +2651,7 @@
         <w:rPr>
           <w:lang w:val="pt_PT" w:bidi="pt_PT"/>
         </w:rPr>
-        <w:t xml:space="preserve"> Ainda que digam: 'Juro pelo nome do SENHOR', mesmo assim juram com mentira.</w:t>
+        <w:t xml:space="preserve"> Ainda que digam: ‘Juro pelo nome do SENHOR’, mesmo assim juram com mentira”.</w:t>
       </w:r>
     </w:p>
     <w:p>
@@ -2693,7 +2693,7 @@
         <w:rPr>
           <w:lang w:val="pt_PT" w:bidi="pt_PT"/>
         </w:rPr>
-        <w:t xml:space="preserve"> Então eu disse comigo: “Talvez sejam apenas pobres e sem instrução; por isso agem assim; não conhecem o caminho do SENHOR e não entendem a lei do seu Deus”.</w:t>
+        <w:t xml:space="preserve"> Então eu disse comigo: Talvez sejam apenas pobres e sem instrução; por isso agem assim; não conhecem o caminho do SENHOR e não entendem o juízo do seu Deus.</w:t>
       </w:r>
     </w:p>
     <w:p>
@@ -2798,7 +2798,7 @@
         <w:rPr>
           <w:lang w:val="pt_PT" w:bidi="pt_PT"/>
         </w:rPr>
-        <w:t xml:space="preserve"> Não devo castigá-los por essas coisas?”, pergunta o SENHOR; “não devo vingar-me de uma nação como esta?</w:t>
+        <w:t xml:space="preserve"> Não devo castigá-los por essas coisas?”, pergunta o SENHOR; “não devo me vingar de uma nação como esta?</w:t>
       </w:r>
     </w:p>
     <w:p>
@@ -2819,7 +2819,7 @@
         <w:rPr>
           <w:lang w:val="pt_PT" w:bidi="pt_PT"/>
         </w:rPr>
-        <w:t xml:space="preserve"> “Subam e destruam as suas videiras, mas não acabem com tudo; cortem os ramos, porque não pertencem ao SENHOR.</w:t>
+        <w:t xml:space="preserve"> Subam sobre os muros dela e destruam as videiras, mas não acabem com tudo; cortem os ramos das videiras, porque não pertencem ao SENHOR.</w:t>
       </w:r>
     </w:p>
     <w:p>
@@ -2882,7 +2882,7 @@
         <w:rPr>
           <w:lang w:val="pt_PT" w:bidi="pt_PT"/>
         </w:rPr>
-        <w:t xml:space="preserve"> E disseram: “Os profetas são apenas vento; a palavra não está neles; que isso caia sobre eles, e não sobre nós”.</w:t>
+        <w:t xml:space="preserve"> E disseram: “Os profetas são apenas vento; a palavra não está neles; que as ameaças de calamidade caiam sobre eles, e não sobre nós”.</w:t>
       </w:r>
     </w:p>
     <w:p>
@@ -2924,7 +2924,7 @@
         <w:rPr>
           <w:lang w:val="pt_PT" w:bidi="pt_PT"/>
         </w:rPr>
-        <w:t xml:space="preserve"> “Ouça, casa de Israel”, declara o SENHOR: “trarei contra vocês uma nação de longe, uma nação antiga e poderosa, cuja língua vocês não conhecem e cujas palavras vocês não entendem.</w:t>
+        <w:t xml:space="preserve"> Ouça, casa de Israel”, declara o SENHOR: “Trarei contra vocês uma nação de longe, uma nação antiga e poderosa, cuja língua vocês não conhecem e cujas palavras vocês não entendem.</w:t>
       </w:r>
     </w:p>
     <w:p>
@@ -2987,7 +2987,7 @@
         <w:rPr>
           <w:lang w:val="pt_PT" w:bidi="pt_PT"/>
         </w:rPr>
-        <w:t xml:space="preserve"> “Mesmo assim, naqueles dias, eu não os destruirei por completo”, declara o SENHOR.</w:t>
+        <w:t xml:space="preserve"> Mesmo assim, naqueles dias, eu não os destruirei por completo”, declara o SENHOR.</w:t>
       </w:r>
     </w:p>
     <w:p>
@@ -3008,7 +3008,7 @@
         <w:rPr>
           <w:lang w:val="pt_PT" w:bidi="pt_PT"/>
         </w:rPr>
-        <w:t xml:space="preserve"> “E quando perguntarem: ‘Por que o SENHOR, nosso Deus, fez tudo isso conosco?’, você responderá: ‘Assim como vocês me deixaram e serviram deuses estrangeiros em sua própria terra, assim servirão estrangeiros em terra que não é de vocês’”.</w:t>
+        <w:t xml:space="preserve"> “E quando perguntarem: ‘Por que o SENHOR, nosso Deus, fez tudo isso conosco?’, você responderá: ‘Assim como vocês me deixaram e serviram deuses estrangeiros em sua própria terra, assim servirão estrangeiros em terra que não é de vocês’.</w:t>
       </w:r>
     </w:p>
     <w:p>
@@ -3071,7 +3071,7 @@
         <w:rPr>
           <w:lang w:val="pt_PT" w:bidi="pt_PT"/>
         </w:rPr>
-        <w:t xml:space="preserve"> ‘Vocês não me temerão?’, pergunta o SENHOR; ‘não tremerão diante de mim, eu que pus a areia como limite do mar, por decreto eterno que ele não ultrapassa? Ainda que as ondas se levantem e rugam, não prevalecem; ainda que bramem, não passam desse limite.</w:t>
+        <w:t xml:space="preserve"> Vocês não me temerão?”, pergunta o SENHOR. “Não tremerão diante de mim? Eu coloquei a areia como limite do mar, um limite eterno que ele não pode ultrapassar. As ondas podem se levantar e rugir, mas não vencem esse limite; podem fazer barulho, mas não passam dele.</w:t>
       </w:r>
     </w:p>
     <w:p>
@@ -3134,7 +3134,7 @@
         <w:rPr>
           <w:lang w:val="pt_PT" w:bidi="pt_PT"/>
         </w:rPr>
-        <w:t xml:space="preserve"> Por causa das suas maldades, essas coisas se afastaram; por causa dos seus pecados, as bênçãos foram retiradas de suas mãos.</w:t>
+        <w:t xml:space="preserve"> Por causa dos seus pecados e das suas maldades, eu tirarei de vocês todas essas bênçãos maravilhosas.</w:t>
       </w:r>
     </w:p>
     <w:p>
@@ -3155,7 +3155,7 @@
         <w:rPr>
           <w:lang w:val="pt_PT" w:bidi="pt_PT"/>
         </w:rPr>
-        <w:t xml:space="preserve"> "No meio do meu povo há homens perversos; eles vigiam como caçadores escondidos; armam laços e prendem pessoas.</w:t>
+        <w:t xml:space="preserve"> No meio do meu povo há homens perversos; eles vigiam como caçadores escondidos; armam laços e prendem pessoas.</w:t>
       </w:r>
     </w:p>
     <w:p>
@@ -3360,7 +3360,7 @@
         <w:rPr>
           <w:lang w:val="pt_PT" w:bidi="pt_PT"/>
         </w:rPr>
-        <w:t xml:space="preserve"> “Preparem-se para atacar Jerusalém; levantem-se, porque o ataque começa ao meio-dia; ai de nós, porque o dia já declina e as sombras da noite se aproximam.</w:t>
+        <w:t xml:space="preserve"> Gritam: ‘Preparem-se para atacar Jerusalém; levantem-se, porque o ataque começa ao meio-dia’; ‘ai de nós, porque o dia já declina e as sombras da noite se aproximam’.</w:t>
       </w:r>
     </w:p>
     <w:p>
@@ -3381,7 +3381,7 @@
         <w:rPr>
           <w:lang w:val="pt_PT" w:bidi="pt_PT"/>
         </w:rPr>
-        <w:t xml:space="preserve"> Levantem-se; ataquemos de noite e derrubemos as fortalezas”.</w:t>
+        <w:t xml:space="preserve"> 'Levantem-se; ataquemos de noite e derrubemos as fortalezas’”.</w:t>
       </w:r>
     </w:p>
     <w:p>
@@ -3570,7 +3570,7 @@
         <w:rPr>
           <w:lang w:val="pt_PT" w:bidi="pt_PT"/>
         </w:rPr>
-        <w:t xml:space="preserve"> É inútil tentar curar a ferida do meu povo fingindo que ela não existe; sacerdotes e profetas o enganam com promessas vazias, dizendo: “Paz, paz”, quando a guerra já está muito perto.</w:t>
+        <w:t xml:space="preserve"> É inútil tentar curar a ferida do meu povo fingindo que ela não existe; sacerdotes e profetas o enganam com promessas vazias, dizendo: ‘Paz, paz’, quando a guerra já está muito perto.</w:t>
       </w:r>
     </w:p>
     <w:p>
@@ -3633,7 +3633,7 @@
         <w:rPr>
           <w:lang w:val="pt_PT" w:bidi="pt_PT"/>
         </w:rPr>
-        <w:t xml:space="preserve"> Eu coloquei vigias sobre vocês e disse: ‘Escutem o som da trombeta, porque o perigo está perto’; mas vocês disseram: ‘Não daremos atenção'.</w:t>
+        <w:t xml:space="preserve"> Eu coloquei vigias sobre vocês e disse: ‘Escutem o som da trombeta, porque o perigo está perto’; mas vocês disseram: ‘Não daremos atenção’.</w:t>
       </w:r>
     </w:p>
     <w:p>
@@ -3654,7 +3654,7 @@
         <w:rPr>
           <w:lang w:val="pt_PT" w:bidi="pt_PT"/>
         </w:rPr>
-        <w:t xml:space="preserve"> "Portanto, ouçam, terras distantes; ouça, povo de Jerusalém: este é o decreto do meu castigo contra este povo.</w:t>
+        <w:t xml:space="preserve"> Portanto, ouçam, terras distantes; ouça, povo de Jerusalém: este é o decreto do meu castigo contra este povo.</w:t>
       </w:r>
     </w:p>
     <w:p>
@@ -3738,7 +3738,7 @@
         <w:rPr>
           <w:lang w:val="pt_PT" w:bidi="pt_PT"/>
         </w:rPr>
-        <w:t xml:space="preserve"> Assim diz o SENHOR: “Vejam: um exército vem marchando do norte; uma grande nação se levanta dos confins da terra.</w:t>
+        <w:t xml:space="preserve"> Assim diz o SENHOR: “Vejam: um exército vem marchando do Norte; uma grande nação se levanta dos confins da terra.</w:t>
       </w:r>
     </w:p>
     <w:p>
@@ -3964,7 +3964,7 @@
         <w:rPr>
           <w:lang w:val="pt_PT" w:bidi="pt_PT"/>
         </w:rPr>
-        <w:t xml:space="preserve"> “Vá à porta do templo e anuncie ao povo: ‘Povo de Judá, ouçam a palavra do SENHOR; ouçam todos os que entram por estas portas para adorar o SENHOR.</w:t>
+        <w:t xml:space="preserve"> “Vá à porta do templo e anuncie ao povo: Povo de Judá, ouça a palavra do SENHOR; ouçam todos os que entram por estas portas para adorar o SENHOR.</w:t>
       </w:r>
     </w:p>
     <w:p>
@@ -4006,7 +4006,7 @@
         <w:rPr>
           <w:lang w:val="pt_PT" w:bidi="pt_PT"/>
         </w:rPr>
-        <w:t xml:space="preserve"> Não confiem em palavras falsas, quando dizem: 'Este é o templo do SENHOR, o templo do SENHOR, o templo do SENHOR'.</w:t>
+        <w:t xml:space="preserve"> Não confiem em palavras falsas, quando dizem: ‘Este é o templo do SENHOR, o templo do SENHOR, o templo do SENHOR’.</w:t>
       </w:r>
     </w:p>
     <w:p>
@@ -4132,7 +4132,7 @@
         <w:rPr>
           <w:lang w:val="pt_PT" w:bidi="pt_PT"/>
         </w:rPr>
-        <w:t xml:space="preserve"> e depois entrar diante de mim neste templo que leva o meu nome e dizer: 'Estamos seguros!', e então voltar às práticas repugnantes?</w:t>
+        <w:t xml:space="preserve"> e depois entrar diante de mim neste templo que leva o meu nome e dizer: ‘Estamos seguros!’, e então voltar às práticas repugnantes?</w:t>
       </w:r>
     </w:p>
     <w:p>
@@ -4258,7 +4258,7 @@
         <w:rPr>
           <w:lang w:val="pt_PT" w:bidi="pt_PT"/>
         </w:rPr>
-        <w:t xml:space="preserve"> “Quanto a você, Jeremias, não ore por este povo; não levante clamor por eles, não faça súplicas nem pedidos, porque eu não ouvirei.</w:t>
+        <w:t xml:space="preserve"> "Quanto a você, Jeremias, não ore por este povo; não levante clamor por eles, não faça súplicas nem pedidos, porque eu não ouvirei.</w:t>
       </w:r>
     </w:p>
     <w:p>
@@ -4489,7 +4489,7 @@
         <w:rPr>
           <w:lang w:val="pt_PT" w:bidi="pt_PT"/>
         </w:rPr>
-        <w:t xml:space="preserve"> “Quando você, Jeremias, anunciar ao povo de Judá tudo o que eu vou fazer, não espere que escutem suas palavras; quando você proclamar em voz alta o que está para acontecer, saiba desde agora que ninguém dará atenção.</w:t>
+        <w:t xml:space="preserve"> "Quando você, Jeremias, anunciar ao povo de Judá tudo o que eu vou fazer, não espere que escutem suas palavras; quando você proclamar em voz alta o que está para acontecer, saiba desde agora que ninguém dará atenção.</w:t>
       </w:r>
     </w:p>
     <w:p>
@@ -4552,7 +4552,7 @@
         <w:rPr>
           <w:lang w:val="pt_PT" w:bidi="pt_PT"/>
         </w:rPr>
-        <w:t xml:space="preserve"> “O povo de Judá fez o mal diante de mim”, diz o SENHOR; “colocaram suas imagens detestáveis na casa que leva o meu nome e a contaminaram.</w:t>
+        <w:t xml:space="preserve"> O povo de Judá fez o mal diante de mim”, diz o SENHOR; “colocaram suas imagens detestáveis na casa que leva o meu nome e a contaminaram.</w:t>
       </w:r>
     </w:p>
     <w:p>
@@ -4673,7 +4673,7 @@
         <w:rPr>
           <w:lang w:val="pt_PT" w:bidi="pt_PT"/>
         </w:rPr>
-        <w:t xml:space="preserve"> "Naquele tempo", declara o SENHOR, "os ossos dos reis de Judá, dos seus líderes, dos sacerdotes, dos profetas e dos moradores de Jerusalém serão tirados de seus túmulos.</w:t>
+        <w:t xml:space="preserve"> "Naquele tempo”, declara o SENHOR, “os ossos dos reis de Judá, dos seus líderes, dos sacerdotes, dos profetas e dos moradores de Jerusalém serão tirados de seus túmulos.</w:t>
       </w:r>
     </w:p>
     <w:p>
@@ -4715,7 +4715,7 @@
         <w:rPr>
           <w:lang w:val="pt_PT" w:bidi="pt_PT"/>
         </w:rPr>
-        <w:t xml:space="preserve"> Os sobreviventes dessa calamidade preferirão a morte à vida em todos os lugares para onde eu os dispersar, diz o SENHOR dos Exércitos.</w:t>
+        <w:t xml:space="preserve"> Os sobreviventes dessa calamidade preferirão a morte à vida em todos os lugares para onde eu os dispersar”, diz o SENHOR dos Exércitos.</w:t>
       </w:r>
     </w:p>
     <w:p>
@@ -4778,7 +4778,7 @@
         <w:rPr>
           <w:lang w:val="pt_PT" w:bidi="pt_PT"/>
         </w:rPr>
-        <w:t xml:space="preserve"> Eu ouvi com atenção o que dizem; ninguém fala com verdade, ninguém se arrepende do mal, ninguém pergunta: 'O que eu fiz?'. Cada um segue seu próprio rumo, como cavalo que corre para a batalha.</w:t>
+        <w:t xml:space="preserve"> Eu ouvi com atenção o que dizem; ninguém fala com verdade, ninguém se arrepende do mal, ninguém pergunta: ‘O que eu fiz?’. Cada um segue seu próprio rumo, como cavalo que corre para a batalha.</w:t>
       </w:r>
     </w:p>
     <w:p>
@@ -4820,7 +4820,7 @@
         <w:rPr>
           <w:lang w:val="pt_PT" w:bidi="pt_PT"/>
         </w:rPr>
-        <w:t xml:space="preserve"> Como vocês dizem: 'Somos sábios, a lei do SENHOR está conosco', se a pena enganosa dos mestres transformou a lei em mentira?</w:t>
+        <w:t xml:space="preserve"> Como vocês dizem: ‘Somos sábios, a lei do SENHOR está conosco’, se a pena enganosa dos mestres transformou a lei em mentira?</w:t>
       </w:r>
     </w:p>
     <w:p>
@@ -4883,7 +4883,7 @@
         <w:rPr>
           <w:lang w:val="pt_PT" w:bidi="pt_PT"/>
         </w:rPr>
-        <w:t xml:space="preserve"> Eles tratam superficialmente a ferida do meu povo, dizendo: “Paz, paz”, quando não há paz.</w:t>
+        <w:t xml:space="preserve"> Eles tratam superficialmente a ferida do meu povo, dizendo: ‘Paz, paz’, quando não há paz.</w:t>
       </w:r>
     </w:p>
     <w:p>
@@ -4904,7 +4904,7 @@
         <w:rPr>
           <w:lang w:val="pt_PT" w:bidi="pt_PT"/>
         </w:rPr>
-        <w:t xml:space="preserve"> Não se envergonham de seus atos; não sabem corar; por isso cairão entre os mortos e tropeçarão quando eu os castigar, diz o SENHOR.</w:t>
+        <w:t xml:space="preserve"> Não se envergonham de seus atos; nem mesmo expressam que estão envergonhados; por isso cairão entre os mortos e tropeçarão quando eu os castigar”, diz o SENHOR.</w:t>
       </w:r>
     </w:p>
     <w:p>
@@ -4925,7 +4925,7 @@
         <w:rPr>
           <w:lang w:val="pt_PT" w:bidi="pt_PT"/>
         </w:rPr>
-        <w:t xml:space="preserve"> Eu quis recolher a colheita deles, declara o SENHOR, mas não há uvas na videira nem figos na figueira; até as folhas secaram, e o que lhes dei será tirado".</w:t>
+        <w:t xml:space="preserve"> "Eu quis recolher a colheita deles”, declara o SENHOR, “mas não há uvas na videira nem figos na figueira; até as folhas secaram, e o que lhes dei será tirado.</w:t>
       </w:r>
     </w:p>
     <w:p>
@@ -4946,7 +4946,7 @@
         <w:rPr>
           <w:lang w:val="pt_PT" w:bidi="pt_PT"/>
         </w:rPr>
-        <w:t xml:space="preserve"> "Então dirão: 'Por que ficamos parados? Vamos às cidades fortificadas e morramos ali, pois o SENHOR, nosso Deus, decidiu nos destruir e nos deu água envenenada, porque pecamos contra ele.</w:t>
+        <w:t xml:space="preserve"> Então dirão: ‘Por que ficamos parados? Vamos às cidades fortificadas e morramos ali, pois o SENHOR, nosso Deus, decidiu nos destruir e nos deu água envenenada, porque pecamos contra ele.</w:t>
       </w:r>
     </w:p>
     <w:p>
@@ -4988,7 +4988,7 @@
         <w:rPr>
           <w:lang w:val="pt_PT" w:bidi="pt_PT"/>
         </w:rPr>
-        <w:t xml:space="preserve"> Desde Dã se ouve o ruído dos cavalos; a terra treme com o relinchar dos seus fortes; eles vêm devorar a terra e tudo o que nela há, a cidade e seus moradores'.</w:t>
+        <w:t xml:space="preserve"> Desde Dã se ouve o ruído dos cavalos; a terra treme com o relinchar dos seus fortes; eles vêm devorar a terra e tudo o que nela há, a cidade e seus moradores’.</w:t>
       </w:r>
     </w:p>
     <w:p>
@@ -5009,7 +5009,7 @@
         <w:rPr>
           <w:lang w:val="pt_PT" w:bidi="pt_PT"/>
         </w:rPr>
-        <w:t xml:space="preserve"> "Pois envio contra vocês serpentes venenosas, que não podem ser encantadas; elas os morderão e não haverá remédio", diz o SENHOR.</w:t>
+        <w:t xml:space="preserve"> Pois envio contra vocês serpentes venenosas, que não podem ser encantadas; elas os morderão e não haverá remédio”, diz o SENHOR.</w:t>
       </w:r>
     </w:p>
     <w:p>
@@ -5030,7 +5030,7 @@
         <w:rPr>
           <w:lang w:val="pt_PT" w:bidi="pt_PT"/>
         </w:rPr>
-        <w:t xml:space="preserve"> Ah, como é grande minha tristeza! Há uma profunda dor no meu coração.</w:t>
+        <w:t xml:space="preserve"> Ah, como é grande a minha tristeza por causa do meu povo! Há uma dor profunda no meu coração.</w:t>
       </w:r>
     </w:p>
     <w:p>
@@ -5235,7 +5235,7 @@
         <w:rPr>
           <w:lang w:val="pt_PT" w:bidi="pt_PT"/>
         </w:rPr>
-        <w:t xml:space="preserve"> Um zomba do outro, e ninguém fala a verdade; acostumaram a língua à mentira e se cansam de tanto pecar.</w:t>
+        <w:t xml:space="preserve"> Um engana o outro, e ninguém fala a verdade; acostumaram a língua à mentira e se cansam de tanto pecar.</w:t>
       </w:r>
     </w:p>
     <w:p>
@@ -5277,7 +5277,7 @@
         <w:rPr>
           <w:lang w:val="pt_PT" w:bidi="pt_PT"/>
         </w:rPr>
-        <w:t xml:space="preserve"> Por isso, assim diz o SENHOR Todo-Poderoso: “Eu os refinarei como metal e os provarei como metal se prova; que mais posso fazer por causa do meu povo?</w:t>
+        <w:t xml:space="preserve"> Por isso, assim diz o SENHOR dos Exércitos: “Vou purificar o meu povo como se purifica um metal e o provarei como se prova o metal. O que mais posso fazer por ele?</w:t>
       </w:r>
     </w:p>
     <w:p>
@@ -5298,7 +5298,7 @@
         <w:rPr>
           <w:lang w:val="pt_PT" w:bidi="pt_PT"/>
         </w:rPr>
-        <w:t xml:space="preserve"> A língua deles lança mentira como flecha envenenada; falam com gentileza ao próximo, mas ao mesmo tempo preparam uma armadilha.</w:t>
+        <w:t xml:space="preserve"> A língua deles lança mentira como flecha envenenada; falam com gentileza ao próximo, mas, ao mesmo tempo, preparam uma armadilha.</w:t>
       </w:r>
     </w:p>
     <w:p>
@@ -5382,7 +5382,7 @@
         <w:rPr>
           <w:lang w:val="pt_PT" w:bidi="pt_PT"/>
         </w:rPr>
-        <w:t xml:space="preserve"> Quem é sábio para entender isto? Quem ouviu a palavra do SENHOR para explicar por que a terra foi destruída, queimada e vazia como deserto por onde ninguém passa?</w:t>
+        <w:t xml:space="preserve"> Quem é sábio para entender isso? Quem ouviu a palavra do SENHOR para explicar por que a terra foi destruída, queimada e está vazia como deserto por onde ninguém passa?</w:t>
       </w:r>
     </w:p>
     <w:p>
@@ -5445,7 +5445,7 @@
         <w:rPr>
           <w:lang w:val="pt_PT" w:bidi="pt_PT"/>
         </w:rPr>
-        <w:t xml:space="preserve"> Por isso, assim diz o SENHOR Todo-Poderoso: “Darei a este povo comida amarga e água envenenada.</w:t>
+        <w:t xml:space="preserve"> Por isso, assim diz o SENHOR Todo-poderoso: “Darei a este povo comida amarga e água envenenada.</w:t>
       </w:r>
     </w:p>
     <w:p>
@@ -5487,7 +5487,7 @@
         <w:rPr>
           <w:lang w:val="pt_PT" w:bidi="pt_PT"/>
         </w:rPr>
-        <w:t xml:space="preserve"> Assim diz o SENHOR Todo-Poderoso: “Chamem depressa as pranteadoras; chamem as mais hábeis entre elas.</w:t>
+        <w:t xml:space="preserve"> Assim diz o SENHOR Todo-poderoso: “Chamem depressa as pranteadoras; chamem as mais hábeis entre elas.</w:t>
       </w:r>
     </w:p>
     <w:p>
@@ -5713,7 +5713,7 @@
         <w:rPr>
           <w:lang w:val="pt_PT" w:bidi="pt_PT"/>
         </w:rPr>
-        <w:t xml:space="preserve"> Povo de Israel, escutem a palavra do SENHOR que lhes é dirigida.</w:t>
+        <w:t xml:space="preserve"> Povo de Israel, escute a palavra do SENHOR que lhe é dirigida.</w:t>
       </w:r>
     </w:p>
     <w:p>
@@ -5797,7 +5797,7 @@
         <w:rPr>
           <w:lang w:val="pt_PT" w:bidi="pt_PT"/>
         </w:rPr>
-        <w:t xml:space="preserve"> Esses ídolos são como espantalhos numa plantação de pepinos: não falam, não andam e precisam ser carregados; “não tenham medo deles, pois não fazem mal nem bem”.</w:t>
+        <w:t xml:space="preserve"> Esses ídolos são como espantalhos numa plantação de pepinos: não falam, não andam e precisam ser carregados; não tenham medo deles, pois não fazem mal nem bem”.</w:t>
       </w:r>
     </w:p>
     <w:p>
@@ -6175,7 +6175,7 @@
         <w:rPr>
           <w:lang w:val="pt_PT" w:bidi="pt_PT"/>
         </w:rPr>
-        <w:t xml:space="preserve"> SENHOR, reconheço que o caminho do homem não está em seu poder; ninguém dirige sozinho os próprios passos.</w:t>
+        <w:t xml:space="preserve"> SENHOR, reconheço que o caminho do homem não está em poder dele; ninguém dirige sozinho os próprios passos.</w:t>
       </w:r>
     </w:p>
     <w:p>
@@ -6527,7 +6527,7 @@
         <w:rPr>
           <w:lang w:val="pt_PT" w:bidi="pt_PT"/>
         </w:rPr>
-        <w:t xml:space="preserve"> "Portanto, Jeremias, não ore por este povo; não chore por eles e não me apresente súplicas, porque eu não os ouvirei quando clamarem a mim no tempo do seu sofrimento.</w:t>
+        <w:t xml:space="preserve"> Portanto, Jeremias, não ore por este povo; não chore por eles e não me apresente súplicas, porque eu não os ouvirei quando clamarem a mim no tempo do seu sofrimento.</w:t>
       </w:r>
     </w:p>
     <w:p>
@@ -6548,7 +6548,7 @@
         <w:rPr>
           <w:lang w:val="pt_PT" w:bidi="pt_PT"/>
         </w:rPr>
-        <w:t xml:space="preserve"> Que direito tem o meu povo de entrar no meu templo, depois de tanta infidelidade? Será que votos e carne consagrada afastarão o castigo e trarão de volta a antiga alegria?".</w:t>
+        <w:t xml:space="preserve"> Que direito tem o meu povo de entrar no meu templo, depois de tanta infidelidade? Será que votos e carne consagrada afastarão o castigo e trarão de volta a antiga alegria?”.</w:t>
       </w:r>
     </w:p>
     <w:p>
@@ -6837,7 +6837,7 @@
         <w:rPr>
           <w:lang w:val="pt_PT" w:bidi="pt_PT"/>
         </w:rPr>
-        <w:t xml:space="preserve"> O SENHOR respondeu: Se te cansas correndo com homens, como competirás com cavalos? Se tropeças em terra segura, que farás quando o Jordão transbordar?</w:t>
+        <w:t xml:space="preserve"> O SENHOR respondeu: “Se você se cansa correndo com homens, como competirá com cavalos? Se tropeça em terra segura, que fará quando o Jordão transbordar?</w:t>
       </w:r>
     </w:p>
     <w:p>
@@ -6858,7 +6858,7 @@
         <w:rPr>
           <w:lang w:val="pt_PT" w:bidi="pt_PT"/>
         </w:rPr>
-        <w:t xml:space="preserve"> Até teus irmãos e tua própria casa te traíram; falam contra ti às escondidas; não confies neles, ainda que suas palavras pareçam boas.</w:t>
+        <w:t xml:space="preserve"> Até seus irmãos e sua própria casa o traíram; falam contra você às escondidas; não confie neles, ainda que suas palavras pareçam boas.</w:t>
       </w:r>
     </w:p>
     <w:p>
@@ -7005,7 +7005,7 @@
         <w:rPr>
           <w:lang w:val="pt_PT" w:bidi="pt_PT"/>
         </w:rPr>
-        <w:t xml:space="preserve"> Meu povo semeou trigo e colheu espinhos; trabalhou muito e nada aproveitou; sua colheita falhou por causa do ardor da ira do SENHOR.</w:t>
+        <w:t xml:space="preserve"> Meu povo semeou trigo e colheu espinhos; trabalhou muito e nada aproveitou; sua colheita falhou por causa do ardor da ira do SENHOR”.</w:t>
       </w:r>
     </w:p>
     <w:p>
@@ -7026,7 +7026,7 @@
         <w:rPr>
           <w:lang w:val="pt_PT" w:bidi="pt_PT"/>
         </w:rPr>
-        <w:t xml:space="preserve"> Assim diz o SENHOR sobre todos os meus vizinhos ímpios que tomam a herança que dei a Israel: eu os arrancarei de suas terras, e Judá também será levado para longe.</w:t>
+        <w:t xml:space="preserve"> Assim diz o SENHOR sobre todos os meus vizinhos maus que tomam a herança que dei a Israel: “Eu os arrancarei de suas terras, e Judá também será levado para longe.</w:t>
       </w:r>
     </w:p>
     <w:p>
@@ -7089,7 +7089,7 @@
         <w:rPr>
           <w:lang w:val="pt_PT" w:bidi="pt_PT"/>
         </w:rPr>
-        <w:t xml:space="preserve"> Mas a nação que não obedecer será arrancada novamente e destruída para sempre, declara o SENHOR.</w:t>
+        <w:t xml:space="preserve"> Mas a nação que não obedecer será arrancada novamente e destruída para sempre”, declara o SENHOR.</w:t>
       </w:r>
     </w:p>
     <w:p>
@@ -7252,7 +7252,7 @@
         <w:rPr>
           <w:lang w:val="pt_PT" w:bidi="pt_PT"/>
         </w:rPr>
-        <w:t xml:space="preserve"> Eu fui Perate, cavei o lugar onde o havia escondido e o retirei; mas o cinto estava apodrecido e já não servia para nada.</w:t>
+        <w:t xml:space="preserve"> Eu fui a Perate, cavei o lugar onde o havia escondido e o retirei; mas o cinto estava apodrecido e já não servia para nada.</w:t>
       </w:r>
     </w:p>
     <w:p>
@@ -7315,7 +7315,7 @@
         <w:rPr>
           <w:lang w:val="pt_PT" w:bidi="pt_PT"/>
         </w:rPr>
-        <w:t xml:space="preserve"> Este povo rebelde se nega a obedecer a mim; insiste em seguir suas próprias ideias erradas; corre atrás de outros deuses para servi-los e adorá-los; por isso se tornará como este cinto, totalmente estragado e sem valor.</w:t>
+        <w:t xml:space="preserve"> Este povo rebelde se nega a me obedecer; insiste em seguir suas próprias ideias erradas; corre atrás de outros deuses para servi-los e adorá-los; por isso se tornará como este cinto, totalmente estragado e sem valor.</w:t>
       </w:r>
     </w:p>
     <w:p>
@@ -7483,7 +7483,7 @@
         <w:rPr>
           <w:lang w:val="pt_PT" w:bidi="pt_PT"/>
         </w:rPr>
-        <w:t xml:space="preserve"> Diga ao rei e à rainha-mãe: “Desçam de seus tronos e sentem-se no pó, pois suas belas coroas serão arrancadas de suas cabeças”.</w:t>
+        <w:t xml:space="preserve"> Diga ao rei e à rainha-mãe: “Desçam de seus tronos e sentem-se no pó, pois suas belas coroas serão arrancadas da cabeça de vocês”.</w:t>
       </w:r>
     </w:p>
     <w:p>
@@ -7814,7 +7814,7 @@
         <w:rPr>
           <w:lang w:val="pt_PT" w:bidi="pt_PT"/>
         </w:rPr>
-        <w:t xml:space="preserve"> Os jumentos selvagens sobem aos montes áridos; exaustos, buscam ar como chacais sedentos. Procuram alimento e nada acham".</w:t>
+        <w:t xml:space="preserve"> Os jumentos selvagens sobem aos montes áridos; exaustos, buscam ar como chacais sedentos. Procuram alimento e nada acham”.</w:t>
       </w:r>
     </w:p>
     <w:p>
@@ -7856,7 +7856,7 @@
         <w:rPr>
           <w:lang w:val="pt_PT" w:bidi="pt_PT"/>
         </w:rPr>
-        <w:t xml:space="preserve"> Ó Esperança de Israel, Salvador no tempo da aflição, por que o SENHOR te comportas como se não nos reconhecesse? Por que ages como um viajante que atravessa a terra sem se importar com o sofrimento do povo, que apenas passas a noite e logo segues adiante?</w:t>
+        <w:t xml:space="preserve"> Ó Esperança de Israel, Salvador no tempo da aflição, por que, SENHOR, te comportas como se não nos reconhecesses? Por que ages como um viajante que atravessa a terra sem se importar com o sofrimento do povo, que apenas passa a noite e logo segue adiante?</w:t>
       </w:r>
     </w:p>
     <w:p>
@@ -7898,7 +7898,7 @@
         <w:rPr>
           <w:lang w:val="pt_PT" w:bidi="pt_PT"/>
         </w:rPr>
-        <w:t xml:space="preserve"> Assim diz o SENHOR sobre este povo: "Eles gostam de se afastar de mim e não se esforçam para seguir meus caminhos. Por isso, não lhes mostrarei favor; lembrarei seus pecados e lhes darei o castigo".</w:t>
+        <w:t xml:space="preserve"> Assim diz o SENHOR sobre este povo: “Eles gostam de se afastar de mim e não se esforçam para seguir meus caminhos. Por isso, não lhes mostrarei favor; lembrarei seus pecados e lhes darei o castigo”.</w:t>
       </w:r>
     </w:p>
     <w:p>
@@ -7919,7 +7919,7 @@
         <w:rPr>
           <w:lang w:val="pt_PT" w:bidi="pt_PT"/>
         </w:rPr>
-        <w:t xml:space="preserve"> Então o SENHOR me disse: "Não peças mais pelo bem deste povo.</w:t>
+        <w:t xml:space="preserve"> Então o SENHOR me disse: “Não peça mais pelo bem deste povo.</w:t>
       </w:r>
     </w:p>
     <w:p>
@@ -7940,7 +7940,7 @@
         <w:rPr>
           <w:lang w:val="pt_PT" w:bidi="pt_PT"/>
         </w:rPr>
-        <w:t xml:space="preserve"> Quando jejuarem, não ouvirei seu clamor; quando trouxerem ofertas e sacrifícios, não os aceitarei. Eu os castigarei com guerra, fome e doenças".</w:t>
+        <w:t xml:space="preserve"> Quando jejuarem, não ouvirei seu clamor; quando trouxerem ofertas e sacrifícios, não os aceitarei. Eu os castigarei com guerra, fome e doenças”.</w:t>
       </w:r>
     </w:p>
     <w:p>
@@ -7982,7 +7982,7 @@
         <w:rPr>
           <w:lang w:val="pt_PT" w:bidi="pt_PT"/>
         </w:rPr>
-        <w:t xml:space="preserve"> O SENHOR me disse: "Esses profetas falam mentiras em meu nome. Eu não os enviei, não lhes dei mensagem, nem falei com eles. Suas visões são falsas e nascem da própria imaginação".</w:t>
+        <w:t xml:space="preserve"> O SENHOR me disse: “Esses profetas falam mentiras em meu nome. Eu não os enviei, não lhes dei mensagem, nem falei com eles. Suas visões são falsas e nascem da própria imaginação”.</w:t>
       </w:r>
     </w:p>
     <w:p>
@@ -8003,7 +8003,7 @@
         <w:rPr>
           <w:lang w:val="pt_PT" w:bidi="pt_PT"/>
         </w:rPr>
-        <w:t xml:space="preserve"> Por isso, assim diz o SENHOR: "Castigarei esses profetas que anunciam paz sem terem sido enviados. Eles dizem que não haverá guerra nem fome, mas morrerão pela guerra e pela fome.</w:t>
+        <w:t xml:space="preserve"> Por isso, assim diz o SENHOR: “Castigarei esses profetas que anunciam paz sem terem sido enviados. Eles dizem que não haverá guerra nem fome, mas morrerão pela guerra e pela fome.</w:t>
       </w:r>
     </w:p>
     <w:p>
@@ -8045,7 +8045,7 @@
         <w:rPr>
           <w:lang w:val="pt_PT" w:bidi="pt_PT"/>
         </w:rPr>
-        <w:t xml:space="preserve"> "Por isso, Jeremias, anuncia ao povo: Meus olhos choram sem cessar, dia e noite, pois a virgem, filha do meu povo, foi gravemente ferida pela espada.</w:t>
+        <w:t xml:space="preserve"> Por isso, Jeremias, anuncia ao povo: Meus olhos choram sem cessar, dia e noite, pois a virgem, filha do meu povo, foi gravemente ferida pela espada.</w:t>
       </w:r>
     </w:p>
     <w:p>
@@ -8066,7 +8066,7 @@
         <w:rPr>
           <w:lang w:val="pt_PT" w:bidi="pt_PT"/>
         </w:rPr>
-        <w:t xml:space="preserve"> Quando saio ao campo, vejo no chão os corpos dos que caíram na guerra; quando entro na cidade, encontro o povo consumido pela fome e pela doença. Até profetas e sacerdotes vagueiam pela terra, sem compreender o que acontece".</w:t>
+        <w:t xml:space="preserve"> Quando saio ao campo, vejo no chão os corpos dos que caíram na guerra; quando entro na cidade, encontro o povo consumido pela fome e pela doença. Até profetas e sacerdotes vagueiam pela terra, sem compreender o que acontece”.</w:t>
       </w:r>
     </w:p>
     <w:p>
@@ -8187,7 +8187,7 @@
         <w:rPr>
           <w:lang w:val="pt_PT" w:bidi="pt_PT"/>
         </w:rPr>
-        <w:t xml:space="preserve"> O SENHOR respondeu à minha oração e disse: "Mesmo que Moisés e Samuel se apresentassem diante de mim para pedir por este povo, meu coração não mudaria; expulsem-nos da minha presença, afastem-nos de mim.</w:t>
+        <w:t xml:space="preserve"> O SENHOR respondeu à minha oração e disse: “Mesmo que Moisés e Samuel se apresentassem diante de mim para pedir por este povo, meu coração não mudaria; expulse-os da minha presença, afaste-os de mim.</w:t>
       </w:r>
     </w:p>
     <w:p>
@@ -8208,7 +8208,7 @@
         <w:rPr>
           <w:lang w:val="pt_PT" w:bidi="pt_PT"/>
         </w:rPr>
-        <w:t xml:space="preserve"> Se perguntarem: 'Para onde iremos?', diga-lhes: 'Assim diz o SENHOR: "'quem foi destinado à morte irá para a morte; quem foi destinado à guerra cairá na guerra; quem foi destinado à fome morrerá de fome; e quem foi destinado ao cativeiro será levado ao cativeiro'.</w:t>
+        <w:t xml:space="preserve"> Se perguntarem: ‘Para onde iremos?’, diga-lhes: Assim diz o SENHOR: Quem foi destinado à morte irá para a morte; quem foi destinado à guerra cairá na guerra; quem foi destinado à fome morrerá de fome; e quem foi destinado ao cativeiro será levado ao cativeiro.</w:t>
       </w:r>
     </w:p>
     <w:p>
@@ -8229,7 +8229,7 @@
         <w:rPr>
           <w:lang w:val="pt_PT" w:bidi="pt_PT"/>
         </w:rPr>
-        <w:t xml:space="preserve"> "Eu os castigarei com quatro destruidores", declara o SENHOR: "a espada para matar, os cães para arrastar os corpos, e as aves do céu e os animais do campo para devorar o que restar.</w:t>
+        <w:t xml:space="preserve"> Eu os castigarei com quatro destruidores”, declara o SENHOR: “a espada para matar, os cães para arrastar os corpos, e as aves do céu e os animais do campo para devorar o que restar.</w:t>
       </w:r>
     </w:p>
     <w:p>
@@ -8271,7 +8271,7 @@
         <w:rPr>
           <w:lang w:val="pt_PT" w:bidi="pt_PT"/>
         </w:rPr>
-        <w:t xml:space="preserve"> "Quem terá compaixão de você, ó Jerusalém? Quem lamentará o que lhe aconteceu? Quem se deterá para perguntar como você está?</w:t>
+        <w:t xml:space="preserve"> Quem terá compaixão de você, ó Jerusalém? Quem lamentará o que lhe aconteceu? Quem se deterá para perguntar como você está?</w:t>
       </w:r>
     </w:p>
     <w:p>
@@ -8292,7 +8292,7 @@
         <w:rPr>
           <w:lang w:val="pt_PT" w:bidi="pt_PT"/>
         </w:rPr>
-        <w:t xml:space="preserve"> Você me abandonou", diz o SENHOR. "Você virou as costas para mim; por isso estenderei a mão contra você e a destruirei, pois me cansei de mostrar compaixão.</w:t>
+        <w:t xml:space="preserve"> Você me abandonou”, diz o SENHOR. “Você virou as costas para mim; por isso estenderei a mão contra você e a destruirei, pois me cansei de mostrar compaixão.</w:t>
       </w:r>
     </w:p>
     <w:p>
@@ -8376,7 +8376,7 @@
         <w:rPr>
           <w:lang w:val="pt_PT" w:bidi="pt_PT"/>
         </w:rPr>
-        <w:t xml:space="preserve"> Então Jeremias desabafou: "Ai de mim, minha mãe, pois me deu à luz como homem odiado por toda a terra; não devo nem emprestei, e mesmo assim todos me amaldiçoam".</w:t>
+        <w:t xml:space="preserve"> Então Jeremias desabafou: “Ai de mim, minha mãe, pois me deu à luz como homem odiado por toda a terra; não devo nem emprestei, e mesmo assim todos me amaldiçoam”.</w:t>
       </w:r>
     </w:p>
     <w:p>
@@ -8397,7 +8397,7 @@
         <w:rPr>
           <w:lang w:val="pt_PT" w:bidi="pt_PT"/>
         </w:rPr>
-        <w:t xml:space="preserve"> O SENHOR respondeu: "Eu o fortaleci para o bem; no tempo da calamidade e da angústia intervim por você diante do inimigo.</w:t>
+        <w:t xml:space="preserve"> O SENHOR respondeu: “Eu cuidarei de você para o seu bem; no tempo da aflição farei com que o inimigo peça paz a você.</w:t>
       </w:r>
     </w:p>
     <w:p>
@@ -8418,7 +8418,7 @@
         <w:rPr>
           <w:lang w:val="pt_PT" w:bidi="pt_PT"/>
         </w:rPr>
-        <w:t xml:space="preserve"> "Haverá alguém capaz de quebrar barras de ferro ou de bronze que vêm do Norte?</w:t>
+        <w:t xml:space="preserve"> Haverá alguém capaz de quebrar barras de ferro ou de bronze que vêm do Norte?</w:t>
       </w:r>
     </w:p>
     <w:p>
@@ -8460,7 +8460,7 @@
         <w:rPr>
           <w:lang w:val="pt_PT" w:bidi="pt_PT"/>
         </w:rPr>
-        <w:t xml:space="preserve"> Os inimigos de Judá levarão o povo como escravo para uma terra desconhecida, pois a minha ira arde como fogo e queimará contra vocês".</w:t>
+        <w:t xml:space="preserve"> Os inimigos de Judá levarão o povo como escravo para uma terra desconhecida, pois a minha ira arde como fogo e queimará contra vocês”.</w:t>
       </w:r>
     </w:p>
     <w:p>
@@ -8502,7 +8502,7 @@
         <w:rPr>
           <w:lang w:val="pt_PT" w:bidi="pt_PT"/>
         </w:rPr>
-        <w:t xml:space="preserve"> As tuas palavras foram o meu alimento; elas encheram meu coração de alegria; tenho honra em ser chamado pelo teu nome, ó SENHOR, Deus Todo-Poderoso.</w:t>
+        <w:t xml:space="preserve"> As tuas palavras foram o meu alimento; elas encheram meu coração de alegria; tenho honra em ser chamado pelo teu nome, ó SENHOR, Deus Todo-poderoso.</w:t>
       </w:r>
     </w:p>
     <w:p>
@@ -8523,7 +8523,7 @@
         <w:rPr>
           <w:lang w:val="pt_PT" w:bidi="pt_PT"/>
         </w:rPr>
-        <w:t xml:space="preserve"> Não participei das festas do povo nem me alegrei com eles; por causa da tua mão vivi sozinho, pois senti o peso da tua indignação.</w:t>
+        <w:t xml:space="preserve"> Não me sentei com os que vivem em festas e zombarias; fiquei sozinho por causa da tua mão, pois tu me encheste de indignação.</w:t>
       </w:r>
     </w:p>
     <w:p>
@@ -8544,7 +8544,7 @@
         <w:rPr>
           <w:lang w:val="pt_PT" w:bidi="pt_PT"/>
         </w:rPr>
-        <w:t xml:space="preserve"> Por que minha dor não tem fim e minha ferida não se cura? Por que não me livras dos inimigos? Tua ajuda parece um riacho do deserto, que ora tem água, ora está seco".</w:t>
+        <w:t xml:space="preserve"> Por que minha dor não tem fim e minha ferida não se cura? Por que não me livras dos inimigos? Tua ajuda parece um riacho do deserto, que ora tem água, ora está seco.</w:t>
       </w:r>
     </w:p>
     <w:p>
@@ -8565,7 +8565,7 @@
         <w:rPr>
           <w:lang w:val="pt_PT" w:bidi="pt_PT"/>
         </w:rPr>
-        <w:t xml:space="preserve"> Então o SENHOR respondeu: "Se você se arrepender, eu o restaurarei, e você continuará a me servir; se falar palavras de valor e não palavras vazias, será meu porta-voz; o povo se voltará para você, mas você não se voltará para eles.</w:t>
+        <w:t xml:space="preserve"> Então o SENHOR respondeu: “Se você se arrepender, eu o restaurarei, e você continuará a me servir; se falar palavras de valor e não palavras vazias, será meu porta-voz; o povo se voltará para você, mas você não se voltará para eles.</w:t>
       </w:r>
     </w:p>
     <w:p>
@@ -8586,7 +8586,7 @@
         <w:rPr>
           <w:lang w:val="pt_PT" w:bidi="pt_PT"/>
         </w:rPr>
-        <w:t xml:space="preserve"> Eles lutarão contra você como contra uma cidade cercada, mas não o vencerão; farei de você uma muralha de bronze diante deste povo; eu estou com você para salvá-lo e livrá-lo", diz o SENHOR.</w:t>
+        <w:t xml:space="preserve"> Eles lutarão contra você como contra uma cidade cercada, mas não o vencerão; farei de você uma muralha de bronze diante deste povo; eu estou com você para salvá-lo e livrá-lo”, diz o SENHOR.</w:t>
       </w:r>
     </w:p>
     <w:p>
@@ -8607,7 +8607,7 @@
         <w:rPr>
           <w:lang w:val="pt_PT" w:bidi="pt_PT"/>
         </w:rPr>
-        <w:t xml:space="preserve"> "Eu o livrarei das mãos dos maus e o resgatarei do poder dos homens violentos".</w:t>
+        <w:t xml:space="preserve"> "Eu o livrarei das mãos dos maus e o resgatarei do poder dos homens violentos”.</w:t>
       </w:r>
     </w:p>
     <w:p>
@@ -8707,7 +8707,7 @@
         <w:rPr>
           <w:lang w:val="pt_PT" w:bidi="pt_PT"/>
         </w:rPr>
-        <w:t xml:space="preserve"> “Eles morrerão por doenças graves; ninguém chorará por eles, e não haverá sepultura. Seus corpos se desfazerão sobre a terra; morrerão pela espada e pela fome, e os animais e as aves comerão seus restos”.</w:t>
+        <w:t xml:space="preserve"> “Eles morrerão por doenças graves; ninguém chorará por eles, e não haverá sepultura. Seus corpos se desfarão sobre a terra; morrerão pela espada e pela fome, e os animais e as aves comerão seus restos”.</w:t>
       </w:r>
     </w:p>
     <w:p>
@@ -8728,7 +8728,7 @@
         <w:rPr>
           <w:lang w:val="pt_PT" w:bidi="pt_PT"/>
         </w:rPr>
-        <w:t xml:space="preserve"> Porque assim diz o SENHOR: “Não tenha compaixão deste povo, nem lamente por eles. Eu retirei a proteção e a paz que lhes dei; retirei o meu amor fiel e a minha misericórdia”, declara o SENHOR.</w:t>
+        <w:t xml:space="preserve"> Porque assim diz o SENHOR: “Não vá às casas onde há luto, nem participe de choros e consolo por eles. Eu retirei a paz, o amor fiel e a misericórdia que lhes dava”, declara o SENHOR.</w:t>
       </w:r>
     </w:p>
     <w:p>
@@ -8812,7 +8812,7 @@
         <w:rPr>
           <w:lang w:val="pt_PT" w:bidi="pt_PT"/>
         </w:rPr>
-        <w:t xml:space="preserve"> Pois assim diz o SENHOR Todo-Poderoso, o Deus de Israel: “Ainda nesta geração, diante de vocês, farei cessar toda alegria. Não se ouvirão mais vozes de festa, nem risos, nem canções; o noivo e a noiva não falarão mais de seus sonhos.</w:t>
+        <w:t xml:space="preserve"> Pois assim diz o SENHOR Todo-poderoso, o Deus de Israel: “Ainda nesta geração, diante de vocês, farei cessar toda alegria. Não se ouvirão mais vozes de festa, nem risos, nem canções; o noivo e a noiva não falarão mais de seus sonhos.</w:t>
       </w:r>
     </w:p>
     <w:p>
@@ -8959,7 +8959,7 @@
         <w:rPr>
           <w:lang w:val="pt_PT" w:bidi="pt_PT"/>
         </w:rPr>
-        <w:t xml:space="preserve"> Agora, porém, enviarei pescadores”, declara o SENHOR, “e eles os pescarão. Depois chamarei caçadores, e eles os caçarão nos montes, nas colinas, nas florestas e nas cavernas. Ninguém escapará do meu juízo,</w:t>
+        <w:t xml:space="preserve"> Agora, porém, enviarei pescadores”, declara o SENHOR, “e eles os pescarão. Depois enviarei caçadores, e eles os procurarão nos montes, nas colinas e nas fendas das rochas. Ninguém escapará do meu juízo,</w:t>
       </w:r>
     </w:p>
     <w:p>
@@ -9064,7 +9064,7 @@
         <w:rPr>
           <w:lang w:val="pt_PT" w:bidi="pt_PT"/>
         </w:rPr>
-        <w:t xml:space="preserve"> “Quando vierem a mim assim”, diz o SENHOR, “mostrarei a todos o meu poder e a minha força. Então saberão que o meu nome é SENHOR”.</w:t>
+        <w:t xml:space="preserve"> “Por isso”, diz o SENHOR, “eu lhes mostrarei o meu poder e a minha força. Então saberão que o meu nome é SENHOR”.</w:t>
       </w:r>
     </w:p>
     <w:p>
@@ -9311,7 +9311,7 @@
         <w:rPr>
           <w:lang w:val="pt_PT" w:bidi="pt_PT"/>
         </w:rPr>
-        <w:t xml:space="preserve"> O homem que ajunta riquezas com desonestidade é como a perdiz que choca ovos que não são seus; quando os filhotes crescem, a deixam, e no fim ele se mostra tolo.</w:t>
+        <w:t xml:space="preserve"> O homem que ajunta riquezas com desonestidade é como a perdiz que choca ovos que não chegam a nascer; no meio da vida as riquezas o abandonam, e no fim ele se mostra tolo.</w:t>
       </w:r>
     </w:p>
     <w:p>
@@ -9374,7 +9374,7 @@
         <w:rPr>
           <w:lang w:val="pt_PT" w:bidi="pt_PT"/>
         </w:rPr>
-        <w:t xml:space="preserve"> “Cura-me, SENHOR, e serei curado; salva-me, e serei salvo, pois tu és o meu louvor”.</w:t>
+        <w:t xml:space="preserve"> Cura-me, SENHOR, e serei curado; salva-me, e serei salvo, pois tu és o meu louvor.</w:t>
       </w:r>
     </w:p>
     <w:p>
@@ -9416,7 +9416,7 @@
         <w:rPr>
           <w:lang w:val="pt_PT" w:bidi="pt_PT"/>
         </w:rPr>
-        <w:t xml:space="preserve"> SENHOR, eu não fugi do chamado de profeta, nem desejei o dia do castigo; tu sabes que tudo o que anunciei saiu da tua presença.</w:t>
+        <w:t xml:space="preserve"> SENHOR, eu não abandonei o trabalho que me deste, nem desejei o dia do castigo; tu sabes que tudo o que falei esteve diante de ti.</w:t>
       </w:r>
     </w:p>
     <w:p>
@@ -9479,7 +9479,7 @@
         <w:rPr>
           <w:lang w:val="pt_PT" w:bidi="pt_PT"/>
         </w:rPr>
-        <w:t xml:space="preserve"> Então o SENHOR me disse: “Vai e fica junto à Porta do Povo, por onde os reis de Judá entram e saem; depois faz o mesmo junto de cada porta de Jerusalém.</w:t>
+        <w:t xml:space="preserve"> Então o SENHOR me disse: “Vá e fique junto à Porta do Povo, por onde os reis de Judá entram e saem; depois faça o mesmo junto de cada porta de Jerusalém.</w:t>
       </w:r>
     </w:p>
     <w:p>
@@ -9500,7 +9500,7 @@
         <w:rPr>
           <w:lang w:val="pt_PT" w:bidi="pt_PT"/>
         </w:rPr>
-        <w:t xml:space="preserve"> E anuncia: ‘Ouçam a palavra do SENHOR, reis de Judá, todo o povo de Judá e moradores de Jerusalém, vocês que passam por estas portas’.</w:t>
+        <w:t xml:space="preserve"> E anuncie: Ouçam a palavra do SENHOR, reis de Judá, todo o povo de Judá e moradores de Jerusalém, vocês que passam por estas portas”.</w:t>
       </w:r>
     </w:p>
     <w:p>
@@ -9521,7 +9521,7 @@
         <w:rPr>
           <w:lang w:val="pt_PT" w:bidi="pt_PT"/>
         </w:rPr>
-        <w:t xml:space="preserve"> Assim diz o SENHOR: ‘Se vocês prezam a própria vida, não tragam cargas no dia de sábado, nem passem com elas pelas portas de Jerusalém.</w:t>
+        <w:t xml:space="preserve"> Assim diz o SENHOR: “Se vocês amam a própria vida, não tragam cargas no dia de sábado, nem passem com elas pelas portas de Jerusalém.</w:t>
       </w:r>
     </w:p>
     <w:p>
@@ -9542,7 +9542,7 @@
         <w:rPr>
           <w:lang w:val="pt_PT" w:bidi="pt_PT"/>
         </w:rPr>
-        <w:t xml:space="preserve"> Não façam trabalho algum nesse dia; não levem carga para fora de casa, mas separem o sábado para o SENHOR como dia santo, como ordenei aos seus pais’.</w:t>
+        <w:t xml:space="preserve"> Não façam trabalho algum nesse dia; não levem carga para fora de casa, mas separem o sábado para o SENHOR como dia santo, como ordenei aos seus pais.</w:t>
       </w:r>
     </w:p>
     <w:p>
@@ -9584,7 +9584,7 @@
         <w:rPr>
           <w:lang w:val="pt_PT" w:bidi="pt_PT"/>
         </w:rPr>
-        <w:t xml:space="preserve"> ‘Se vocês me obedecerem’, diz o SENHOR, ‘e não fizerem passar carga pelas portas desta cidade no sábado, nem trabalharem nesse dia, mas separarem o sábado como dia consagrado,</w:t>
+        <w:t xml:space="preserve"> Se vocês me obedecerem”, diz o SENHOR, “e não fizerem passar carga pelas portas desta cidade no sábado, nem trabalharem nesse dia, mas separarem o sábado como dia consagrado,</w:t>
       </w:r>
     </w:p>
     <w:p>
@@ -9647,7 +9647,7 @@
         <w:rPr>
           <w:lang w:val="pt_PT" w:bidi="pt_PT"/>
         </w:rPr>
-        <w:t xml:space="preserve"> Mas, se vocês não me obedecerem e não guardarem o sábado como dia consagrado, trazendo mercadorias pelos portões, porei fogo nos portões de Jerusalém; o fogo alcançará os palácios, e ninguém conseguirá apagá-lo’”.</w:t>
+        <w:t xml:space="preserve"> Mas, se vocês não me obedecerem e não guardarem o sábado como dia consagrado, trazendo mercadorias pelos portões, porei fogo nos portões de Jerusalém; o fogo alcançará os palácios, e ninguém conseguirá apagá-lo”.</w:t>
       </w:r>
     </w:p>
     <w:p>
@@ -9873,7 +9873,7 @@
         <w:rPr>
           <w:lang w:val="pt_PT" w:bidi="pt_PT"/>
         </w:rPr>
-        <w:t xml:space="preserve"> Mas, se ela fizer o mal diante de mim e não obedecer à minha voz, eu desistirei do bem que prometi”.</w:t>
+        <w:t xml:space="preserve"> Mas, se ela fizer o mal diante de mim e não obedecer à minha voz, eu desistirei do bem que prometi.</w:t>
       </w:r>
     </w:p>
     <w:p>
@@ -9894,7 +9894,7 @@
         <w:rPr>
           <w:lang w:val="pt_PT" w:bidi="pt_PT"/>
         </w:rPr>
-        <w:t xml:space="preserve"> “Por isso, diga ao povo de Judá e aos moradores de Jerusalém: Assim diz o SENHOR: Estou preparando uma desgraça contra vocês e traçando um plano de sofrimento. Arrependam-se, abandonem seus maus caminhos e corrijam suas ações”.</w:t>
+        <w:t xml:space="preserve"> "Por isso, Jeremias, diga ao povo de Judá e aos moradores de Jerusalém: Assim diz o SENHOR: Estou preparando uma desgraça contra vocês e traçando um plano de sofrimento. Arrependam-se, abandonem seus maus caminhos e corrijam suas ações.</w:t>
       </w:r>
     </w:p>
     <w:p>
@@ -9915,7 +9915,7 @@
         <w:rPr>
           <w:lang w:val="pt_PT" w:bidi="pt_PT"/>
         </w:rPr>
-        <w:t xml:space="preserve"> Eles, porém, responderam: “É inútil! Seguiremos nossos próprios planos e faremos o que o nosso coração mau e teimoso deseja”.</w:t>
+        <w:t xml:space="preserve"> Eles, porém, respondem: ‘É inútil! Seguiremos nossos próprios planos e faremos o que o nosso coração mau e teimoso deseja’”.</w:t>
       </w:r>
     </w:p>
     <w:p>
@@ -10146,7 +10146,7 @@
         <w:rPr>
           <w:lang w:val="pt_PT" w:bidi="pt_PT"/>
         </w:rPr>
-        <w:t xml:space="preserve"> Mas tu, SENHOR, conheces todos os seus planos para me tirar a vida; não perdoes a sua culpa nem apagues o seu pecado; faze-os cair diante de ti e age contra eles no tempo da tua ira”.</w:t>
+        <w:t xml:space="preserve"> Mas tu, SENHOR, conheces todos os seus planos para me tirar a vida; não perdoes a sua culpa nem apagues o seu pecado; faze-os cair diante de ti e age contra eles no tempo da tua ira.</w:t>
       </w:r>
     </w:p>
     <w:p>
@@ -10204,7 +10204,7 @@
         <w:rPr>
           <w:lang w:val="pt_PT" w:bidi="pt_PT"/>
         </w:rPr>
-        <w:t xml:space="preserve"> Depois vá ao vale de Hinom, perto da Porta do Oleiro; ali você anunciará as palavras que eu lhe disser”.</w:t>
+        <w:t xml:space="preserve"> Depois vá ao vale de Hinom, perto da Porta do Oleiro; ali você anunciará as palavras que eu lhe disser.</w:t>
       </w:r>
     </w:p>
     <w:p>
@@ -10225,7 +10225,7 @@
         <w:rPr>
           <w:lang w:val="pt_PT" w:bidi="pt_PT"/>
         </w:rPr>
-        <w:t xml:space="preserve"> Diga: Ouçam a palavra do SENHOR, reis de Judá e moradores de Jerusalém! Assim diz o SENHOR Todo-poderoso, o Deus de Israel: “Trarei sobre este lugar um castigo terrível; quem ouvir o que aconteceu aqui sentirá os ouvidos zumbirem.</w:t>
+        <w:t xml:space="preserve"> Diga: ‘Ouçam a palavra do SENHOR, reis de Judá e moradores de Jerusalém! Assim diz o SENHOR Todo-poderoso, o Deus de Israel: Trarei sobre este lugar um castigo terrível; quem ouvir o que aconteceu aqui sentirá os ouvidos zumbirem.</w:t>
       </w:r>
     </w:p>
     <w:p>
@@ -10267,7 +10267,7 @@
         <w:rPr>
           <w:lang w:val="pt_PT" w:bidi="pt_PT"/>
         </w:rPr>
-        <w:t xml:space="preserve"> Construíram nos montes altares para Baal e queimaram seus filhos como oferta a Baal; isso é um pecado tão horrível que eu não pensei nisso, nem ordenei tal coisa.</w:t>
+        <w:t xml:space="preserve"> Construíram lugares altos dedicados a Baal para queimar seus filhos como holocausto a ele — algo tão horrível que jamais ordenei, nem mencionei, nem me passou pela mente.</w:t>
       </w:r>
     </w:p>
     <w:p>
@@ -10288,7 +10288,7 @@
         <w:rPr>
           <w:lang w:val="pt_PT" w:bidi="pt_PT"/>
         </w:rPr>
-        <w:t xml:space="preserve"> Por isso, estão chegando dias”, declara o SENHOR, “em que este lugar não será mais chamado Tofete, nem vale de Hinom, mas vale da Matança.</w:t>
+        <w:t xml:space="preserve"> Por isso, estão chegando dias, declara o SENHOR, em que este lugar não será mais chamado Tofete, nem vale de Hinom, mas vale da Matança.</w:t>
       </w:r>
     </w:p>
     <w:p>
@@ -10351,7 +10351,7 @@
         <w:rPr>
           <w:lang w:val="pt_PT" w:bidi="pt_PT"/>
         </w:rPr>
-        <w:t xml:space="preserve"> Farei o inimigo cercar Jerusalém por tanto tempo que a comida e a água acabarão; então comerão a carne de seus filhos e de suas filhas, e cada um comerá a carne do seu próximo.</w:t>
+        <w:t xml:space="preserve"> Farei o inimigo cercar Jerusalém por tanto tempo que a comida e a água acabarão; então comerão a carne de seus filhos e de suas filhas, e cada um comerá a carne do seu próximo’.</w:t>
       </w:r>
     </w:p>
     <w:p>
@@ -10372,7 +10372,7 @@
         <w:rPr>
           <w:lang w:val="pt_PT" w:bidi="pt_PT"/>
         </w:rPr>
-        <w:t xml:space="preserve"> “Depois, quebre o vaso de barro diante dos olhos dos homens que foram com você,</w:t>
+        <w:t xml:space="preserve"> Depois, quebre o vaso de barro diante dos olhos dos homens que foram com você,</w:t>
       </w:r>
     </w:p>
     <w:p>
@@ -10393,7 +10393,7 @@
         <w:rPr>
           <w:lang w:val="pt_PT" w:bidi="pt_PT"/>
         </w:rPr>
-        <w:t xml:space="preserve"> e diga a eles: 'Assim diz o SENHOR Todo-poderoso: Assim quebrarei este povo e esta cidade, como se quebra um vaso de oleiro, que não pode ser restaurado; e haverá tanta morte que não haverá lugar para sepultar, e até em Tofete enterrarão corpos.</w:t>
+        <w:t xml:space="preserve"> e diga a eles: ‘Assim diz o SENHOR Todo-poderoso: Assim quebrarei este povo e esta cidade, como se quebra um vaso de oleiro, que não pode ser restaurado; e haverá tanta morte que não haverá lugar para sepultar, e até em Tofete enterrarão corpos.</w:t>
       </w:r>
     </w:p>
     <w:p>
@@ -10414,7 +10414,7 @@
         <w:rPr>
           <w:lang w:val="pt_PT" w:bidi="pt_PT"/>
         </w:rPr>
-        <w:t xml:space="preserve"> Assim farei a Jerusalém e aos seus moradores', declara o SENHOR; 'farei dela como Tofete, um lugar imundo e repulsivo; eu mesmo farei isso acontecer.</w:t>
+        <w:t xml:space="preserve"> Assim farei a Jerusalém e aos seus moradores, declara o SENHOR; farei dela como Tofete, um lugar imundo e repulsivo; eu mesmo farei isso acontecer.</w:t>
       </w:r>
     </w:p>
     <w:p>
@@ -10435,7 +10435,7 @@
         <w:rPr>
           <w:lang w:val="pt_PT" w:bidi="pt_PT"/>
         </w:rPr>
-        <w:t xml:space="preserve"> Eu mesmo encherei de mortos as casas de Jerusalém; eu mesmo tornarei impuras as casas, até os palácios, como o vale de Tofete; sim, todas as casas em cujos terraços queimaram incenso às estrelas e derramaram vinho como oferta aos seus ídolos ficarão cheias de cadáveres'”.</w:t>
+        <w:t xml:space="preserve"> Eu mesmo tornarei impuras as casas de Jerusalém, até os palácios, como o vale de Tofete; sim, todas as casas em cujos terraços queimaram incenso às estrelas e derramaram vinho como oferta aos seus ídolos ficarão impuras como Tofete’”.</w:t>
       </w:r>
     </w:p>
     <w:p>
@@ -10556,7 +10556,7 @@
         <w:rPr>
           <w:lang w:val="pt_PT" w:bidi="pt_PT"/>
         </w:rPr>
-        <w:t xml:space="preserve"> Pasur deixou Jeremias preso ao tronco durante toda a noite; pela manhã, mandou soltá-lo, e Jeremias lhe disse: “O SENHOR já não o chama Pasur”.</w:t>
+        <w:t xml:space="preserve"> Pasur deixou Jeremias preso ao tronco durante toda a noite; pela manhã, mandou soltá-lo, e Jeremias lhe disse: “O SENHOR já não o chama Pasur.</w:t>
       </w:r>
     </w:p>
     <w:p>
@@ -10577,7 +10577,7 @@
         <w:rPr>
           <w:lang w:val="pt_PT" w:bidi="pt_PT"/>
         </w:rPr>
-        <w:t xml:space="preserve"> E acrescentou: “Assim diz o SENHOR: de agora em diante o seu nome será 'Homem Cercado de Terror por Todos os Lados'.</w:t>
+        <w:t xml:space="preserve"> Ele mudou seu nome para ‘Terror de Todos os Lados’. Pois assim diz o SENHOR: ‘Farei de você um terror para si mesmo e para todos os seus amigos. Você verá cada um deles morrer pela espada dos inimigos. Entregarei todo o povo de Judá nas mãos do rei da Babilônia, que levará alguns como escravos para a Babilônia e matará outros.</w:t>
       </w:r>
     </w:p>
     <w:p>
@@ -10619,7 +10619,7 @@
         <w:rPr>
           <w:lang w:val="pt_PT" w:bidi="pt_PT"/>
         </w:rPr>
-        <w:t xml:space="preserve"> Você, Pasur, e toda a sua família irão para a Babilônia; ali morrerão e ali serão sepultados você e os amigos a quem profetizou mentiras”.</w:t>
+        <w:t xml:space="preserve"> Você, Pasur, e toda a sua família irão para a Babilônia; ali morrerão e ali serão sepultados você e os amigos a quem profetizou mentiras’”.</w:t>
       </w:r>
     </w:p>
     <w:p>
@@ -10640,7 +10640,7 @@
         <w:rPr>
           <w:lang w:val="pt_PT" w:bidi="pt_PT"/>
         </w:rPr>
-        <w:t xml:space="preserve"> Ó SENHOR, tu me persuadiste, e eu aceitei; foste mais forte do que eu e me venceste; tornei-me motivo de riso o dia inteiro.</w:t>
+        <w:t xml:space="preserve"> Ó SENHOR, tu me persuadiste a ser profeta, e eu permiti. Foste mais forte do que eu e prevaleceste. Agora sou motivo de zombaria o dia inteiro; todos caçoam de mim.</w:t>
       </w:r>
     </w:p>
     <w:p>
@@ -10682,7 +10682,7 @@
         <w:rPr>
           <w:lang w:val="pt_PT" w:bidi="pt_PT"/>
         </w:rPr>
-        <w:t xml:space="preserve"> Mesmo assim, não consigo ficar em silêncio; se digo: "Não falarei mais em teu nome", tuas palavras ardem em meu coração como fogo nos ossos; fico cansado de resistir e já não posso suportar.</w:t>
+        <w:t xml:space="preserve"> Mesmo assim, não consigo ficar em silêncio; se digo: “Não falarei mais em teu nome”, tuas palavras ardem em meu coração como fogo nos ossos; fico cansado de resistir e já não posso suportar.</w:t>
       </w:r>
     </w:p>
     <w:p>
@@ -10703,7 +10703,7 @@
         <w:rPr>
           <w:lang w:val="pt_PT" w:bidi="pt_PT"/>
         </w:rPr>
-        <w:t xml:space="preserve"> Ouço muitos cochichando: "Terror por todos os lados!". Dizem também: "Denunciem-no!". Até meus amigos esperam que eu falhe e afirmam: "Quando ele cair, nós o venceremos e nos vingaremos".</w:t>
+        <w:t xml:space="preserve"> Ouço muitos cochichando: “Terror por todos os lados!”. Dizem também: “Denunciem-no!”. Até meus amigos esperam que eu falhe e afirmam: “Quando ele cair, nós o venceremos e nos vingaremos”.</w:t>
       </w:r>
     </w:p>
     <w:p>
@@ -10724,7 +10724,7 @@
         <w:rPr>
           <w:lang w:val="pt_PT" w:bidi="pt_PT"/>
         </w:rPr>
-        <w:t xml:space="preserve"> Mas o SENHOR está comigo como guerreiro poderoso; por isso meus perseguidores tropeçarão e não prevalecerão; sua vergonha não será esquecida.</w:t>
+        <w:t xml:space="preserve"> Mas o SENHOR está comigo como guerreiro poderoso; por isso meus perseguidores tropeçarão e não prevalecerão; a vergonha deles não será esquecida.</w:t>
       </w:r>
     </w:p>
     <w:p>
@@ -10787,7 +10787,7 @@
         <w:rPr>
           <w:lang w:val="pt_PT" w:bidi="pt_PT"/>
         </w:rPr>
-        <w:t xml:space="preserve"> Maldito seja o dia em que nasci; que o dia do meu nascimento não seja chamado de feliz.</w:t>
+        <w:t xml:space="preserve"> Maldito seja o dia em que nasci; que o dia do meu nascimento não seja considerado feliz.</w:t>
       </w:r>
     </w:p>
     <w:p>
@@ -10829,7 +10829,7 @@
         <w:rPr>
           <w:lang w:val="pt_PT" w:bidi="pt_PT"/>
         </w:rPr>
-        <w:t xml:space="preserve"> Que esse homem seja destruído como as cidades antigas que o SENHOR arrasou sem compaixão; que viva cercado de medo, ouvindo gritos de guerra ao meio-dia.</w:t>
+        <w:t xml:space="preserve"> Que esse homem seja como as cidades que o SENHOR destruiu sem compaixão; que ouça gritos de guerra pela manhã e alarmes ao meio-dia.</w:t>
       </w:r>
     </w:p>
     <w:p>
@@ -10971,7 +10971,7 @@
         <w:rPr>
           <w:lang w:val="pt_PT" w:bidi="pt_PT"/>
         </w:rPr>
-        <w:t xml:space="preserve"> Assim diz o SENHOR, Deus de Israel: 'Vocês lutam agora contra os exércitos de Nabucodonosor fora de Jerusalém, mas eu farei seus soldados recuarem; eles não deterão os caldeus e acabarão cercados dentro da cidade.</w:t>
+        <w:t xml:space="preserve"> Assim diz o SENHOR, Deus de Israel: ‘Vocês lutam agora contra os exércitos de Nabucodonosor fora de Jerusalém, mas eu farei suas armas de guerra se voltarem contra vocês e as trarei de volta para dentro da cidade; vocês não conseguirão deter os babilônios.</w:t>
       </w:r>
     </w:p>
     <w:p>
@@ -11034,7 +11034,7 @@
         <w:rPr>
           <w:lang w:val="pt_PT" w:bidi="pt_PT"/>
         </w:rPr>
-        <w:t xml:space="preserve"> Depois disso”, declara o SENHOR, “entregarei Zedequias, rei de Judá, seus servos e todo o povo que escapar da guerra, da fome e da peste nas mãos de Nabucodonosor, rei da Babilônia, e nas mãos de seus inimigos; ele não terá piedade nem misericórdia e matará muitos à espada”.</w:t>
+        <w:t xml:space="preserve"> Depois disso’, declara o SENHOR, ‘entregarei Zedequias, rei de Judá, seus servos e todo o povo que escapar da guerra, da fome e da peste nas mãos de Nabucodonosor, rei da Babilônia, e nas mãos de seus inimigos; ele não terá piedade nem misericórdia e matará muitos à espada’.</w:t>
       </w:r>
     </w:p>
     <w:p>
@@ -11055,7 +11055,7 @@
         <w:rPr>
           <w:lang w:val="pt_PT" w:bidi="pt_PT"/>
         </w:rPr>
-        <w:t xml:space="preserve"> “Digam também a este povo: Assim diz o SENHOR: Coloco diante de vocês o caminho da vida e o caminho da morte.</w:t>
+        <w:t xml:space="preserve"> “Digam também a este povo: ‘Assim diz o SENHOR: Coloco diante de vocês o caminho da vida e o caminho da morte.</w:t>
       </w:r>
     </w:p>
     <w:p>
@@ -11076,7 +11076,7 @@
         <w:rPr>
           <w:lang w:val="pt_PT" w:bidi="pt_PT"/>
         </w:rPr>
-        <w:t xml:space="preserve"> “Quem permanecer em Jerusalém morrerá pela espada, pela fome ou pela peste; mas quem sair e se render aos caldeus que cercam a cidade viverá e salvará a própria vida.</w:t>
+        <w:t xml:space="preserve"> Quem permanecer em Jerusalém morrerá pela espada, pela fome ou pela peste; mas quem sair e se render aos babilônios que cercam a cidade viverá e salvará a própria vida.</w:t>
       </w:r>
     </w:p>
     <w:p>
@@ -11097,7 +11097,7 @@
         <w:rPr>
           <w:lang w:val="pt_PT" w:bidi="pt_PT"/>
         </w:rPr>
-        <w:t xml:space="preserve"> Estou decidido a trazer o mal, e não o bem, sobre esta cidade”, diz o SENHOR; “eu a entregarei nas mãos do rei da Babilônia, e ela será queimada por completo”.</w:t>
+        <w:t xml:space="preserve"> Estou decidido a trazer o mal, e não o bem, sobre esta cidade’, diz o SENHOR; ‘eu a entregarei nas mãos do rei da Babilônia, e ela será queimada por completo’.</w:t>
       </w:r>
     </w:p>
     <w:p>
@@ -11118,7 +11118,7 @@
         <w:rPr>
           <w:lang w:val="pt_PT" w:bidi="pt_PT"/>
         </w:rPr>
-        <w:t xml:space="preserve"> “Este é o aviso do SENHOR ao rei de Judá e à casa real: 'Ouçam a palavra do SENHOR.</w:t>
+        <w:t xml:space="preserve"> "Este é o aviso do SENHOR ao rei de Judá e à casa real: Ouçam a palavra do SENHOR.</w:t>
       </w:r>
     </w:p>
     <w:p>
@@ -11139,7 +11139,7 @@
         <w:rPr>
           <w:lang w:val="pt_PT" w:bidi="pt_PT"/>
         </w:rPr>
-        <w:t xml:space="preserve"> Ó casa de Davi, assim diz o SENHOR: "'Pratiquem a justiça desde cedo; libertem o oprimido das mãos do explorador, para que o fogo da minha ira não se acenda por causa de seus atos maus, um fogo que ninguém poderá apagar.</w:t>
+        <w:t xml:space="preserve"> Ó casa de Davi, assim diz o SENHOR: ‘Pratiquem a justiça desde cedo; libertem o oprimido das mãos do explorador, para que o fogo da minha ira não se acenda por causa de seus atos maus, um fogo que ninguém poderá apagar.</w:t>
       </w:r>
     </w:p>
     <w:p>
@@ -11160,7 +11160,7 @@
         <w:rPr>
           <w:lang w:val="pt_PT" w:bidi="pt_PT"/>
         </w:rPr>
-        <w:t xml:space="preserve"> Eu me levanto contra você, Jerusalém, que está acima do vale, sobre o planalto rochoso”, declara o SENHOR; “vocês dizem: ‘Estamos seguros; quem pode nos atacar?’.</w:t>
+        <w:t xml:space="preserve"> Eu me levanto contra você, Jerusalém, que está acima do vale, sobre o planalto rochoso’, declara o SENHOR; ‘vocês dizem: Estamos seguros; quem pode nos atacar?</w:t>
       </w:r>
     </w:p>
     <w:p>
@@ -11181,7 +11181,7 @@
         <w:rPr>
           <w:lang w:val="pt_PT" w:bidi="pt_PT"/>
         </w:rPr>
-        <w:t xml:space="preserve"> Eu os castigarei conforme as suas obras”, diz o SENHOR; “farei desta cidade uma floresta em chamas, e o fogo que acenderei consumirá tudo ao seu redor'”.</w:t>
+        <w:t xml:space="preserve"> Eu os castigarei conforme as suas obras’, diz o SENHOR; ‘farei desta cidade uma floresta em chamas, e o fogo que acenderei consumirá tudo ao seu redor’”.</w:t>
       </w:r>
     </w:p>
     <w:p>
@@ -11239,7 +11239,7 @@
         <w:rPr>
           <w:lang w:val="pt_PT" w:bidi="pt_PT"/>
         </w:rPr>
-        <w:t xml:space="preserve"> ‘Ouça com atenção a palavra do SENHOR, ó rei de Judá, que se assenta no trono de Davi; ouçam também os seus servos; ouça ainda o povo que entra por estas portas’.</w:t>
+        <w:t xml:space="preserve"> ‘Ouça com atenção a palavra do SENHOR, ó rei de Judá, que se assenta no trono de Davi; ouçam também os seus servos; ouça ainda o povo que entra por estas portas’”.</w:t>
       </w:r>
     </w:p>
     <w:p>
@@ -11281,7 +11281,7 @@
         <w:rPr>
           <w:lang w:val="pt_PT" w:bidi="pt_PT"/>
         </w:rPr>
-        <w:t xml:space="preserve"> Se vocês obedecerem a esta ordem, então os reis que se assentarem no trono de Davi entrarão por estas portas em carruagens e a cavalo, com seus oficiais e com o povo.</w:t>
+        <w:t xml:space="preserve"> Se vocês obedecerem a essa ordem, então os reis que se assentarem no trono de Davi entrarão por estas portas em carruagens e a cavalo, com seus oficiais e com o povo.</w:t>
       </w:r>
     </w:p>
     <w:p>
@@ -11365,7 +11365,7 @@
         <w:rPr>
           <w:lang w:val="pt_PT" w:bidi="pt_PT"/>
         </w:rPr>
-        <w:t xml:space="preserve"> "Muitos povos passarão por aqui e perguntarão uns aos outros: ‘Por que o SENHOR fez isso? Por que destruiu por completo esta grande cidade?’</w:t>
+        <w:t xml:space="preserve"> Muitos povos passarão por aqui e perguntarão uns aos outros: ‘Por que o SENHOR fez isso? Por que destruiu por completo esta grande cidade?’.</w:t>
       </w:r>
     </w:p>
     <w:p>
@@ -11386,7 +11386,7 @@
         <w:rPr>
           <w:lang w:val="pt_PT" w:bidi="pt_PT"/>
         </w:rPr>
-        <w:t xml:space="preserve"> E responderão: ‘Porque abandonaram a aliança do SENHOR, seu Deus, e se curvaram a outros deuses, e a eles serviram’".</w:t>
+        <w:t xml:space="preserve"> E responderão: ‘Porque abandonaram a aliança do SENHOR, seu Deus, e se curvaram a outros deuses, e a eles serviram’”.</w:t>
       </w:r>
     </w:p>
     <w:p>
@@ -11449,7 +11449,7 @@
         <w:rPr>
           <w:lang w:val="pt_PT" w:bidi="pt_PT"/>
         </w:rPr>
-        <w:t xml:space="preserve"> Ele morrerá na terra para onde foi levado; nunca mais verá esta terra”.</w:t>
+        <w:t xml:space="preserve"> Ele morrerá na terra para onde foi levado; nunca mais verá esta terra.</w:t>
       </w:r>
     </w:p>
     <w:p>
@@ -11491,7 +11491,7 @@
         <w:rPr>
           <w:lang w:val="pt_PT" w:bidi="pt_PT"/>
         </w:rPr>
-        <w:t xml:space="preserve"> Ele diz no coração: ‘Farei para mim um grande palácio, com salas largas e janelas amplas; revestirei de cedro e pintarei de vermelho’.</w:t>
+        <w:t xml:space="preserve"> Ele diz no coração: ‘Farei para mim um grande palácio, com salas largas e janelas amplas; eu o revestirei de cedro e o pintarei de vermelho’.</w:t>
       </w:r>
     </w:p>
     <w:p>
@@ -11617,7 +11617,7 @@
         <w:rPr>
           <w:lang w:val="pt_PT" w:bidi="pt_PT"/>
         </w:rPr>
-        <w:t xml:space="preserve"> “Jerusalém, levante a voz e chore, pois seus antigos aliados desapareceram; suba ao Líbano e grite; faça-se ouvir em Basã; vá a Abarim e chame, porque todos os seus amigos foram esmagados.</w:t>
+        <w:t xml:space="preserve"> Jerusalém, levante a voz e chore, pois seus antigos aliados desapareceram; suba ao Líbano e grite; faça-se ouvir em Basã; vá a Abarim e chame, porque todos os seus amigos foram esmagados.</w:t>
       </w:r>
     </w:p>
     <w:p>
@@ -11701,7 +11701,7 @@
         <w:rPr>
           <w:lang w:val="pt_PT" w:bidi="pt_PT"/>
         </w:rPr>
-        <w:t xml:space="preserve"> “Juro pelo meu nome”, diz o SENHOR, “que, ainda que você, Conias, filho de Jeoaquim, rei de Judá, fosse o anel do meu selo, eu o arrancaria e o lançaria fora.</w:t>
+        <w:t xml:space="preserve"> Juro pelo meu nome”, diz o SENHOR, “que, ainda que você, Conias, filho de Jeoaquim, rei de Judá, fosse o anel do meu selo, eu o arrancaria e o lançaria fora.</w:t>
       </w:r>
     </w:p>
     <w:p>
@@ -11722,7 +11722,7 @@
         <w:rPr>
           <w:lang w:val="pt_PT" w:bidi="pt_PT"/>
         </w:rPr>
-        <w:t xml:space="preserve"> Ouça, Conias: eu o entregarei nas mãos dos que procuram tirar a sua vida, nas mãos dos que você teme, nas mãos de Nabucodonosor, rei da Babilônia, e nas mãos dos exércitos caldeus.</w:t>
+        <w:t xml:space="preserve"> Ouça, Conias: eu o entregarei nas mãos dos que procuram tirar a sua vida, nas mãos dos que você teme, nas mãos de Nabucodonosor, rei da Babilônia, e nas mãos dos exércitos babilônios.</w:t>
       </w:r>
     </w:p>
     <w:p>
@@ -11827,7 +11827,7 @@
         <w:rPr>
           <w:lang w:val="pt_PT" w:bidi="pt_PT"/>
         </w:rPr>
-        <w:t xml:space="preserve"> Assim diz o SENHOR: 'Quando Judá for contado, registrem Conias como homem sem filhos; sua vida não prosperou, e a de seus descendentes também não prosperará; nenhum deles se assentará no trono de Davi para reinar em Judá'".</w:t>
+        <w:t xml:space="preserve"> Assim diz o SENHOR: “Quando Judá for contado, registrem Conias como se fosse um homem sem filhos; sua vida não prosperou, e nenhum de seus descendentes prosperará sentado no trono de Davi para reinar em Judá”.</w:t>
       </w:r>
     </w:p>
     <w:p>
@@ -11885,7 +11885,7 @@
         <w:rPr>
           <w:lang w:val="pt_PT" w:bidi="pt_PT"/>
         </w:rPr>
-        <w:t xml:space="preserve"> Portanto, assim diz o SENHOR, o Deus de Israel, aos pastores que governam Judá: “Vocês dispersaram o meu rebanho, expulsaram as ovelhas e não cuidaram delas; por isso, eu mesmo trarei castigo sobre vocês por essa grande maldade.</w:t>
+        <w:t xml:space="preserve"> Portanto, assim diz o SENHOR, o Deus de Israel, aos pastores que cuidam do meu povo: “Vocês dispersaram o meu rebanho, expulsaram as ovelhas e não cuidaram delas; por isso, eu mesmo trarei castigo sobre vocês por essa grande maldade.</w:t>
       </w:r>
     </w:p>
     <w:p>
@@ -12011,7 +12011,7 @@
         <w:rPr>
           <w:lang w:val="pt_PT" w:bidi="pt_PT"/>
         </w:rPr>
-        <w:t xml:space="preserve"> Em vez disso, dirão: ‘Pelo SENHOR que trouxe de volta os israelitas da terra do Norte e de todas as nações para onde os havia espalhado’, para que vivam em sua própria terra.</w:t>
+        <w:t xml:space="preserve"> Em vez disso, dirão: ‘Pelo SENHOR que trouxe de volta os israelitas da terra do Norte e de todas as nações para onde os havia espalhado’, para que vivam em sua própria terra”.</w:t>
       </w:r>
     </w:p>
     <w:p>
@@ -12074,7 +12074,7 @@
         <w:rPr>
           <w:lang w:val="pt_PT" w:bidi="pt_PT"/>
         </w:rPr>
-        <w:t xml:space="preserve"> Não são apenas os profetas”, diz o SENHOR; “também os sacerdotes são corruptos, e vi suas práticas imorais até dentro do meu templo.</w:t>
+        <w:t xml:space="preserve"> “Não são apenas os profetas”, diz o SENHOR; “também os sacerdotes são corruptos, e vi suas práticas imorais até dentro do meu templo.</w:t>
       </w:r>
     </w:p>
     <w:p>
@@ -12116,7 +12116,7 @@
         <w:rPr>
           <w:lang w:val="pt_PT" w:bidi="pt_PT"/>
         </w:rPr>
-        <w:t xml:space="preserve"> Vi o pecado dos profetas de Samaria: profetizavam em nome de Baal e levaram Israel, meu povo, a pecar.</w:t>
+        <w:t xml:space="preserve"> "Vi o pecado dos profetas de Samaria: profetizavam em nome de Baal e levaram Israel, meu povo, a pecar.</w:t>
       </w:r>
     </w:p>
     <w:p>
@@ -12158,7 +12158,7 @@
         <w:rPr>
           <w:lang w:val="pt_PT" w:bidi="pt_PT"/>
         </w:rPr>
-        <w:t xml:space="preserve"> Por isso, assim diz o SENHOR Todo-Poderoso a respeito dos profetas: “Farei com que comam alimento estragado e bebam água envenenada, pois deles se espalhou o pecado pela terra”.</w:t>
+        <w:t xml:space="preserve"> Por isso, assim diz o SENHOR Todo-poderoso a respeito dos profetas: “Farei com que comam alimento estragado e bebam água envenenada, pois deles se espalhou o pecado pela terra”.</w:t>
       </w:r>
     </w:p>
     <w:p>
@@ -12179,7 +12179,7 @@
         <w:rPr>
           <w:lang w:val="pt_PT" w:bidi="pt_PT"/>
         </w:rPr>
-        <w:t xml:space="preserve"> Assim diz o SENHOR Todo-Poderoso: “Não deem ouvidos às palavras desses profetas; eles enganam vocês com falsas esperanças, pois falam visões criadas por si mesmos, não palavras vindas do SENHOR.</w:t>
+        <w:t xml:space="preserve"> Assim diz o SENHOR Todo-poderoso: “Não deem ouvidos às palavras desses profetas; eles enganam vocês com falsas esperanças, pois falam visões criadas por si mesmos, não palavras vindas do SENHOR.</w:t>
       </w:r>
     </w:p>
     <w:p>
@@ -12242,7 +12242,7 @@
         <w:rPr>
           <w:lang w:val="pt_PT" w:bidi="pt_PT"/>
         </w:rPr>
-        <w:t xml:space="preserve"> Eis que o SENHOR envia uma tempestade; um vendaval de ira cairá sobre a cabeça dos perversos.</w:t>
+        <w:t xml:space="preserve"> O SENHOR enviará uma tempestade; um vendaval de ira cairá sobre a cabeça dos perversos.</w:t>
       </w:r>
     </w:p>
     <w:p>
@@ -12326,7 +12326,7 @@
         <w:rPr>
           <w:lang w:val="pt_PT" w:bidi="pt_PT"/>
         </w:rPr>
-        <w:t xml:space="preserve"> Sou eu apenas um Deus distante?”, pergunta o SENHOR; “não sou também um Deus próximo?”</w:t>
+        <w:t xml:space="preserve"> Sou eu apenas um Deus distante?”, pergunta o SENHOR; “não sou também um Deus próximo?</w:t>
       </w:r>
     </w:p>
     <w:p>
@@ -12389,7 +12389,7 @@
         <w:rPr>
           <w:lang w:val="pt_PT" w:bidi="pt_PT"/>
         </w:rPr>
-        <w:t xml:space="preserve"> Até quando esses profetas continuarão a anunciar mentiras e ilusões criadas em seus próprios corações?</w:t>
+        <w:t xml:space="preserve"> Até quando esses profetas continuarão a anunciar mentiras e ilusões criadas em seu próprio coração?</w:t>
       </w:r>
     </w:p>
     <w:p>
@@ -12473,7 +12473,7 @@
         <w:rPr>
           <w:lang w:val="pt_PT" w:bidi="pt_PT"/>
         </w:rPr>
-        <w:t xml:space="preserve"> “Por isso, eu me levanto contra os profetas que roubam palavras uns dos outros e as apresentam como se fossem minhas.</w:t>
+        <w:t xml:space="preserve"> Por isso, eu me levanto contra os profetas que roubam palavras uns dos outros e as apresentam como se fossem minhas.</w:t>
       </w:r>
     </w:p>
     <w:p>
@@ -12599,7 +12599,7 @@
         <w:rPr>
           <w:lang w:val="pt_PT" w:bidi="pt_PT"/>
         </w:rPr>
-        <w:t xml:space="preserve"> “Nunca mais digam: ‘Mensagem pesada do SENHOR’; quem usar essa expressão sofrerá castigo, pois distorce as palavras do Deus vivo, do SENHOR Todo-Poderoso.</w:t>
+        <w:t xml:space="preserve"> Nunca mais digam: ‘Mensagem pesada do SENHOR’; quem usar essa expressão sofrerá castigo, pois distorce as palavras do Deus vivo, do SENHOR Todo-poderoso.</w:t>
       </w:r>
     </w:p>
     <w:p>
@@ -12641,7 +12641,7 @@
         <w:rPr>
           <w:lang w:val="pt_PT" w:bidi="pt_PT"/>
         </w:rPr>
-        <w:t xml:space="preserve"> Se insistirem em dizer: ‘Mensagem pesada do SENHOR’”, assim diz o SENHOR, “mesmo depois de eu ter proibido essa expressão.</w:t>
+        <w:t xml:space="preserve"> Mas se vocês insistirem em dizer: ‘Esta é a mensagem pesada do SENHOR’, então assim diz o SENHOR: ‘Porque vocês usam essa expressão, mesmo depois que ordenei que não a usassem,</w:t>
       </w:r>
     </w:p>
     <w:p>
@@ -12662,7 +12662,7 @@
         <w:rPr>
           <w:lang w:val="pt_PT" w:bidi="pt_PT"/>
         </w:rPr>
-        <w:t xml:space="preserve"> Eu os lançarei para longe da minha presença e destruirei a cidade que dei a vocês e a seus antepassados.</w:t>
+        <w:t xml:space="preserve"> eu os lançarei para longe da minha presença e destruirei a cidade que dei a vocês e a seus antepassados.</w:t>
       </w:r>
     </w:p>
     <w:p>
@@ -12683,7 +12683,7 @@
         <w:rPr>
           <w:lang w:val="pt_PT" w:bidi="pt_PT"/>
         </w:rPr>
-        <w:t xml:space="preserve"> Trarei sobre vocês vergonha eterna, e a desgraça de vocês jamais será esquecida”.</w:t>
+        <w:t xml:space="preserve"> Trarei sobre vocês vergonha eterna, e a desgraça de vocês jamais será esquecida’”.</w:t>
       </w:r>
     </w:p>
     <w:p>
@@ -12762,7 +12762,7 @@
         <w:rPr>
           <w:lang w:val="pt_PT" w:bidi="pt_PT"/>
         </w:rPr>
-        <w:t xml:space="preserve"> Então o SENHOR me perguntou: “O que você vê, Jeremias?” Eu respondi: “Vejo figos; alguns são muito bons, mas os ruins são tão maus que não podem ser comidos”.</w:t>
+        <w:t xml:space="preserve"> Então o SENHOR me perguntou: “O que você vê, Jeremias?”. Eu respondi: “Vejo figos; alguns são muito bons, mas os ruins são tão maus que não podem ser comidos”.</w:t>
       </w:r>
     </w:p>
     <w:p>
@@ -12804,7 +12804,7 @@
         <w:rPr>
           <w:lang w:val="pt_PT" w:bidi="pt_PT"/>
         </w:rPr>
-        <w:t xml:space="preserve"> “Assim diz o SENHOR, o Deus de Israel: os figos bons representam o povo que expulsei desta terra e levei cativo para a Babilônia; eu mesmo os enviei para lá, visando o bem deles.</w:t>
+        <w:t xml:space="preserve"> “Assim diz o SENHOR, o Deus de Israel: Os figos bons representam o povo que expulsei desta terra e levei cativo para a Babilônia; eu mesmo os enviei para lá, visando o bem deles.</w:t>
       </w:r>
     </w:p>
     <w:p>
@@ -12825,7 +12825,7 @@
         <w:rPr>
           <w:lang w:val="pt_PT" w:bidi="pt_PT"/>
         </w:rPr>
-        <w:t xml:space="preserve"> Cuidarei deles com atenção e os trarei de volta a esta terra; eu os edificarei e não os destruirei, eu os plantarei e não os arrancarei.</w:t>
+        <w:t xml:space="preserve"> Cuidarei deles com atenção e os trarei de volta a esta terra; eu os edificarei e não os destruirei; eu os plantarei e não os arrancarei.</w:t>
       </w:r>
     </w:p>
     <w:p>
@@ -12867,7 +12867,7 @@
         <w:rPr>
           <w:lang w:val="pt_PT" w:bidi="pt_PT"/>
         </w:rPr>
-        <w:t xml:space="preserve"> “Mas os figos ruins, os estragados”, diz o SENHOR, “representam Zedequias, rei de Judá, seus príncipes, o restante do povo que ficou em Jerusalém e os que fugiram para o Egito.</w:t>
+        <w:t xml:space="preserve"> Mas os figos ruins, os estragados”, diz o SENHOR, “representam Zedequias, rei de Judá, seus príncipes, o restante do povo que ficou em Jerusalém e os que fugiram para o Egito.</w:t>
       </w:r>
     </w:p>
     <w:p>
@@ -12967,7 +12967,7 @@
         <w:rPr>
           <w:lang w:val="pt_PT" w:bidi="pt_PT"/>
         </w:rPr>
-        <w:t xml:space="preserve"> O profeta Jeremias proclamou essa mensagem a todo o povo de Jerusalém e de Judá, dizendo:</w:t>
+        <w:t xml:space="preserve"> O profeta Jeremias proclamou esta mensagem a todo o povo de Jerusalém e de Judá, dizendo:</w:t>
       </w:r>
     </w:p>
     <w:p>
@@ -12988,7 +12988,7 @@
         <w:rPr>
           <w:lang w:val="pt_PT" w:bidi="pt_PT"/>
         </w:rPr>
-        <w:t xml:space="preserve"> “Durante vinte e três anos, desde o décimo terceiro ano do reinado de Josias até hoje, o SENHOR tem falado comigo; dia após dia, desde cedo, eu anunciei a vocês a palavra dele, mas vocês não ouviram.</w:t>
+        <w:t xml:space="preserve"> “Durante 23 anos, desde o décimo terceiro ano do reinado de Josias até hoje, o SENHOR tem falado comigo; dia após dia, desde cedo, eu anunciei a vocês a palavra dele, mas vocês não ouviram.</w:t>
       </w:r>
     </w:p>
     <w:p>
@@ -13093,7 +13093,7 @@
         <w:rPr>
           <w:lang w:val="pt_PT" w:bidi="pt_PT"/>
         </w:rPr>
-        <w:t xml:space="preserve"> Por isso, assim diz o SENHOR Todo-Poderoso: ‘Visto que vocês não obedeceram às minhas palavras,</w:t>
+        <w:t xml:space="preserve"> Por isso, assim diz o SENHOR Todo-poderoso: ‘Visto que vocês não obedeceram às minhas palavras,</w:t>
       </w:r>
     </w:p>
     <w:p>
@@ -13114,7 +13114,7 @@
         <w:rPr>
           <w:lang w:val="pt_PT" w:bidi="pt_PT"/>
         </w:rPr>
-        <w:t xml:space="preserve"> trarei os exércitos do Norte e o meu servo Nabucodonosor, rei da Babilônia; eles marcharão contra esta terra, seus moradores e as nações vizinhas. Eu as destruirei por completo; farei delas motivo de pavor e zombaria, ruínas para sempre.</w:t>
+        <w:t xml:space="preserve"> trarei os exércitos dos povos do Norte e o meu servo Nabucodonosor, rei da Babilônia; eles marcharão contra esta terra, seus moradores e as nações vizinhas. Eu as destruirei por completo; farei delas motivo de pavor e zombaria, ruínas para sempre.</w:t>
       </w:r>
     </w:p>
     <w:p>
@@ -13156,7 +13156,7 @@
         <w:rPr>
           <w:lang w:val="pt_PT" w:bidi="pt_PT"/>
         </w:rPr>
-        <w:t xml:space="preserve"> Esta terra se tornará deserta e causará espanto; Judá e as nações ao redor servirão ao rei da Babilônia por setenta anos.</w:t>
+        <w:t xml:space="preserve"> Esta terra se tornará deserta e causará espanto; estas nações servirão ao rei da Babilônia por setenta anos.</w:t>
       </w:r>
     </w:p>
     <w:p>
@@ -13198,7 +13198,7 @@
         <w:rPr>
           <w:lang w:val="pt_PT" w:bidi="pt_PT"/>
         </w:rPr>
-        <w:t xml:space="preserve"> ‘Cumprirei todas as palavras que anunciei contra essas nações, tudo o que Jeremias escreveu neste livro e profetizou contra elas.</w:t>
+        <w:t xml:space="preserve"> ‘Cumprirei todas as palavras que anunciei contra aquela terra, tudo o que Jeremias escreveu neste livro e profetizou contra elas.</w:t>
       </w:r>
     </w:p>
     <w:p>
@@ -13219,7 +13219,7 @@
         <w:rPr>
           <w:lang w:val="pt_PT" w:bidi="pt_PT"/>
         </w:rPr>
-        <w:t xml:space="preserve"> Os próprios caldeus servirão a muitas nações e reis; como fizeram, assim lhes será feito; retribuirei conforme suas ações e maldades’.</w:t>
+        <w:t xml:space="preserve"> Os próprios babilônios servirão a muitas nações e reis; como fizeram, assim lhes será feito; retribuirei conforme suas ações e maldades’”.</w:t>
       </w:r>
     </w:p>
     <w:p>
@@ -13303,7 +13303,7 @@
         <w:rPr>
           <w:lang w:val="pt_PT" w:bidi="pt_PT"/>
         </w:rPr>
-        <w:t xml:space="preserve"> Fui a Jerusalém e às cidades de Judá; o rei e os príncipes beberam, e por isso a terra está hoje devastada, motivo de espanto, maldição e zombaria.</w:t>
+        <w:t xml:space="preserve"> Fui a Jerusalém e às cidades de Judá; o rei e os príncipes beberam do cálice, e por isso a terra está hoje em ruínas e desolação, motivo de espanto e zombaria, como se vê hoje.</w:t>
       </w:r>
     </w:p>
     <w:p>
@@ -13324,7 +13324,7 @@
         <w:rPr>
           <w:lang w:val="pt_PT" w:bidi="pt_PT"/>
         </w:rPr>
-        <w:t xml:space="preserve"> Fui a Faraó, rei do Egito; beberam Faraó, seus príncipes, seus líderes e todo o povo.</w:t>
+        <w:t xml:space="preserve"> Fui ao faraó, rei do Egito; beberam o faraó, seus príncipes, seus líderes e todo o povo.</w:t>
       </w:r>
     </w:p>
     <w:p>
@@ -13492,7 +13492,7 @@
         <w:rPr>
           <w:lang w:val="pt_PT" w:bidi="pt_PT"/>
         </w:rPr>
-        <w:t xml:space="preserve"> “Diga a eles: ‘Assim diz o SENHOR Todo-Poderoso, o Deus de Israel: Bebam, embriaguem-se, vomitem e caiam, sem se levantar, por causa da espada que enviarei entre vocês’.</w:t>
+        <w:t xml:space="preserve"> “Diga a eles: ‘Assim diz o SENHOR Todo-poderoso, o Deus de Israel: Bebam, embriaguem-se, vomitem e caiam, sem se levantar, por causa da espada que enviarei entre vocês’.</w:t>
       </w:r>
     </w:p>
     <w:p>
@@ -13513,7 +13513,7 @@
         <w:rPr>
           <w:lang w:val="pt_PT" w:bidi="pt_PT"/>
         </w:rPr>
-        <w:t xml:space="preserve"> Se recusarem beber, diga-lhes: ‘Assim diz o SENHOR Todo-Poderoso: Vocês terão de beber’.</w:t>
+        <w:t xml:space="preserve"> Se eles se recusarem a beber, diga-lhes: ‘Assim diz o SENHOR Todo-poderoso: Vocês terão de beber.</w:t>
       </w:r>
     </w:p>
     <w:p>
@@ -13534,7 +13534,7 @@
         <w:rPr>
           <w:lang w:val="pt_PT" w:bidi="pt_PT"/>
         </w:rPr>
-        <w:t xml:space="preserve"> Pois começo o castigo pela cidade que leva o meu nome; vocês pensam que ficarão impunes? Não ficarão; trago a espada contra todos os habitantes da terra”, diz o SENHOR Todo-Poderoso.</w:t>
+        <w:t xml:space="preserve"> Pois começo o castigo pela cidade que leva o meu nome; vocês pensam que ficarão impunes? Não ficarão; trago a espada contra todos os habitantes da terra’, diz o SENHOR Todo-poderoso.</w:t>
       </w:r>
     </w:p>
     <w:p>
@@ -13618,7 +13618,7 @@
         <w:rPr>
           <w:lang w:val="pt_PT" w:bidi="pt_PT"/>
         </w:rPr>
-        <w:t xml:space="preserve"> Naquele dia, os mortos pelo SENHOR cobrirão a terra de uma extremidade à outra; não serão chorados nem sepultados, mas servirão de adubo para o solo.</w:t>
+        <w:t xml:space="preserve"> Naquele dia, os mortos pelo SENHOR cobrirão a terra de uma extremidade à outra. Ninguém chorará por eles nem os sepultará; seus corpos ficarão sobre o chão e se tornarão adubo para a terra.</w:t>
       </w:r>
     </w:p>
     <w:p>
@@ -13928,7 +13928,7 @@
         <w:rPr>
           <w:lang w:val="pt_PT" w:bidi="pt_PT"/>
         </w:rPr>
-        <w:t xml:space="preserve"> Diziam ainda: “Com que direito você profetiza em nome do SENHOR, afirmando que este templo será como Siló e que esta cidade ficará deserta?” E a multidão se ajuntou contra Jeremias no templo do SENHOR.</w:t>
+        <w:t xml:space="preserve"> Diziam ainda: “Com que direito você profetiza em nome do SENHOR, afirmando que este templo será como Siló e que esta cidade ficará deserta?”. E a multidão se ajuntou contra Jeremias no templo do SENHOR.</w:t>
       </w:r>
     </w:p>
     <w:p>
@@ -14322,7 +14322,7 @@
         <w:rPr>
           <w:lang w:val="pt_PT" w:bidi="pt_PT"/>
         </w:rPr>
-        <w:t xml:space="preserve"> Depois, envie uma mensagem por meio de emissários aos reis de Edom, Moabe, Amom, Tiro e Sidom, levando a canga sobre o pescoço; mande que levem a mensagem aos seus reis no palácio de Zedequias, rei de Judá, em Jerusalém.</w:t>
+        <w:t xml:space="preserve"> Depois, envie uma mensagem aos reis de Edom, Moabe, Amom, Tiro e Sidom por meio de seus emissários. Dê uma canga a cada emissário como sinal. Quando voltarem de Jerusalém, onde vieram encontrar Zedequias, rei de Judá, eles levarão a mensagem aos seus reis.</w:t>
       </w:r>
     </w:p>
     <w:p>
@@ -14343,7 +14343,7 @@
         <w:rPr>
           <w:lang w:val="pt_PT" w:bidi="pt_PT"/>
         </w:rPr>
-        <w:t xml:space="preserve"> Diga-lhes que esta é a palavra a ser entregue aos seus senhores: Assim diz o SENHOR dos Exércitos, o Deus de Israel.</w:t>
+        <w:t xml:space="preserve"> Diga-lhes que esta é a palavra a ser entregue aos seus senhores: ‘Assim diz o SENHOR dos Exércitos, o Deus de Israel:</w:t>
       </w:r>
     </w:p>
     <w:p>
@@ -14364,7 +14364,7 @@
         <w:rPr>
           <w:lang w:val="pt_PT" w:bidi="pt_PT"/>
         </w:rPr>
-        <w:t xml:space="preserve"> Eu fiz a terra, as pessoas e os animais com grande poder e braço estendido; por isso entrego o que criei a quem eu quiser.</w:t>
+        <w:t xml:space="preserve"> Eu criei a terra, as pessoas e os animais com grande poder e braço estendido; por isso entrego o que criei a quem eu quiser.</w:t>
       </w:r>
     </w:p>
     <w:p>
@@ -14406,7 +14406,7 @@
         <w:rPr>
           <w:lang w:val="pt_PT" w:bidi="pt_PT"/>
         </w:rPr>
-        <w:t xml:space="preserve"> Todas as nações o servirão, a ele, a seu filho e a seu neto, até chegar o tempo do castigo da Babilônia; então muitos reis fortes dominarão aquela terra e sujeitarão os caldeus.</w:t>
+        <w:t xml:space="preserve"> Todas as nações o servirão, a ele, a seu filho e a seu neto, até chegar o tempo do castigo da Babilônia; então muitos reis fortes dominarão aquela terra e sujeitarão os babilônios.</w:t>
       </w:r>
     </w:p>
     <w:p>
@@ -14427,7 +14427,7 @@
         <w:rPr>
           <w:lang w:val="pt_PT" w:bidi="pt_PT"/>
         </w:rPr>
-        <w:t xml:space="preserve"> Submetam-se ao rei Nabucodonosor; sirvam a ele e coloquem o pescoço sob a canga da Babilônia; a nação que se recusar será castigada com guerra, fome e doença, até ser destruída”, diz o SENHOR.</w:t>
+        <w:t xml:space="preserve"> Submetam-se ao rei Nabucodonosor; sirvam a ele e coloquem o pescoço sob a canga da Babilônia; a nação que se recusar será castigada com guerra, fome e doença, até ser destruída’, diz o SENHOR.</w:t>
       </w:r>
     </w:p>
     <w:p>
@@ -14448,7 +14448,7 @@
         <w:rPr>
           <w:lang w:val="pt_PT" w:bidi="pt_PT"/>
         </w:rPr>
-        <w:t xml:space="preserve"> “Não deem crédito aos seus profetas, adivinhos, intérpretes de sonhos, médiuns e astrólogos, que dizem que vocês não devem servir ao rei da Babilônia.</w:t>
+        <w:t xml:space="preserve"> 'Não deem crédito aos seus profetas, adivinhos, intérpretes de sonhos, médiuns e astrólogos, que dizem que vocês não devem servir ao rei da Babilônia.</w:t>
       </w:r>
     </w:p>
     <w:p>
@@ -14490,7 +14490,7 @@
         <w:rPr>
           <w:lang w:val="pt_PT" w:bidi="pt_PT"/>
         </w:rPr>
-        <w:t xml:space="preserve"> Mas a nação que colocar o pescoço sob a canga do rei da Babilônia e o servir permanecerá em sua terra, cultivando e colhendo em segurança”, diz o SENHOR.</w:t>
+        <w:t xml:space="preserve"> Mas a nação que colocar o pescoço sob a canga do rei da Babilônia e o servir permanecerá em sua terra, cultivando e colhendo em segurança’”, diz o SENHOR.</w:t>
       </w:r>
     </w:p>
     <w:p>
@@ -14595,7 +14595,7 @@
         <w:rPr>
           <w:lang w:val="pt_PT" w:bidi="pt_PT"/>
         </w:rPr>
-        <w:t xml:space="preserve"> Também falei aos sacerdotes e a todo o povo: Assim diz o SENHOR: “Não creiam nas palavras dos profetas que afirmam que os tesouros do templo do SENHOR voltarão logo da Babilônia; isso é mentira”.</w:t>
+        <w:t xml:space="preserve"> Também falei aos sacerdotes e a todo o povo: “Assim diz o SENHOR: ‘Não creiam nas palavras dos profetas que afirmam que os utensílios do templo do SENHOR voltarão logo da Babilônia; isso é mentira.</w:t>
       </w:r>
     </w:p>
     <w:p>
@@ -14637,7 +14637,7 @@
         <w:rPr>
           <w:lang w:val="pt_PT" w:bidi="pt_PT"/>
         </w:rPr>
-        <w:t xml:space="preserve"> Se eles são profetas e têm palavra do SENHOR, que supliquem ao SENHOR dos Exércitos para que os objetos que restam no templo do SENHOR, no palácio do rei de Judá e em Jerusalém, não sejam levados para a Babilônia.</w:t>
+        <w:t xml:space="preserve"> Se eles são profetas e têm a palavra do SENHOR, que supliquem ao SENHOR dos Exércitos para que os objetos que restam no templo do SENHOR, no palácio do rei de Judá e em Jerusalém, não sejam levados para a Babilônia’.</w:t>
       </w:r>
     </w:p>
     <w:p>
@@ -14658,7 +14658,7 @@
         <w:rPr>
           <w:lang w:val="pt_PT" w:bidi="pt_PT"/>
         </w:rPr>
-        <w:t xml:space="preserve"> Pois assim diz o SENHOR dos Exércitos sobre as colunas de bronze, o grande tanque de bronze, os suportes e os demais utensílios do templo:</w:t>
+        <w:t xml:space="preserve"> Pois assim diz o SENHOR dos Exércitos sobre as colunas de bronze, o grande tanque de bronze, os suportes e os demais utensílios do templo.</w:t>
       </w:r>
     </w:p>
     <w:p>
@@ -14679,7 +14679,7 @@
         <w:rPr>
           <w:lang w:val="pt_PT" w:bidi="pt_PT"/>
         </w:rPr>
-        <w:t xml:space="preserve"> “Esses objetos não foram levados por Nabucodonosor, rei da Babilônia, quando ele levou cativo Jeconias, filho de Jeoaquim, rei de Judá, e os nobres de Judá e Jerusalém.</w:t>
+        <w:t xml:space="preserve"> Esses objetos não foram levados por Nabucodonosor, rei da Babilônia, quando ele levou cativo Jeconias, filho de Jeoaquim, rei de Judá, e os nobres de Judá e Jerusalém.</w:t>
       </w:r>
     </w:p>
     <w:p>
@@ -14700,7 +14700,7 @@
         <w:rPr>
           <w:lang w:val="pt_PT" w:bidi="pt_PT"/>
         </w:rPr>
-        <w:t xml:space="preserve"> Assim diz o SENHOR dos Exércitos, o Deus de Israel, a respeito dos tesouros que restam no templo do SENHOR e no palácio real em Jerusalém:</w:t>
+        <w:t xml:space="preserve"> Assim diz o SENHOR dos Exércitos, o Deus de Israel, a respeito dos utensílios que ainda restam no templo do SENHOR e no palácio real em Jerusalém:</w:t>
       </w:r>
     </w:p>
     <w:p>
@@ -14721,7 +14721,7 @@
         <w:rPr>
           <w:lang w:val="pt_PT" w:bidi="pt_PT"/>
         </w:rPr>
-        <w:t xml:space="preserve"> “Eles serão levados para a Babilônia e ali ficarão até o dia em que eu voltar a me lembrar deles; então eu os trarei de volta e os restituirei a este lugar”, diz o SENHOR.</w:t>
+        <w:t xml:space="preserve"> 'Eles serão levados para a Babilônia e ali ficarão até o dia em que eu voltar a cuidar deles; então eu os trarei de volta e os restituirei a este lugar’”, diz o SENHOR.</w:t>
       </w:r>
     </w:p>
     <w:p>
@@ -14758,7 +14758,7 @@
         <w:rPr>
           <w:lang w:val="pt_PT" w:bidi="pt_PT"/>
         </w:rPr>
-        <w:t xml:space="preserve"> Naquele mesmo ano, no quarto ano do reinado de Zedequias, no quinto mês, Hananias, filho de Azur, profeta de Gibeom, falou comigo em público, diante dos sacerdotes e de uma grande multidão, no pátio do templo.</w:t>
+        <w:t xml:space="preserve"> Naquele mesmo ano, no quarto ano do reinado de Zedequias, no quinto mês, Hananias, filho de Azur, profeta de Gibeom, falou comigo em público, diante dos sacerdotes e de todo o povo, no pátio do templo.</w:t>
       </w:r>
     </w:p>
     <w:p>
@@ -14779,7 +14779,7 @@
         <w:rPr>
           <w:lang w:val="pt_PT" w:bidi="pt_PT"/>
         </w:rPr>
-        <w:t xml:space="preserve"> Ele declarou: “Assim diz o SENHOR Todo-poderoso, o Deus de Israel: Eu retirei do pescoço de vocês a canga do domínio do rei da Babilônia.</w:t>
+        <w:t xml:space="preserve"> Ele declarou: “Assim diz o SENHOR Todo-poderoso, o Deus de Israel: ‘Eu quebrei a canga do domínio do rei da Babilônia que estava sobre o pescoço de vocês.</w:t>
       </w:r>
     </w:p>
     <w:p>
@@ -14821,7 +14821,7 @@
         <w:rPr>
           <w:lang w:val="pt_PT" w:bidi="pt_PT"/>
         </w:rPr>
-        <w:t xml:space="preserve"> Também trarei de volta a este lugar Jeconias, filho de Jeoaquim, rei de Judá, e todos os exilados de Judá que foram levados para a Babilônia, diz o SENHOR, pois quebrei a canga que o rei da Babilônia colocou sobre o pescoço de vocês”.</w:t>
+        <w:t xml:space="preserve"> Também trarei de volta a este lugar Jeconias, filho de Jeoaquim, rei de Judá, e todos os exilados de Judá que foram levados para a Babilônia’, diz o SENHOR, ‘pois quebrei a canga que o rei da Babilônia colocou sobre o pescoço de vocês’”.</w:t>
       </w:r>
     </w:p>
     <w:p>
@@ -14968,7 +14968,7 @@
         <w:rPr>
           <w:lang w:val="pt_PT" w:bidi="pt_PT"/>
         </w:rPr>
-        <w:t xml:space="preserve"> E disse diante de toda a multidão: “Assim diz o SENHOR: Dentro de dois anos quebrarei a canga que Nabucodonosor, rei da Babilônia, colocou sobre o pescoço de todas as nações”. Depois disso, Jeremias se retirou.</w:t>
+        <w:t xml:space="preserve"> E disse diante de toda a multidão: “Assim diz o SENHOR: ‘Dentro de dois anos quebrarei a canga que Nabucodonosor, rei da Babilônia, colocou sobre o pescoço de todas as nações’”. Depois disso, Jeremias se retirou.</w:t>
       </w:r>
     </w:p>
     <w:p>
@@ -14989,7 +14989,7 @@
         <w:rPr>
           <w:lang w:val="pt_PT" w:bidi="pt_PT"/>
         </w:rPr>
-        <w:t xml:space="preserve"> Pouco tempo depois de Hananias ter quebrado a canga do pescoço de Jeremias, o SENHOR falou a Jeremias.</w:t>
+        <w:t xml:space="preserve"> Depois que Hananias quebrou a canga do pescoço de Jeremias, o SENHOR falou a Jeremias.</w:t>
       </w:r>
     </w:p>
     <w:p>
@@ -15010,7 +15010,7 @@
         <w:rPr>
           <w:lang w:val="pt_PT" w:bidi="pt_PT"/>
         </w:rPr>
-        <w:t xml:space="preserve"> Ele disse: “Vá e diga a Hananias: Assim diz o SENHOR: Você quebrou uma canga de madeira, mas em seu lugar farei uma canga de ferro.</w:t>
+        <w:t xml:space="preserve"> Ele disse: “Vá e diga a Hananias: ‘Assim diz o SENHOR: Você quebrou uma canga de madeira, mas em seu lugar farei uma canga de ferro.</w:t>
       </w:r>
     </w:p>
     <w:p>
@@ -15031,7 +15031,7 @@
         <w:rPr>
           <w:lang w:val="pt_PT" w:bidi="pt_PT"/>
         </w:rPr>
-        <w:t xml:space="preserve"> Assim diz o SENHOR Todo-poderoso, o Deus de Israel: Coloquei uma canga de ferro sobre o pescoço de todas estas nações, para que sirvam a Nabucodonosor, rei da Babilônia; até os animais do campo eu entreguei a ele”.</w:t>
+        <w:t xml:space="preserve"> Assim diz o SENHOR Todo-poderoso, o Deus de Israel: Coloquei uma canga de ferro sobre o pescoço de todas estas nações, para que sirvam a Nabucodonosor, rei da Babilônia; até os animais do campo eu entreguei a ele’”.</w:t>
       </w:r>
     </w:p>
     <w:p>
@@ -15073,7 +15073,7 @@
         <w:rPr>
           <w:lang w:val="pt_PT" w:bidi="pt_PT"/>
         </w:rPr>
-        <w:t xml:space="preserve"> Por isso, assim diz o SENHOR: Vou tirá-lo da face da terra; ainda neste ano você morrerá, porque ensinou o povo a se rebelar contra o SENHOR”.</w:t>
+        <w:t xml:space="preserve"> Por isso, assim diz o SENHOR: ‘Vou tirá-lo da face da terra; ainda neste ano você morrerá, porque ensinou o povo a se rebelar contra o SENHOR’”.</w:t>
       </w:r>
     </w:p>
     <w:p>
@@ -15173,7 +15173,7 @@
         <w:rPr>
           <w:lang w:val="pt_PT" w:bidi="pt_PT"/>
         </w:rPr>
-        <w:t xml:space="preserve"> A carta seguiu pelas mãos de Eleasá, filho de Safã, e de Gemarias, filho de Hilquias, enviados do rei Zedequias, rei de Judá, a Nabucodonosor, rei da Babilônia; e dizia assim:</w:t>
+        <w:t xml:space="preserve"> A carta seguiu pelas mãos de Eleasa, filho de Safã, e de Gemarias, filho de Hilquias, enviados do rei Zedequias, rei de Judá, a Nabucodonosor, rei da Babilônia; e dizia assim:</w:t>
       </w:r>
     </w:p>
     <w:p>
@@ -15215,7 +15215,7 @@
         <w:rPr>
           <w:lang w:val="pt_PT" w:bidi="pt_PT"/>
         </w:rPr>
-        <w:t xml:space="preserve"> Edifiquem casas e habitem nelas; plantem pomares e aguardem, pois comerão de seus frutos.</w:t>
+        <w:t xml:space="preserve"> 'Edifiquem casas e habitem nelas; plantem pomares e aguardem, pois comerão de seus frutos.</w:t>
       </w:r>
     </w:p>
     <w:p>
@@ -15257,7 +15257,7 @@
         <w:rPr>
           <w:lang w:val="pt_PT" w:bidi="pt_PT"/>
         </w:rPr>
-        <w:t xml:space="preserve"> Busquem o bem-estar e a paz da cidade para onde eu os deportei e orem por ela; porque, enquanto houver paz nela, vocês viverão em segurança.</w:t>
+        <w:t xml:space="preserve"> Busquem o bem-estar e a paz da cidade para onde eu os deportei e orem por ela; porque, enquanto houver paz nela, vocês viverão em segurança’.</w:t>
       </w:r>
     </w:p>
     <w:p>
@@ -15278,7 +15278,7 @@
         <w:rPr>
           <w:lang w:val="pt_PT" w:bidi="pt_PT"/>
         </w:rPr>
-        <w:t xml:space="preserve"> Pois assim diz o SENHOR dos Exércitos, o Deus de Israel: não se deixem enganar pelos profetas falsos e pelos adivinhos; não deem atenção aos sonhos que eles contam,</w:t>
+        <w:t xml:space="preserve"> Assim diz o SENHOR dos Exércitos, o Deus de Israel: ‘Não se deixem enganar pelos falsos profetas e adivinhos que estão entre vocês; não deem atenção aos sonhos que eles dizem ter. Eles falam apenas o que vocês querem ouvir,</w:t>
       </w:r>
     </w:p>
     <w:p>
@@ -15299,7 +15299,7 @@
         <w:rPr>
           <w:lang w:val="pt_PT" w:bidi="pt_PT"/>
         </w:rPr>
-        <w:t xml:space="preserve"> porque profetizam mentiras em meu nome; saibam que eu não os enviei, diz o SENHOR.</w:t>
+        <w:t xml:space="preserve"> porque profetizam mentiras em meu nome; saibam que eu não os enviei’, diz o SENHOR.</w:t>
       </w:r>
     </w:p>
     <w:p>
@@ -15320,7 +15320,7 @@
         <w:rPr>
           <w:lang w:val="pt_PT" w:bidi="pt_PT"/>
         </w:rPr>
-        <w:t xml:space="preserve"> “Assim diz o SENHOR: vocês permanecerão na Babilônia por setenta anos; quando esse tempo se cumprir, eu voltarei a cuidar de vocês, cumprirei minha promessa e os trarei de volta a este lugar.</w:t>
+        <w:t xml:space="preserve"> "Assim diz o SENHOR: ‘Vocês permanecerão na Babilônia por setenta anos; quando esse tempo se cumprir, eu voltarei a cuidar de vocês, cumprirei minha promessa e os trarei de volta a este lugar.</w:t>
       </w:r>
     </w:p>
     <w:p>
@@ -15341,7 +15341,7 @@
         <w:rPr>
           <w:lang w:val="pt_PT" w:bidi="pt_PT"/>
         </w:rPr>
-        <w:t xml:space="preserve"> Porque eu conheço os planos que tenho para vocês, diz o SENHOR; são planos de bem e não de mal, para lhes dar um futuro de paz em sua própria terra.</w:t>
+        <w:t xml:space="preserve"> Porque eu conheço os planos que tenho para vocês’, diz o SENHOR; ‘são planos de bem e não de mal, para lhes dar um futuro de paz e esperança.</w:t>
       </w:r>
     </w:p>
     <w:p>
@@ -15404,7 +15404,7 @@
         <w:rPr>
           <w:lang w:val="pt_PT" w:bidi="pt_PT"/>
         </w:rPr>
-        <w:t xml:space="preserve"> Sim, eu me deixarei encontrar por vocês, diz o SENHOR; mudarei o rumo de suas vidas, reunirei vocês de todos os povos e lugares para onde foram espalhados e os trarei de volta à terra de onde os deportei", diz o SENHOR.</w:t>
+        <w:t xml:space="preserve"> Sim, eu me deixarei encontrar por vocês’, diz o SENHOR; ‘mudarei o rumo de sua vida, reunirei vocês de todos os povos e lugares para onde foram espalhados e os trarei de volta à terra de onde os deportei’, diz o SENHOR.</w:t>
       </w:r>
     </w:p>
     <w:p>
@@ -15425,7 +15425,7 @@
         <w:rPr>
           <w:lang w:val="pt_PT" w:bidi="pt_PT"/>
         </w:rPr>
-        <w:t xml:space="preserve"> “Mas vocês dizem: o SENHOR levantou profetas para nós aqui na Babilônia.</w:t>
+        <w:t xml:space="preserve"> “Mas vocês dizem: ‘O SENHOR levantou profetas para nós aqui na Babilônia’.</w:t>
       </w:r>
     </w:p>
     <w:p>
@@ -15467,7 +15467,7 @@
         <w:rPr>
           <w:lang w:val="pt_PT" w:bidi="pt_PT"/>
         </w:rPr>
-        <w:t xml:space="preserve"> Assim diz o SENHOR dos Exércitos: "Enviarei contra eles guerra, fome e doença; farei com eles como se faz com figos estragados, que não se podem comer.</w:t>
+        <w:t xml:space="preserve"> Assim diz o SENHOR dos Exércitos: ‘Enviarei contra eles guerra, fome e doença; farei com eles como se faz com figos estragados, que não se podem comer.</w:t>
       </w:r>
     </w:p>
     <w:p>
@@ -15509,7 +15509,7 @@
         <w:rPr>
           <w:lang w:val="pt_PT" w:bidi="pt_PT"/>
         </w:rPr>
-        <w:t xml:space="preserve"> Isso acontecerá porque não deram atenção às minhas palavras, diz o SENHOR, palavras que enviei por meio de meus servos, os profetas, desde o início; mas vocês não ouviram", diz o SENHOR.</w:t>
+        <w:t xml:space="preserve"> Isso acontecerá porque não deram atenção às minhas palavras’, diz o SENHOR, ‘palavras que enviei por meio de meus servos, os profetas, desde o início; mas vocês não ouviram’, diz o SENHOR.</w:t>
       </w:r>
     </w:p>
     <w:p>
@@ -15530,7 +15530,7 @@
         <w:rPr>
           <w:lang w:val="pt_PT" w:bidi="pt_PT"/>
         </w:rPr>
-        <w:t xml:space="preserve"> Portanto, escutem com atenção a palavra do SENHOR, todos vocês, exilados que eu deportei de Jerusalém para a Babilônia.</w:t>
+        <w:t xml:space="preserve"> "Portanto, escutem com atenção a palavra do SENHOR, todos vocês, exilados que eu deportei de Jerusalém para a Babilônia.</w:t>
       </w:r>
     </w:p>
     <w:p>
@@ -15551,7 +15551,7 @@
         <w:rPr>
           <w:lang w:val="pt_PT" w:bidi="pt_PT"/>
         </w:rPr>
-        <w:t xml:space="preserve"> Assim diz o SENHOR dos Exércitos, o Deus de Israel, a respeito de Acabe, filho de Colaías, e de Zedequias, filho de Maaseias, que profetizam mentiras em meu nome entre vocês: "Eu os entregarei nas mãos de Nabucodonosor, rei da Babilônia, e ele os executará em público diante de vocês.</w:t>
+        <w:t xml:space="preserve"> Assim diz o SENHOR dos Exércitos, o Deus de Israel, a respeito de Acabe, filho de Colaías, e de Zedequias, filho de Maaseias, que profetizam mentiras em meu nome entre vocês: ‘Eu os entregarei nas mãos de Nabucodonosor, rei da Babilônia, e ele os executará em público diante de vocês.</w:t>
       </w:r>
     </w:p>
     <w:p>
@@ -15572,7 +15572,7 @@
         <w:rPr>
           <w:lang w:val="pt_PT" w:bidi="pt_PT"/>
         </w:rPr>
-        <w:t xml:space="preserve"> Quando os exilados de Jerusalém na Babilônia quiserem pronunciar uma maldição, dirão: que o SENHOR faça com você o que fez com Acabe e Zedequias, que o rei da Babilônia queimou vivos.</w:t>
+        <w:t xml:space="preserve"> Quando os exilados de Jerusalém na Babilônia quiserem pronunciar uma maldição, dirão: Que o SENHOR faça com você o que fez com Acabe e Zedequias, que o rei da Babilônia queimou vivos.</w:t>
       </w:r>
     </w:p>
     <w:p>
@@ -15593,7 +15593,7 @@
         <w:rPr>
           <w:lang w:val="pt_PT" w:bidi="pt_PT"/>
         </w:rPr>
-        <w:t xml:space="preserve"> Pois esses homens cometeram atos vergonhosos em Israel: adulteraram com as esposas de seus companheiros e anunciaram mentiras em meu nome; eu conheço bem o que fizeram, porque vi tudo", diz o SENHOR.</w:t>
+        <w:t xml:space="preserve"> Pois esses homens cometeram atos vergonhosos em Israel: adulteraram com as esposas de seus companheiros e anunciaram mentiras em meu nome; eu conheço bem o que fizeram, porque vi tudo’, diz o SENHOR.</w:t>
       </w:r>
     </w:p>
     <w:p>
@@ -15635,7 +15635,7 @@
         <w:rPr>
           <w:lang w:val="pt_PT" w:bidi="pt_PT"/>
         </w:rPr>
-        <w:t xml:space="preserve"> Assim diz o SENHOR dos Exércitos, o Deus de Israel: "Você escreveu uma carta ao sacerdote Sofonias, filho de Maaseias, e enviou cópias aos sacerdotes e ao povo de Jerusalém, dizendo:</w:t>
+        <w:t xml:space="preserve"> Assim diz o SENHOR dos Exércitos, o Deus de Israel: ‘Você escreveu uma carta ao sacerdote Sofonias, filho de Maaseias, e enviou cópias aos sacerdotes e ao povo de Jerusalém, dizendo:</w:t>
       </w:r>
     </w:p>
     <w:p>
@@ -15656,7 +15656,7 @@
         <w:rPr>
           <w:lang w:val="pt_PT" w:bidi="pt_PT"/>
         </w:rPr>
-        <w:t xml:space="preserve"> 'o SENHOR o colocou como sacerdote responsável pelo templo do SENHOR, no lugar de Joiada, para prender todo fanático que se diz profeta e colocá-lo no tronco.</w:t>
+        <w:t xml:space="preserve"> O SENHOR o colocou como sacerdote responsável pelo templo do SENHOR, no lugar de Joiada, para prender todo fanático que se diz profeta e colocá-lo no tronco e no cárcere.</w:t>
       </w:r>
     </w:p>
     <w:p>
@@ -15698,7 +15698,7 @@
         <w:rPr>
           <w:lang w:val="pt_PT" w:bidi="pt_PT"/>
         </w:rPr>
-        <w:t xml:space="preserve"> Ele enviou esta palavra a nós que estamos na Babilônia: ‘O exílio será longo. Construam casas e vivam nelas; plantem jardins e comam dos seus frutos’”.</w:t>
+        <w:t xml:space="preserve"> Ele enviou esta palavra a nós que estamos na Babilônia: O exílio será longo. Construam casas e vivam nelas; plantem jardins e comam dos seus frutos’”.</w:t>
       </w:r>
     </w:p>
     <w:p>
@@ -15761,7 +15761,7 @@
         <w:rPr>
           <w:lang w:val="pt_PT" w:bidi="pt_PT"/>
         </w:rPr>
-        <w:t xml:space="preserve"> “Envie esta mensagem a todos os exilados da Babilônia: 'Assim diz o SENHOR a respeito de Semaías, de Neelam: ele profetizou sem ter sido enviado por mim; o que disse é mentira, e vocês confiaram nele.</w:t>
+        <w:t xml:space="preserve"> “Envie esta mensagem a todos os exilados da Babilônia: ‘Assim diz o SENHOR a respeito de Semaías, de Neelam: Ele profetizou sem ter sido enviado por mim; o que disse é mentira, e vocês confiaram nele.</w:t>
       </w:r>
     </w:p>
     <w:p>
@@ -15782,7 +15782,7 @@
         <w:rPr>
           <w:lang w:val="pt_PT" w:bidi="pt_PT"/>
         </w:rPr>
-        <w:t xml:space="preserve"> Por isso, assim diz o SENHOR: castigarei Semaías, de Neelam, e sua descendência; nenhum de seus filhos verá o bem que farei ao meu povo", diz o SENHOR, "porque Semaías incitou o povo à rebelião contra o SENHOR”.</w:t>
+        <w:t xml:space="preserve"> Por isso, assim diz o SENHOR: Castigarei Semaías, de Neelam, e sua descendência; nenhum de seus filhos verá o bem que farei ao meu povo’, diz o SENHOR, ‘porque Semaías incitou o povo à rebelião contra o SENHOR’”.</w:t>
       </w:r>
     </w:p>
     <w:p>
@@ -15987,7 +15987,7 @@
         <w:rPr>
           <w:lang w:val="pt_PT" w:bidi="pt_PT"/>
         </w:rPr>
-        <w:t xml:space="preserve"> Eles servirão ao SENHOR, seu Deus, e a Davi, seu rei, que eu lhes levantarei”, diz o SENHOR.</w:t>
+        <w:t xml:space="preserve"> Servirão ao SENHOR, seu Deus, e a Davi, seu rei, que eu levantarei”, diz o SENHOR.</w:t>
       </w:r>
     </w:p>
     <w:p>
@@ -16029,7 +16029,7 @@
         <w:rPr>
           <w:lang w:val="pt_PT" w:bidi="pt_PT"/>
         </w:rPr>
-        <w:t xml:space="preserve"> Porque eu estou com vocês para salvá-los”, diz o SENHOR. “Ainda que eu destrua por completo as nações onde vocês foram escravos, não destruirei vocês por completo; eu os corrigirei com justiça e não ignorarei seus pecados".</w:t>
+        <w:t xml:space="preserve"> Porque eu estou com vocês para salvá-los”, diz o SENHOR. “Ainda que eu destrua por completo as nações para onde eu os espalhei, não destruirei vocês por completo; eu os corrigirei com justiça e não ignorarei seus pecados”.</w:t>
       </w:r>
     </w:p>
     <w:p>
@@ -16071,7 +16071,7 @@
         <w:rPr>
           <w:lang w:val="pt_PT" w:bidi="pt_PT"/>
         </w:rPr>
-        <w:t xml:space="preserve"> Não há quem defenda sua causa; não há médico, nem remédio que feche sua ferida.</w:t>
+        <w:t xml:space="preserve"> Não há quem defenda sua causa; não há quem julgue sua causa, nem remédio que feche sua ferida.</w:t>
       </w:r>
     </w:p>
     <w:p>
@@ -16134,7 +16134,7 @@
         <w:rPr>
           <w:lang w:val="pt_PT" w:bidi="pt_PT"/>
         </w:rPr>
-        <w:t xml:space="preserve"> Mas depois do castigo, todos os que a destruíram serão destruídos; todos os inimigos de Israel irão para o exílio; quem saqueou será saqueado, e quem despojou meu povo será despojado.</w:t>
+        <w:t xml:space="preserve"> Por isso, todos os que a destruíram serão destruídos; todos os inimigos de Israel irão para o exílio; quem saqueou será saqueado, e quem despojou meu povo será despojado.</w:t>
       </w:r>
     </w:p>
     <w:p>
@@ -16155,7 +16155,7 @@
         <w:rPr>
           <w:lang w:val="pt_PT" w:bidi="pt_PT"/>
         </w:rPr>
-        <w:t xml:space="preserve"> Eu farei sua pele cicatrizar e curarei suas feridas”, diz o SENHOR, “porque hoje a chamam de rejeitada, ‘o lugar que ninguém deseja’.</w:t>
+        <w:t xml:space="preserve"> Eu farei sua pele cicatrizar e curarei suas feridas”, diz o SENHOR, “porque hoje a chamam de rejeitada, ‘o lugar que ninguém procura’”.</w:t>
       </w:r>
     </w:p>
     <w:p>
@@ -16176,7 +16176,7 @@
         <w:rPr>
           <w:lang w:val="pt_PT" w:bidi="pt_PT"/>
         </w:rPr>
-        <w:t xml:space="preserve"> Assim diz o SENHOR: “Mudarei a sorte das tendas de Jacó e terei compaixão de suas moradas; Jerusalém será reconstruída sobre suas ruínas, e o palácio voltará a ser habitado como antes.</w:t>
+        <w:t xml:space="preserve"> Assim diz o SENHOR: “Mudarei a sorte das tendas de Jacó e terei compaixão de suas moradas; Jerusalém será reconstruída sobre suas ruínas, e o palácio voltará ao seu lugar.</w:t>
       </w:r>
     </w:p>
     <w:p>
@@ -16197,7 +16197,7 @@
         <w:rPr>
           <w:lang w:val="pt_PT" w:bidi="pt_PT"/>
         </w:rPr>
-        <w:t xml:space="preserve"> Dali sairão cânticos e vozes de alegria; eu os farei crescer, e não serão poucos; eu os honrarei, e não serão desprezados.</w:t>
+        <w:t xml:space="preserve"> Dali sairão cânticos e vozes de alegria; eu os farei crescer, e não serão poucos; eu os honrarei, e não serão insignificantes.</w:t>
       </w:r>
     </w:p>
     <w:p>
@@ -16239,7 +16239,7 @@
         <w:rPr>
           <w:lang w:val="pt_PT" w:bidi="pt_PT"/>
         </w:rPr>
-        <w:t xml:space="preserve"> Seu governante será um israelita verdadeiro; seu líder sairá do meio deles; eu o farei aproximar-se de mim, pois quem se atreveria a aproximar-se de mim?”, diz o SENHOR.</w:t>
+        <w:t xml:space="preserve"> Seu governante será um deles; seu líder sairá do meio deles; eu o farei aproximar-se de mim, pois quem se atreveria a aproximar-se de mim?”, diz o SENHOR.</w:t>
       </w:r>
     </w:p>
     <w:p>
@@ -16360,7 +16360,7 @@
         <w:rPr>
           <w:lang w:val="pt_PT" w:bidi="pt_PT"/>
         </w:rPr>
-        <w:t xml:space="preserve"> Assim diz o SENHOR: “No deserto tive compaixão dos que escaparam da morte, quando Israel buscava descanso”.</w:t>
+        <w:t xml:space="preserve"> Assim diz o SENHOR: “O povo que escapou da espada encontrou favor no deserto”. Quando Israel buscava descanso,</w:t>
       </w:r>
     </w:p>
     <w:p>
@@ -16381,7 +16381,7 @@
         <w:rPr>
           <w:lang w:val="pt_PT" w:bidi="pt_PT"/>
         </w:rPr>
-        <w:t xml:space="preserve"> O SENHOR nos apareceu de longe e disse a Israel: “Eu te amei desde sempre; com bondade te atraí para perto de mim”.</w:t>
+        <w:t xml:space="preserve"> o SENHOR apareceu a eles vindo de longe e disse a Israel: “Eu o amei com amor eterno; por isso o atraí com bondade fiel.</w:t>
       </w:r>
     </w:p>
     <w:p>
@@ -16402,7 +16402,7 @@
         <w:rPr>
           <w:lang w:val="pt_PT" w:bidi="pt_PT"/>
         </w:rPr>
-        <w:t xml:space="preserve"> Eu te edificarei outra vez, ó virgem Israel; adornada, cantarás e dançarás com alegria ao som dos pandeiros.</w:t>
+        <w:t xml:space="preserve"> Eu a edificarei outra vez, ó virgem Israel; adornada, você cantará e dançará com alegria ao som dos pandeiros.</w:t>
       </w:r>
     </w:p>
     <w:p>
@@ -16423,7 +16423,7 @@
         <w:rPr>
           <w:lang w:val="pt_PT" w:bidi="pt_PT"/>
         </w:rPr>
-        <w:t xml:space="preserve"> De novo plantarás videiras nos montes de Samaria; os lavradores plantarão e colherão o fruto.</w:t>
+        <w:t xml:space="preserve"> De novo plantará videiras nos montes de Samaria; os lavradores plantarão e colherão o fruto.</w:t>
       </w:r>
     </w:p>
     <w:p>
@@ -16507,7 +16507,7 @@
         <w:rPr>
           <w:lang w:val="pt_PT" w:bidi="pt_PT"/>
         </w:rPr>
-        <w:t xml:space="preserve"> “Virão com lágrimas, mas eu os conduzirei com cuidado; andarão junto a águas tranquilas, por caminho seguro, sem tropeçar, pois eu sou pai de Israel, e Efraim é meu primogênito.</w:t>
+        <w:t xml:space="preserve"> Virão com lágrimas, mas eu os conduzirei com cuidado; andarão junto a águas tranquilas, por caminho seguro, sem tropeçar, pois eu sou pai de Israel, e Efraim é meu primogênito.</w:t>
       </w:r>
     </w:p>
     <w:p>
@@ -16591,7 +16591,7 @@
         <w:rPr>
           <w:lang w:val="pt_PT" w:bidi="pt_PT"/>
         </w:rPr>
-        <w:t xml:space="preserve"> Então as jovens dançarão, e jovens e idosos se alegrarão juntos; transformarei o pranto em alegria, darei consolo e farei esquecer a dor.</w:t>
+        <w:t xml:space="preserve"> As jovens dançarão, e jovens e idosos se alegrarão juntos; transformarei o pranto em alegria e os consolarei, dando alegria em lugar da tristeza.</w:t>
       </w:r>
     </w:p>
     <w:p>
@@ -16654,7 +16654,7 @@
         <w:rPr>
           <w:lang w:val="pt_PT" w:bidi="pt_PT"/>
         </w:rPr>
-        <w:t xml:space="preserve"> Assim diz o SENHOR: “Cesse o choro e enxugue as lágrimas; ouvi teus pedidos, e teus filhos voltarão da terra do inimigo.</w:t>
+        <w:t xml:space="preserve"> Assim diz o SENHOR: “Cesse o choro e enxugue as lágrimas; ouvi seus pedidos, e seus filhos voltarão da terra do inimigo.</w:t>
       </w:r>
     </w:p>
     <w:p>
@@ -16675,7 +16675,7 @@
         <w:rPr>
           <w:lang w:val="pt_PT" w:bidi="pt_PT"/>
         </w:rPr>
-        <w:t xml:space="preserve"> Há esperança para o teu futuro”, diz o SENHOR; “teus filhos retornarão para casa.</w:t>
+        <w:t xml:space="preserve"> Há esperança para o seu futuro”, diz o SENHOR; “seus filhos retornarão para casa.</w:t>
       </w:r>
     </w:p>
     <w:p>
@@ -16696,7 +16696,7 @@
         <w:rPr>
           <w:lang w:val="pt_PT" w:bidi="pt_PT"/>
         </w:rPr>
-        <w:t xml:space="preserve"> Ouvi Efraim lamentar: 'O SENHOR me corrigiu com rigor, e eu merecia; sou como bezerro indomado que precisa de disciplina; muda meu coração, e voltarei, pois o SENHOR é meu Deus.</w:t>
+        <w:t xml:space="preserve"> Ouvi Efraim lamentar: ‘O SENHOR me corrigiu com rigor, e eu merecia; sou como bezerro indomado que precisa de disciplina; muda meu coração, e voltarei, pois o SENHOR é meu Deus.</w:t>
       </w:r>
     </w:p>
     <w:p>
@@ -16717,7 +16717,7 @@
         <w:rPr>
           <w:lang w:val="pt_PT" w:bidi="pt_PT"/>
         </w:rPr>
-        <w:t xml:space="preserve"> Afastei-me, mas depois me arrependi; após a correção reconheci meu erro; fiquei envergonhado ao lembrar os males da juventude'.</w:t>
+        <w:t xml:space="preserve"> Afastei-me, mas depois me arrependi; após a correção reconheci meu erro; fiquei envergonhado ao lembrar os males da juventude’.</w:t>
       </w:r>
     </w:p>
     <w:p>
@@ -16759,7 +16759,7 @@
         <w:rPr>
           <w:lang w:val="pt_PT" w:bidi="pt_PT"/>
         </w:rPr>
-        <w:t xml:space="preserve"> “Coloquem marcos no caminho por onde saíram; prestem atenção à estrada, pois por ela voltarão; retorna, ó virgem Israel, volta às tuas cidades.</w:t>
+        <w:t xml:space="preserve"> “Coloquem marcos no caminho por onde saíram; prestem atenção à estrada, pois por ela voltarão; retorne, ó virgem Israel, volte às suas cidades.</w:t>
       </w:r>
     </w:p>
     <w:p>
@@ -16780,7 +16780,7 @@
         <w:rPr>
           <w:lang w:val="pt_PT" w:bidi="pt_PT"/>
         </w:rPr>
-        <w:t xml:space="preserve"> Até quando vagarás, filha rebelde? O SENHOR criou algo novo na terra: uma mulher protegendo um homem”.</w:t>
+        <w:t xml:space="preserve"> Até quando você vagará, filha rebelde? O SENHOR criou algo novo na terra: uma mulher protegendo um homem”.</w:t>
       </w:r>
     </w:p>
     <w:p>
@@ -16801,7 +16801,7 @@
         <w:rPr>
           <w:lang w:val="pt_PT" w:bidi="pt_PT"/>
         </w:rPr>
-        <w:t xml:space="preserve"> Assim diz o SENHOR dos Exércitos, o Deus de Israel: “Quando eu trouxer o povo de volta, dirão em Judá e em suas cidades: ‘O SENHOR te abençoe, morada da justiça, monte santo’.</w:t>
+        <w:t xml:space="preserve"> Assim diz o SENHOR dos Exércitos, o Deus de Israel: “Quando eu trouxer o povo de volta, dirão em Judá e em suas cidades: ‘O SENHOR a abençoe, morada da justiça, monte santo’.</w:t>
       </w:r>
     </w:p>
     <w:p>
@@ -17011,7 +17011,7 @@
         <w:rPr>
           <w:lang w:val="pt_PT" w:bidi="pt_PT"/>
         </w:rPr>
-        <w:t xml:space="preserve"> “Esta é a aliança que farei depois daqueles dias: colocarei minha lei no coração e na mente; serei o seu Deus, e eles serão o meu povo.</w:t>
+        <w:t xml:space="preserve"> “Esta é a aliança que farei depois daqueles dias: colocarei minha lei no coração e na mente deles; serei o seu Deus, e eles serão o meu povo.</w:t>
       </w:r>
     </w:p>
     <w:p>
@@ -17032,7 +17032,7 @@
         <w:rPr>
           <w:lang w:val="pt_PT" w:bidi="pt_PT"/>
         </w:rPr>
-        <w:t xml:space="preserve"> Ninguém precisará ensinar o outro a conhecer o SENHOR, pois todos me conhecerão, do menor ao maior", diz o SENHOR, "perdoarei suas faltas e não me lembrarei de seus pecados".</w:t>
+        <w:t xml:space="preserve"> Ninguém precisará ensinar o outro a conhecer o SENHOR, pois todos me conhecerão, do menor ao maior”, diz o SENHOR, “perdoarei suas faltas e não me lembrarei de seus pecados”.</w:t>
       </w:r>
     </w:p>
     <w:p>
@@ -17074,7 +17074,7 @@
         <w:rPr>
           <w:lang w:val="pt_PT" w:bidi="pt_PT"/>
         </w:rPr>
-        <w:t xml:space="preserve"> “Somente se essas leis falharem diante de mim”, diz o SENHOR, “Israel deixará de ser nação perante mim”.</w:t>
+        <w:t xml:space="preserve"> “Somente se essas leis falharem diante de mim”, diz o SENHOR, “Israel deixará de ser nação perante mim.</w:t>
       </w:r>
     </w:p>
     <w:p>
@@ -17095,7 +17095,7 @@
         <w:rPr>
           <w:lang w:val="pt_PT" w:bidi="pt_PT"/>
         </w:rPr>
-        <w:t xml:space="preserve"> “Se alguém medir os céus e sondar as profundezas da terra, então rejeitarei Israel por tudo o que fez”, diz o SENHOR.</w:t>
+        <w:t xml:space="preserve"> Se alguém medir os céus e sondar as profundezas da terra, então rejeitarei Israel por tudo o que fez”, diz o SENHOR.</w:t>
       </w:r>
     </w:p>
     <w:p>
@@ -17158,7 +17158,7 @@
         <w:rPr>
           <w:lang w:val="pt_PT" w:bidi="pt_PT"/>
         </w:rPr>
-        <w:t xml:space="preserve"> oda a cidade, inclusive o vale das cinzas e os campos até o ribeiro de Cedrom e o Portão dos Cavalos, será consagrada ao SENHOR; Jerusalém nunca mais será tomada nem destruída”.</w:t>
+        <w:t xml:space="preserve"> Toda a cidade, inclusive o vale das cinzas e os campos até o ribeiro de Cedrom e o Portão dos Cavalos, será consagrada ao SENHOR; Jerusalém nunca mais será tomada nem destruída”.</w:t>
       </w:r>
     </w:p>
     <w:p>
@@ -17237,7 +17237,7 @@
         <w:rPr>
           <w:lang w:val="pt_PT" w:bidi="pt_PT"/>
         </w:rPr>
-        <w:t xml:space="preserve"> Ele tinha sido preso por ordem de Zedequias, porque não cessava de profetizar: "O SENHOR entregará a cidade nas mãos do rei da Babilônia, e ele a tomará.</w:t>
+        <w:t xml:space="preserve"> Ele tinha sido preso por ordem de Zedequias, porque não cessava de profetizar: “O SENHOR entregará a cidade nas mãos do rei da Babilônia, e ele a tomará.</w:t>
       </w:r>
     </w:p>
     <w:p>
@@ -17279,7 +17279,7 @@
         <w:rPr>
           <w:lang w:val="pt_PT" w:bidi="pt_PT"/>
         </w:rPr>
-        <w:t xml:space="preserve"> Nabucodonosor levará Zedequias para a Babilônia, onde ficará preso até que o SENHOR determine o seu fim; se lutarem contra os babilônios, não vencerão.</w:t>
+        <w:t xml:space="preserve"> Nabucodonosor levará Zedequias para a Babilônia, onde ficará preso até que o SENHOR determine o seu fim; se lutarem contra os babilônios, não vencerão”.</w:t>
       </w:r>
     </w:p>
     <w:p>
@@ -17300,7 +17300,7 @@
         <w:rPr>
           <w:lang w:val="pt_PT" w:bidi="pt_PT"/>
         </w:rPr>
-        <w:t xml:space="preserve"> Jeremias disse então: "O SENHOR me falou o seguinte:</w:t>
+        <w:t xml:space="preserve"> Jeremias disse então: “O SENHOR me falou o seguinte:</w:t>
       </w:r>
     </w:p>
     <w:p>
@@ -17321,7 +17321,7 @@
         <w:rPr>
           <w:lang w:val="pt_PT" w:bidi="pt_PT"/>
         </w:rPr>
-        <w:t xml:space="preserve"> “Seu primo Hanameel, filho de seu tio Salum, virá e dirá: 'Compre a minha propriedade em Anatote; compre-a antes de qualquer outro, segundo a lei'.</w:t>
+        <w:t xml:space="preserve"> 'Seu primo Hanameel, filho de seu tio Salum, virá e dirá: Compre a minha propriedade em Anatote; compre-a antes de qualquer outro, segundo a lei’.</w:t>
       </w:r>
     </w:p>
     <w:p>
@@ -17342,7 +17342,7 @@
         <w:rPr>
           <w:lang w:val="pt_PT" w:bidi="pt_PT"/>
         </w:rPr>
-        <w:t xml:space="preserve"> E, como o SENHOR havia dito, Hanameel veio ao alojamento da guarda e me propôs: 'Compre meu campo em Anatote, na terra de Benjamim; pela lei você tem prioridade'. Vi então que a palavra que eu ouvira vinha do SENHOR,</w:t>
+        <w:t xml:space="preserve"> E, como o SENHOR havia dito, Hanameel veio ao alojamento da guarda e me propôs: ‘Compre meu campo em Anatote, na terra de Benjamim; pela lei você tem prioridade’. Vi então que a palavra que eu tinha ouvido vinha do SENHOR,</w:t>
       </w:r>
     </w:p>
     <w:p>
@@ -17447,7 +17447,7 @@
         <w:rPr>
           <w:lang w:val="pt_PT" w:bidi="pt_PT"/>
         </w:rPr>
-        <w:t xml:space="preserve"> E, na presença deles, dei a Baruque estas instruções:</w:t>
+        <w:t xml:space="preserve"> "E, na presença deles, dei a Baruque estas instruções:</w:t>
       </w:r>
     </w:p>
     <w:p>
@@ -17468,7 +17468,7 @@
         <w:rPr>
           <w:lang w:val="pt_PT" w:bidi="pt_PT"/>
         </w:rPr>
-        <w:t xml:space="preserve"> Assim diz o SENHOR, o Deus de Israel: 'Coloque este documento de compra, o selo e a cópia não selada, dentro de um vaso de barro. O documento terá valor no futuro e ficará preservado no vaso por muito tempo'.</w:t>
+        <w:t xml:space="preserve"> Assim diz o SENHOR, o Deus de Israel: ‘Coloque este documento de compra, o selo e a cópia não selada dentro de um vaso de barro. O documento terá valor no futuro e ficará preservado no vaso por muito tempo’.</w:t>
       </w:r>
     </w:p>
     <w:p>
@@ -17489,7 +17489,7 @@
         <w:rPr>
           <w:lang w:val="pt_PT" w:bidi="pt_PT"/>
         </w:rPr>
-        <w:t xml:space="preserve"> Porque assim diz o SENHOR Todo‑poderoso, o Deus de Israel: 'Chegará o dia em que o povo voltará a possuir terras em Judá, a vender e a comprar casas, campos e vinhas'.</w:t>
+        <w:t xml:space="preserve"> Porque assim diz o SENHOR Todo‑poderoso, o Deus de Israel: ‘Chegará o dia em que o povo voltará a possuir terras em Judá, a vender e a comprar casas, campos e vinhas’.</w:t>
       </w:r>
     </w:p>
     <w:p>
@@ -17510,7 +17510,7 @@
         <w:rPr>
           <w:lang w:val="pt_PT" w:bidi="pt_PT"/>
         </w:rPr>
-        <w:t xml:space="preserve"> Depois de entregar a escritura a Baruque, filho de Nerias, orei ao SENHOR, dizendo:</w:t>
+        <w:t xml:space="preserve"> "Depois de entregar a escritura a Baruque, filho de Nerias, orei ao SENHOR, dizendo:</w:t>
       </w:r>
     </w:p>
     <w:p>
@@ -17531,7 +17531,7 @@
         <w:rPr>
           <w:lang w:val="pt_PT" w:bidi="pt_PT"/>
         </w:rPr>
-        <w:t xml:space="preserve"> “Ó Soberano SENHOR, tu criaste a terra e os céus com teu grande poder e teu braço estendido; para ti nada é impossível.</w:t>
+        <w:t xml:space="preserve"> Ó Soberano SENHOR, tu criaste a terra e os céus com teu grande poder e teu braço estendido; para ti nada é impossível.</w:t>
       </w:r>
     </w:p>
     <w:p>
@@ -17657,7 +17657,7 @@
         <w:rPr>
           <w:lang w:val="pt_PT" w:bidi="pt_PT"/>
         </w:rPr>
-        <w:t xml:space="preserve"> Eles chegaram e tomaram a terra, mas não quiseram obedecer ao SENHOR nem guardar suas leis; desobedeceram a todas as suas ordens, e por isso trouxeste sobre eles toda esta calamidade.</w:t>
+        <w:t xml:space="preserve"> Eles chegaram e tomaram a terra, mas não quiseram obedecer ao SENHOR nem guardar tuas leis; desobedeceram a todas as tuas ordens, e por isso trouxeste sobre eles toda esta calamidade.</w:t>
       </w:r>
     </w:p>
     <w:p>
@@ -17678,7 +17678,7 @@
         <w:rPr>
           <w:lang w:val="pt_PT" w:bidi="pt_PT"/>
         </w:rPr>
-        <w:t xml:space="preserve"> Agora os soldados da Babilônia já erguem rampas junto aos muros de Jerusalém para invadir a cidade; não há salvação para Jerusalém; virá guerra, fome e peste, conforme o SENHOR anunciou.</w:t>
+        <w:t xml:space="preserve"> Agora os soldados da Babilônia já erguem rampas junto aos muros de Jerusalém para invadir a cidade; não há salvação para Jerusalém; virá guerra, fome e peste, conforme anunciaste.</w:t>
       </w:r>
     </w:p>
     <w:p>
@@ -17720,7 +17720,7 @@
         <w:rPr>
           <w:lang w:val="pt_PT" w:bidi="pt_PT"/>
         </w:rPr>
-        <w:t xml:space="preserve"> Então o SENHOR me disse:</w:t>
+        <w:t xml:space="preserve"> "Então o SENHOR me disse:</w:t>
       </w:r>
     </w:p>
     <w:p>
@@ -17741,7 +17741,7 @@
         <w:rPr>
           <w:lang w:val="pt_PT" w:bidi="pt_PT"/>
         </w:rPr>
-        <w:t xml:space="preserve"> ‘Eu sou o SENHOR, o Deus de toda a humanidade; acaso há coisa alguma impossível para mim?’</w:t>
+        <w:t xml:space="preserve"> 'Eu sou o SENHOR, o Deus de toda a humanidade; acaso há coisa alguma impossível para mim?’.</w:t>
       </w:r>
     </w:p>
     <w:p>
@@ -17804,7 +17804,7 @@
         <w:rPr>
           <w:lang w:val="pt_PT" w:bidi="pt_PT"/>
         </w:rPr>
-        <w:t xml:space="preserve"> Desde o começo de sua história, Israel e Judá nada fizeram senão desobedecer‑me; os israelitas só me provocaram com sua maldade’, diz o SENHOR.</w:t>
+        <w:t xml:space="preserve"> Desde o começo de sua história, Israel e Judá nada fizeram senão me desobedecer; os israelitas só me provocaram com sua maldade’, diz o SENHOR.</w:t>
       </w:r>
     </w:p>
     <w:p>
@@ -17825,7 +17825,7 @@
         <w:rPr>
           <w:lang w:val="pt_PT" w:bidi="pt_PT"/>
         </w:rPr>
-        <w:t xml:space="preserve"> ‘Desde o dia em que esta cidade foi construída, só despertaram o meu furor; por isso agora a tirarei da minha presença.</w:t>
+        <w:t xml:space="preserve"> 'Desde o dia em que esta cidade foi construída, só despertaram o meu furor; por isso agora a tirarei da minha presença.</w:t>
       </w:r>
     </w:p>
     <w:p>
@@ -17930,7 +17930,7 @@
         <w:rPr>
           <w:lang w:val="pt_PT" w:bidi="pt_PT"/>
         </w:rPr>
-        <w:t xml:space="preserve"> Portanto assim diz o SENHOR a esta cidade, da qual vocês dizem que será entregue a Nabucodonosor por guerra, fome e peste:</w:t>
+        <w:t xml:space="preserve"> "Portanto assim diz o SENHOR a esta cidade, da qual vocês dizem que será entregue a Nabucodonosor por guerra, fome e peste:</w:t>
       </w:r>
     </w:p>
     <w:p>
@@ -17951,7 +17951,7 @@
         <w:rPr>
           <w:lang w:val="pt_PT" w:bidi="pt_PT"/>
         </w:rPr>
-        <w:t xml:space="preserve"> ‘Sim, isso acontecerá; mas no futuro trarei meu povo de volta de todos os países para onde os espalhei na minha ira e no meu furor. Voltarão a esta terra e viverão em paz e segurança.</w:t>
+        <w:t xml:space="preserve"> 'Sim, isso acontecerá; mas no futuro trarei meu povo de volta de todas as terras para onde o espalhei na minha ira e no meu furor. Eles voltarão a esta terra e viverão em paz e segurança.</w:t>
       </w:r>
     </w:p>
     <w:p>
@@ -18014,7 +18014,7 @@
         <w:rPr>
           <w:lang w:val="pt_PT" w:bidi="pt_PT"/>
         </w:rPr>
-        <w:t xml:space="preserve"> Farei com eles uma aliança eterna, prometendo fazer somente o bem; porei em seus corações o desejo de me obedecer, e nunca mais se afastarão de mim.</w:t>
+        <w:t xml:space="preserve"> Farei com eles uma aliança eterna, prometendo fazer somente o bem; porei em seu coração o desejo de me obedecer, e nunca mais se afastarão de mim.</w:t>
       </w:r>
     </w:p>
     <w:p>
@@ -18056,7 +18056,7 @@
         <w:rPr>
           <w:lang w:val="pt_PT" w:bidi="pt_PT"/>
         </w:rPr>
-        <w:t xml:space="preserve"> Assim diz o SENHOR: ‘Assim como trouxe todo este sofrimento, trarei também as coisas boas que prometi.</w:t>
+        <w:t xml:space="preserve"> "Assim diz o SENHOR: ‘Assim como trouxe todo este sofrimento, trarei também as coisas boas que prometi.</w:t>
       </w:r>
     </w:p>
     <w:p>
@@ -18098,7 +18098,7 @@
         <w:rPr>
           <w:lang w:val="pt_PT" w:bidi="pt_PT"/>
         </w:rPr>
-        <w:t xml:space="preserve"> Campos serão comprados por prata; haverá contratos assinados e selados diante de testemunhas na terra de Benjamim, nas aldeias ao redor de Jerusalém, nas cidades de Judá, nas cidades dos montes, na planície e até no sul, perto do deserto do Neguebe. Mudarei o destino de Israel; voltarão os dias de prosperidade e paz’, diz o SENHOR".</w:t>
+        <w:t xml:space="preserve"> Campos serão comprados por prata; haverá contratos assinados e selados diante de testemunhas na terra de Benjamim, nas aldeias ao redor de Jerusalém, nas cidades de Judá, nas cidades dos montes, na planície e até no sul, perto do deserto do Neguebe. Mudarei o destino de Israel; voltarão os dias de prosperidade e paz’, diz o SENHOR”.</w:t>
       </w:r>
     </w:p>
     <w:p>
@@ -18177,7 +18177,7 @@
         <w:rPr>
           <w:lang w:val="pt_PT" w:bidi="pt_PT"/>
         </w:rPr>
-        <w:t xml:space="preserve"> 'Fale comigo, e eu responderei; pergunte-me, e eu lhe mostrarei coisas grandes e ocultas que você não conhece”.</w:t>
+        <w:t xml:space="preserve"> Fale comigo, e eu responderei; pergunte-me, e eu lhe mostrarei coisas grandes e ocultas que você não conhece”.</w:t>
       </w:r>
     </w:p>
     <w:p>
@@ -18198,7 +18198,7 @@
         <w:rPr>
           <w:lang w:val="pt_PT" w:bidi="pt_PT"/>
         </w:rPr>
-        <w:t xml:space="preserve"> Porque assim diz o SENHOR, o SENHOR, Deus de Israel: "Vocês derrubam casas e palácios dos reis de Judá para reforçar os muros contra as rampas e a espada.</w:t>
+        <w:t xml:space="preserve"> Porque assim diz o SENHOR, Deus de Israel: “Vocês derrubam casas e palácios dos reis de Judá para reforçar os muros contra as rampas e a espada.</w:t>
       </w:r>
     </w:p>
     <w:p>
@@ -18303,7 +18303,7 @@
         <w:rPr>
           <w:lang w:val="pt_PT" w:bidi="pt_PT"/>
         </w:rPr>
-        <w:t xml:space="preserve"> Então Jerusalém será para o SENHOR fonte de alegria, louvor e glória diante de todas as nações; ao ouvirem os benefícios que lhe faço, temerão e tremerão diante da paz e da prosperidade que lhe concedo".</w:t>
+        <w:t xml:space="preserve"> Então Jerusalém será para o SENHOR fonte de alegria, louvor e glória diante de todas as nações; ao ouvirem os benefícios que lhe faço, temerão e tremerão diante da paz e da prosperidade que concedo a esta cidade”.</w:t>
       </w:r>
     </w:p>
     <w:p>
@@ -18324,7 +18324,7 @@
         <w:rPr>
           <w:lang w:val="pt_PT" w:bidi="pt_PT"/>
         </w:rPr>
-        <w:t xml:space="preserve"> Assim diz o SENHOR: "Vocês afirmam que este lugar ficou desolado, sem homens nem animais; contudo, nas cidades de Judá e nas ruas de Jerusalém, que estão devastadas e vazias, serão ouvidos novamente.</w:t>
+        <w:t xml:space="preserve"> Assim diz o SENHOR: “Vocês afirmam que este lugar ficou desolado, sem homens nem animais; contudo, nas cidades de Judá e nas ruas de Jerusalém, que estão devastadas e vazias, serão ouvidos novamente</w:t>
       </w:r>
     </w:p>
     <w:p>
@@ -18345,7 +18345,7 @@
         <w:rPr>
           <w:lang w:val="pt_PT" w:bidi="pt_PT"/>
         </w:rPr>
-        <w:t xml:space="preserve"> Serão ouvidas novamente as vozes alegres: o noivo e a noiva, as canções de gratidão, e ofertas de louvor ao SENHOR, que é bom e cuja misericórdia dura para sempre. “Eu mudarei o destino desta terra para o que era antes”, diz o SENHOR.</w:t>
+        <w:t xml:space="preserve"> as vozes alegres dos noivos, os cânticos de quem traz ofertas de gratidão ao templo do SENHOR, dizendo: ‘Deem graças ao SENHOR dos Exércitos, porque o SENHOR é bom, e a sua misericórdia dura para sempre!’. Pois restaurarei a sorte desta terra como era antes”, diz o SENHOR.</w:t>
       </w:r>
     </w:p>
     <w:p>
@@ -18366,7 +18366,7 @@
         <w:rPr>
           <w:lang w:val="pt_PT" w:bidi="pt_PT"/>
         </w:rPr>
-        <w:t xml:space="preserve"> Assim diz o SENHOR Todo‑poderoso: embora a terra esteja vazia e abandonada, pastores voltarão a guiar seus rebanhos em todas as cidades.</w:t>
+        <w:t xml:space="preserve"> Assim diz o SENHOR Todo‑poderoso: “Embora a terra esteja vazia e abandonada, pastores voltarão a guiar seus rebanhos em todas as cidades.</w:t>
       </w:r>
     </w:p>
     <w:p>
@@ -18387,7 +18387,7 @@
         <w:rPr>
           <w:lang w:val="pt_PT" w:bidi="pt_PT"/>
         </w:rPr>
-        <w:t xml:space="preserve"> Os rebanhos crescerão e encherão os campos ao redor das vilas, nas montanhas, na Sefelá, na planície junto ao mar, no Neguebe e na terra de Benjamim, nos povoados ao redor de Jerusalém e nas cidades de Judá", diz o SENHOR.</w:t>
+        <w:t xml:space="preserve"> Os rebanhos crescerão e encherão os campos ao redor das vilas, nas montanhas, na Sefelá, na planície junto ao mar, no Neguebe e na terra de Benjamim, nos povoados ao redor de Jerusalém e nas cidades de Judá”, diz o SENHOR.</w:t>
       </w:r>
     </w:p>
     <w:p>
@@ -18408,7 +18408,7 @@
         <w:rPr>
           <w:lang w:val="pt_PT" w:bidi="pt_PT"/>
         </w:rPr>
-        <w:t xml:space="preserve"> "Chegará o tempo em que cumprirei todas as promessas de paz e bem que fiz a Israel e a Judá", diz o SENHOR.</w:t>
+        <w:t xml:space="preserve"> "Chegará o tempo em que cumprirei todas as promessas de paz e bem que fiz a Israel e a Judá”, diz o SENHOR.</w:t>
       </w:r>
     </w:p>
     <w:p>
@@ -18450,7 +18450,7 @@
         <w:rPr>
           <w:lang w:val="pt_PT" w:bidi="pt_PT"/>
         </w:rPr>
-        <w:t xml:space="preserve"> Nesses dias Judá será salvo e Jerusalém será cidade segura para seus moradores; e será chamada: 'O SENHOR é a Nossa Justiça''.</w:t>
+        <w:t xml:space="preserve"> Nesses dias Judá será salvo e Jerusalém será cidade segura para seus moradores; e será chamada: ‘O SENHOR é a Nossa Justiça’”.</w:t>
       </w:r>
     </w:p>
     <w:p>
@@ -18471,7 +18471,7 @@
         <w:rPr>
           <w:lang w:val="pt_PT" w:bidi="pt_PT"/>
         </w:rPr>
-        <w:t xml:space="preserve"> "Porque assim diz o SENHOR: 'Davi jamais deixará de ter um descendente que se assente no trono de Israel'.</w:t>
+        <w:t xml:space="preserve"> Porque assim diz o SENHOR: “Davi jamais deixará de ter um descendente que se assente no trono de Israel.</w:t>
       </w:r>
     </w:p>
     <w:p>
@@ -18492,7 +18492,7 @@
         <w:rPr>
           <w:lang w:val="pt_PT" w:bidi="pt_PT"/>
         </w:rPr>
-        <w:t xml:space="preserve"> Tampouco faltarão sacerdotes levitas para oferecer continuamente no altar do SENHOR ofertas queimadas e ofertas de cereais".</w:t>
+        <w:t xml:space="preserve"> Tampouco faltarão sacerdotes levitas para oferecer continuamente no altar do SENHOR ofertas queimadas e ofertas de cereais”.</w:t>
       </w:r>
     </w:p>
     <w:p>
@@ -18534,7 +18534,7 @@
         <w:rPr>
           <w:lang w:val="pt_PT" w:bidi="pt_PT"/>
         </w:rPr>
-        <w:t xml:space="preserve"> "Assim diz o SENHOR: 'Se alguém pudesse mudar a ordem que estabeleci para o dia e a noite, se alguém impedisse o dia de seguir a noite e a noite de seguir o dia,</w:t>
+        <w:t xml:space="preserve"> "Assim diz o SENHOR: Se alguém pudesse mudar a ordem que estabeleci para o dia e a noite, se alguém impedisse o dia de seguir a noite e a noite de seguir o dia,</w:t>
       </w:r>
     </w:p>
     <w:p>
@@ -18618,7 +18618,7 @@
         <w:rPr>
           <w:lang w:val="pt_PT" w:bidi="pt_PT"/>
         </w:rPr>
-        <w:t xml:space="preserve"> “Não vês o que este povo diz entre si? Dizem: ‘O SENHOR nos escolheu e depois nos abandonou’; desprezam a sua própria nação e pensam que deixaram de ser meu povo".</w:t>
+        <w:t xml:space="preserve"> “Não vê o que este povo diz entre si? Eles dizem: ‘O SENHOR nos escolheu e depois nos abandonou’; desprezam a sua própria nação e pensam que deixaram de ser meu povo”.</w:t>
       </w:r>
     </w:p>
     <w:p>
@@ -18639,7 +18639,7 @@
         <w:rPr>
           <w:lang w:val="pt_PT" w:bidi="pt_PT"/>
         </w:rPr>
-        <w:t xml:space="preserve"> Assim diz o SENHOR: "Do mesmo modo como não mudarei as leis do dia e da noite, nem do céu e da terra,</w:t>
+        <w:t xml:space="preserve"> Assim diz o SENHOR: “Do mesmo modo como não mudarei as leis do dia e da noite, nem do céu e da terra,</w:t>
       </w:r>
     </w:p>
     <w:p>
@@ -18660,7 +18660,7 @@
         <w:rPr>
           <w:lang w:val="pt_PT" w:bidi="pt_PT"/>
         </w:rPr>
-        <w:t xml:space="preserve"> jamais rejeitarei os israelitas nem a família real de Davi, meu servo. Não mudarei o plano de escolher um descendente de Davi para reinar sobre o povo de Abraão, Isaque e Jacó; ao contrário, restaurarei a antiga glória de Israel e mostrarei o amor que tenho por ele.</w:t>
+        <w:t xml:space="preserve"> jamais rejeitarei os israelitas nem a família real de Davi, meu servo. Não mudarei o plano de escolher um descendente de Davi para reinar sobre o povo de Abraão, Isaque e Jacó; ao contrário, restaurarei a antiga glória de Israel e mostrarei o amor que tenho por ele”.</w:t>
       </w:r>
     </w:p>
     <w:p>
@@ -18760,7 +18760,7 @@
         <w:rPr>
           <w:lang w:val="pt_PT" w:bidi="pt_PT"/>
         </w:rPr>
-        <w:t xml:space="preserve"> "'Contudo, ouça a palavra do SENHOR, ó Zedequias, rei de Judá. Assim diz o SENHOR a seu respeito: você não morrerá pela espada.</w:t>
+        <w:t xml:space="preserve"> Contudo, ouça a palavra do SENHOR, ó Zedequias, rei de Judá. Assim diz o SENHOR a seu respeito: Você não morrerá pela espada.</w:t>
       </w:r>
     </w:p>
     <w:p>
@@ -18781,7 +18781,7 @@
         <w:rPr>
           <w:lang w:val="pt_PT" w:bidi="pt_PT"/>
         </w:rPr>
-        <w:t xml:space="preserve"> Você morrerá em paz, entre o seu povo. Queimarão perfumes em sua honra, como fizeram aos reis antigos; e o povo lamentará por você, dizendo: ‘Ai, morreu o nosso rei!’ Eu mesmo declarei isso”, diz o SENHOR.</w:t>
+        <w:t xml:space="preserve"> Você morrerá em paz. Queimarão perfumes em sua honra, como fizeram aos reis antigos; e o povo lamentará por você, dizendo: ‘Ai, morreu o nosso rei!’. Eu mesmo declarei isso”, diz o SENHOR.</w:t>
       </w:r>
     </w:p>
     <w:p>
@@ -18886,7 +18886,7 @@
         <w:rPr>
           <w:lang w:val="pt_PT" w:bidi="pt_PT"/>
         </w:rPr>
-        <w:t xml:space="preserve"> As autoridades e todo o povo aceitaram o acordo e libertaram seus escravos, sem exigir pagamento.</w:t>
+        <w:t xml:space="preserve"> As autoridades e todo o povo aceitaram o acordo e libertaram seus escravos.</w:t>
       </w:r>
     </w:p>
     <w:p>
@@ -18970,7 +18970,7 @@
         <w:rPr>
           <w:lang w:val="pt_PT" w:bidi="pt_PT"/>
         </w:rPr>
-        <w:t xml:space="preserve"> Ao fim de seis anos, cada um deve libertar o servo hebreu que lhe foi vendido; ele deve sair livre, sem custo algum. Mas seus pais não ouviram nem inclinaram o ouvido.</w:t>
+        <w:t xml:space="preserve"> Ao fim de sete anos, cada um deve libertar o servo hebreu que lhe foi vendido; ele deve sair livre, sem custo algum. Mas seus pais não ouviram nem inclinaram o ouvido.</w:t>
       </w:r>
     </w:p>
     <w:p>
@@ -18991,7 +18991,7 @@
         <w:rPr>
           <w:lang w:val="pt_PT" w:bidi="pt_PT"/>
         </w:rPr>
-        <w:t xml:space="preserve"> Agora, por pouco tempo, vocês fizeram o que é correto aos meus olhos, proclamando liberdade cada um ao seu próximo; vocês confirmaram isso diante de mim, na casa que leva o meu nome.</w:t>
+        <w:t xml:space="preserve"> Agora, vocês fizeram o que é correto aos meus olhos, proclamando liberdade cada um ao seu próximo; vocês confirmaram isso diante de mim, na casa que leva o meu nome.</w:t>
       </w:r>
     </w:p>
     <w:p>
@@ -19012,7 +19012,7 @@
         <w:rPr>
           <w:lang w:val="pt_PT" w:bidi="pt_PT"/>
         </w:rPr>
-        <w:t xml:space="preserve"> Contudo, vocês voltaram atrás, profanaram o meu nome e forçaram os servos e servas, que haviam libertado, a retornar à servidão".</w:t>
+        <w:t xml:space="preserve"> Contudo, vocês voltaram atrás, profanaram o meu nome e forçaram os servos e servas, que haviam libertado, a retornar à servidão”.</w:t>
       </w:r>
     </w:p>
     <w:p>
@@ -19033,7 +19033,7 @@
         <w:rPr>
           <w:lang w:val="pt_PT" w:bidi="pt_PT"/>
         </w:rPr>
-        <w:t xml:space="preserve"> Por isso, assim diz o SENHOR: "Vocês não me obedeceram ao proclamar liberdade aos seus irmãos. Eis que eu proclamo liberdade à espada, à fome e à peste, para que os alcancem; farei de vocês um exemplo de terror entre todos os reinos da terra.</w:t>
+        <w:t xml:space="preserve"> Por isso, assim diz o SENHOR: “Vocês não me obedeceram ao proclamar liberdade aos seus irmãos. Eis que eu proclamo liberdade à espada, à fome e à peste, para que os alcancem; farei de vocês um exemplo de terror entre todos os reinos da terra.</w:t>
       </w:r>
     </w:p>
     <w:p>
@@ -19054,7 +19054,7 @@
         <w:rPr>
           <w:lang w:val="pt_PT" w:bidi="pt_PT"/>
         </w:rPr>
-        <w:t xml:space="preserve"> Entregarei os homens que quebraram a minha aliança e não cumpriram as palavras da aliança feita diante de mim, quando cortaram um bezerro em duas partes e passaram entre elas.</w:t>
+        <w:t xml:space="preserve"> Entregarei os homens que quebraram a minha aliança e não cumpriram as palavras da aliança feita diante de mim, quando cortaram um bezerro em duas partes e andaram entre elas.</w:t>
       </w:r>
     </w:p>
     <w:p>
@@ -19117,7 +19117,7 @@
         <w:rPr>
           <w:lang w:val="pt_PT" w:bidi="pt_PT"/>
         </w:rPr>
-        <w:t xml:space="preserve"> Também entregarei Zedequias, rei de Judá, e seus oficiais nas mãos de seus inimigos e do exército do rei da Babilônia, que se afastou de Jerusalém, mas ainda os persegue.</w:t>
+        <w:t xml:space="preserve"> Também entregarei Zedequias, rei de Judá, e seus oficiais nas mãos de seus inimigos e do exército do rei da Babilônia, que se afastou de Jerusalém.</w:t>
       </w:r>
     </w:p>
     <w:p>
@@ -19138,7 +19138,7 @@
         <w:rPr>
           <w:lang w:val="pt_PT" w:bidi="pt_PT"/>
         </w:rPr>
-        <w:t xml:space="preserve"> “Eu darei a ordem”, diz o SENHOR, “e eles voltarão a esta cidade; lutarão contra ela, tomarão Jerusalém e a queimarão por completo. Farei das cidades de Judá um deserto, sem moradores”.</w:t>
+        <w:t xml:space="preserve"> Eu darei a ordem”, diz o SENHOR, “e eles voltarão a esta cidade; lutarão contra ela, tomarão Jerusalém e a queimarão por completo. Farei das cidades de Judá um deserto, sem moradores”.</w:t>
       </w:r>
     </w:p>
     <w:p>
@@ -19301,7 +19301,7 @@
         <w:rPr>
           <w:lang w:val="pt_PT" w:bidi="pt_PT"/>
         </w:rPr>
-        <w:t xml:space="preserve"> Ele também disse: ‘Não edifiquem casas, não tenham terras; não plantem vinhas, não as possuam; habitem em tendas, para que vivam muitos dias na terra por onde passam'.</w:t>
+        <w:t xml:space="preserve"> Ele também disse: ‘Não edifiquem casas; não plantem vinhas, não as possuam; não semeiem; habitem em tendas, para que vivam muitos dias na terra por onde passam’.</w:t>
       </w:r>
     </w:p>
     <w:p>
@@ -19427,7 +19427,7 @@
         <w:rPr>
           <w:lang w:val="pt_PT" w:bidi="pt_PT"/>
         </w:rPr>
-        <w:t xml:space="preserve"> “Assim diz o SENHOR Todo-poderoso, o Deus de Israel: Pergunte ao povo de Judá e aos moradores de Jerusalém: ‘Quando vocês aceitarão meus ensinos e guardarão minhas palavras? Por que não aprendem com a família dos recabitas?’, pergunta o SENHOR.</w:t>
+        <w:t xml:space="preserve"> “Assim diz o SENHOR Todo-poderoso, o Deus de Israel: Pergunte ao povo de Judá e aos moradores de Jerusalém: Quando vocês aceitarão meus ensinos e guardarão minhas palavras? Por que não aprendem com a família dos recabitas?”, pergunta o SENHOR.</w:t>
       </w:r>
     </w:p>
     <w:p>
@@ -19448,7 +19448,7 @@
         <w:rPr>
           <w:lang w:val="pt_PT" w:bidi="pt_PT"/>
         </w:rPr>
-        <w:t xml:space="preserve"> Jonadabe, filho de Recabe, ordenou a seus filhos que não bebessem vinho, e eles obedecem até hoje; não bebem vinho, porque guardam a ordem do seu antepassado; mas vocês não querem me obedecer, embora eu os tenha advertido dia após dia, por muito tempo.</w:t>
+        <w:t xml:space="preserve"> "Jonadabe, filho de Recabe, ordenou a seus filhos que não bebessem vinho, e eles obedecem até hoje; não bebem vinho, porque guardam a ordem do seu antepassado; mas vocês não querem me obedecer, embora eu os tenha advertido dia após dia, por muito tempo.</w:t>
       </w:r>
     </w:p>
     <w:p>
@@ -19511,7 +19511,7 @@
         <w:rPr>
           <w:lang w:val="pt_PT" w:bidi="pt_PT"/>
         </w:rPr>
-        <w:t xml:space="preserve"> Por isso, assim diz o SENHOR Todo-poderoso, o Deus de Israel: "Já que vocês não obedecem quando eu ordeno e não respondem quando eu chamo, trarei sobre Judá e sobre os moradores de Jerusalém toda a desgraça que anunciei”.</w:t>
+        <w:t xml:space="preserve"> Por isso, assim diz o SENHOR Todo-poderoso, o Deus de Israel: “Já que vocês não obedecem quando eu ordeno e não respondem quando eu chamo, trarei sobre Judá e sobre os moradores de Jerusalém toda a desgraça que anunciei”.</w:t>
       </w:r>
     </w:p>
     <w:p>
@@ -19532,7 +19532,7 @@
         <w:rPr>
           <w:lang w:val="pt_PT" w:bidi="pt_PT"/>
         </w:rPr>
-        <w:t xml:space="preserve"> Então Jeremias disse à casa dos recabitas: “Assim diz o SENHOR Todo-poderoso, o Deus de Israel: ‘Visto que vocês guardaram as ordens de Jonadabe, seu antigo parente, e cumpriram cada instrução que ele deixou',</w:t>
+        <w:t xml:space="preserve"> Então Jeremias disse à casa dos recabitas: “Assim diz o SENHOR Todo-poderoso, o Deus de Israel: ‘Visto que vocês guardaram as ordens de Jonadabe, seu antigo parente, e cumpriram cada instrução que ele deixou’,</w:t>
       </w:r>
     </w:p>
     <w:p>
@@ -19758,7 +19758,7 @@
         <w:rPr>
           <w:lang w:val="pt_PT" w:bidi="pt_PT"/>
         </w:rPr>
-        <w:t xml:space="preserve"> Isso ocorreu no dia de jejum do nono mês, no quinto ano do reinado de Jeoaquim, filho de Josias; todo o povo de Judá e de Jerusalém foi convocado ao templo do SENHOR.</w:t>
+        <w:t xml:space="preserve"> Isso ocorreu no dia de jejum do nono mês, no quinto ano do reinado de Jeoaquim, filho de Josias; foi proclamado um jejum diante do SENHOR para todo o povo em Jerusalém e para os que vinham das cidades de Judá.</w:t>
       </w:r>
     </w:p>
     <w:p>
@@ -19779,7 +19779,7 @@
         <w:rPr>
           <w:lang w:val="pt_PT" w:bidi="pt_PT"/>
         </w:rPr>
-        <w:t xml:space="preserve"> Para a leitura pública, Baruque subiu à sala de Gemarias, o escriba, filho de Safã, junto ao pátio superior, perto da entrada da porta Nova do templo.</w:t>
+        <w:t xml:space="preserve"> Baruque leu o rolo na sala de Gemarias, o escriba, filho de Safã, junto ao pátio superior, perto da entrada da porta Nova da casa do SENHOR.</w:t>
       </w:r>
     </w:p>
     <w:p>
@@ -19842,7 +19842,7 @@
         <w:rPr>
           <w:lang w:val="pt_PT" w:bidi="pt_PT"/>
         </w:rPr>
-        <w:t xml:space="preserve"> Micaías contou a eles tudo o que ouvira Baruque anunciar ao povo.</w:t>
+        <w:t xml:space="preserve"> Micaías contou a eles tudo o que tinha ouvido Baruque anunciar ao povo.</w:t>
       </w:r>
     </w:p>
     <w:p>
@@ -19968,7 +19968,7 @@
         <w:rPr>
           <w:lang w:val="pt_PT" w:bidi="pt_PT"/>
         </w:rPr>
-        <w:t xml:space="preserve"> Então os oficiais disseram: “Ouça com atenção: você e Jeremias devem se esconder agora mesmo; não revelem a ninguém onde estarão”.</w:t>
+        <w:t xml:space="preserve"> Então os oficiais disseram: “Ouça com atenção: Você e Jeremias devem se esconder agora mesmo; não revelem a ninguém onde estarão”.</w:t>
       </w:r>
     </w:p>
     <w:p>
@@ -20010,7 +20010,7 @@
         <w:rPr>
           <w:lang w:val="pt_PT" w:bidi="pt_PT"/>
         </w:rPr>
-        <w:t xml:space="preserve"> Jeoaquim, ao tomar conhecimento do ocorrido, ordenou que Jeudi fosse buscar o rolo; ele o retirou da sala de Elisama, o secretário, e o levou à presença do rei e dos oficiais, onde leu em voz alta as palavras do SENHOR.</w:t>
+        <w:t xml:space="preserve"> Jeoaquim, ao tomar conhecimento do ocorrido, ordenou que Jeudi fosse buscar o rolo; ele o retirou da sala de Elisama, o secretário, e o levou à presença do rei e dos oficiais, e Jeudi leu o rolo diante deles.</w:t>
       </w:r>
     </w:p>
     <w:p>
@@ -20052,7 +20052,7 @@
         <w:rPr>
           <w:lang w:val="pt_PT" w:bidi="pt_PT"/>
         </w:rPr>
-        <w:t xml:space="preserve"> Sempre que Jeudi lia três ou quatro colunas, o rei as cortava com uma faca e as lançava ao fogo, até que todo o rolo foi consumido.</w:t>
+        <w:t xml:space="preserve"> Sempre que Jeudi lia três ou quatro colunas, o rei cortava aquele pedaço com uma faca e o lançava ao fogo, até que todo o rolo foi consumido.</w:t>
       </w:r>
     </w:p>
     <w:p>
@@ -20136,7 +20136,7 @@
         <w:rPr>
           <w:lang w:val="pt_PT" w:bidi="pt_PT"/>
         </w:rPr>
-        <w:t xml:space="preserve"> Depois que Jeoaquim queimou o rolo com as palavras ditadas por Jeremias e escritas por Baruque, o SENHOR falou novamente a Jeremias:</w:t>
+        <w:t xml:space="preserve"> Depois que Jeoaquim queimou o rolo com as palavras ditadas por Jeremias e escritas por Baruque, o SENHOR falou novamente a Jeremias.</w:t>
       </w:r>
     </w:p>
     <w:p>
@@ -20178,7 +20178,7 @@
         <w:rPr>
           <w:lang w:val="pt_PT" w:bidi="pt_PT"/>
         </w:rPr>
-        <w:t xml:space="preserve"> E diga a Jeoaquim, rei de Judá: Assim diz o SENHOR: "Você queimou o rolo e perguntou: ‘Por que Jeremias escreveu que o rei da Babilônia virá contra esta terra para dominá-la e provocar a morte de seu povo e de seus animais?’”.</w:t>
+        <w:t xml:space="preserve"> E diga a Jeoaquim, rei de Judá: Assim diz o SENHOR: Você queimou o rolo e perguntou: ‘Por que Jeremias escreveu que o rei da Babilônia virá e destruirá esta terra, fazendo desaparecer dela tanto as pessoas quanto os animais?’”.</w:t>
       </w:r>
     </w:p>
     <w:p>
@@ -20199,7 +20199,7 @@
         <w:rPr>
           <w:lang w:val="pt_PT" w:bidi="pt_PT"/>
         </w:rPr>
-        <w:t xml:space="preserve"> Por isso, assim diz o SENHOR sobre Jeoaquim, rei de Judá: ‘Ele não terá descendente que se assente no trono de Davi; seu corpo será lançado fora, exposto ao calor do dia e ao frio da noite.</w:t>
+        <w:t xml:space="preserve"> Por isso, assim diz o SENHOR sobre Jeoaquim, rei de Judá: “Ele não terá descendente que se assente no trono de Davi; seu corpo será lançado fora, exposto ao calor do dia e ao frio da noite.</w:t>
       </w:r>
     </w:p>
     <w:p>
@@ -20278,7 +20278,7 @@
         <w:rPr>
           <w:lang w:val="pt_PT" w:bidi="pt_PT"/>
         </w:rPr>
-        <w:t xml:space="preserve"> Após a morte de Jeoaquim, o povo de Judá colocou no trono Jeconias, seu filho; porém Nabucodonosor, rei da Babilônia, designou Zedequias, filho de Josias e irmão de Jeoaquim, para reinar em Judá, e assim Zedequias passou a governar no lugar de Joaquim, filho de Jeoaquim.</w:t>
+        <w:t xml:space="preserve"> Zedequias, filho de Josias, foi colocado por Nabucodonosor, rei da Babilônia, para reinar em Judá no lugar de Jeconias, filho de Jeoaquim.</w:t>
       </w:r>
     </w:p>
     <w:p>
@@ -20614,7 +20614,7 @@
         <w:rPr>
           <w:lang w:val="pt_PT" w:bidi="pt_PT"/>
         </w:rPr>
-        <w:t xml:space="preserve"> Mais tarde, o rei Zedequias mandou buscá-lo em segredo e o levou ao palácio; ali lhe perguntou: “Há alguma palavra do SENHOR para mim?” Jeremias respondeu: “Há, sim; você será entregue ao poder do rei da Babilônia”.</w:t>
+        <w:t xml:space="preserve"> Mais tarde, o rei Zedequias mandou buscá-lo em segredo e o levou ao palácio; ali lhe perguntou: “Há alguma palavra do SENHOR para mim?”. Jeremias respondeu: “Há, sim; você será entregue ao poder do rei da Babilônia”.</w:t>
       </w:r>
     </w:p>
     <w:p>
@@ -20861,7 +20861,7 @@
         <w:rPr>
           <w:lang w:val="pt_PT" w:bidi="pt_PT"/>
         </w:rPr>
-        <w:t xml:space="preserve"> Quando Ebede-Meleque, o etíope encarregado da casa do rei, soube que Jeremias fora lançado no poço,</w:t>
+        <w:t xml:space="preserve"> Quando Ebede-Meleque, o etíope encarregado da casa do rei, soube que Jeremias tinha sido lançado no poço,</w:t>
       </w:r>
     </w:p>
     <w:p>
@@ -20903,7 +20903,7 @@
         <w:rPr>
           <w:lang w:val="pt_PT" w:bidi="pt_PT"/>
         </w:rPr>
-        <w:t xml:space="preserve"> Disse: “Ó rei, meu senhor, teus oficiais cometeram grande mal ao lançar Jeremias no poço; ali ele morrerá de fome, pois já não há pão na cidade”.</w:t>
+        <w:t xml:space="preserve"> Disse: “Ó rei, meu senhor, seus oficiais cometeram grande mal ao lançar Jeremias no poço; ali ele morrerá de fome, pois já não há pão na cidade”.</w:t>
       </w:r>
     </w:p>
     <w:p>
@@ -20924,7 +20924,7 @@
         <w:rPr>
           <w:lang w:val="pt_PT" w:bidi="pt_PT"/>
         </w:rPr>
-        <w:t xml:space="preserve"> Então o rei ordenou a Ebede-Meleque, o etíope: “Leva contigo trinta homens e retira o profeta Jeremias do poço antes que morra”.</w:t>
+        <w:t xml:space="preserve"> Então o rei ordenou a Ebede-Meleque, o etíope: “Leve trinta homens com você e retire o profeta Jeremias do poço antes que morra”.</w:t>
       </w:r>
     </w:p>
     <w:p>
@@ -20966,7 +20966,7 @@
         <w:rPr>
           <w:lang w:val="pt_PT" w:bidi="pt_PT"/>
         </w:rPr>
-        <w:t xml:space="preserve"> Ebede-Meleque gritou a Jeremias: “Coloca estes trapos debaixo dos braços, para proteger o corpo das cordas”. Jeremias fez como lhe foi dito.</w:t>
+        <w:t xml:space="preserve"> Ebede-Meleque gritou a Jeremias: “Coloque estes trapos debaixo dos braços, para proteger o corpo das cordas”. Jeremias fez como lhe foi dito.</w:t>
       </w:r>
     </w:p>
     <w:p>
@@ -21008,7 +21008,7 @@
         <w:rPr>
           <w:lang w:val="pt_PT" w:bidi="pt_PT"/>
         </w:rPr>
-        <w:t xml:space="preserve"> Mais tarde, o rei Zedequias mandou chamar Jeremias para encontrá-lo à terceira entrada do templo do SENHOR e lhe disse: “Vou te perguntar algo; responde-me com verdade e não escondas nada”.</w:t>
+        <w:t xml:space="preserve"> Mais tarde, o rei Zedequias mandou chamar Jeremias para encontrá-lo à terceira entrada do templo do SENHOR e lhe disse: “Vou lhe perguntar algo; responda-me com verdade e não esconda nada”.</w:t>
       </w:r>
     </w:p>
     <w:p>
@@ -21029,7 +21029,7 @@
         <w:rPr>
           <w:lang w:val="pt_PT" w:bidi="pt_PT"/>
         </w:rPr>
-        <w:t xml:space="preserve"> Jeremias respondeu: “Se eu falar a verdade, não me mandarás matar? E, se eu te aconselhar, não me ouvirás”.</w:t>
+        <w:t xml:space="preserve"> Jeremias respondeu: “Se eu falar a verdade, você não mandará que me matem? E, se eu o aconselhar, você não me ouvirá”.</w:t>
       </w:r>
     </w:p>
     <w:p>
@@ -21050,7 +21050,7 @@
         <w:rPr>
           <w:lang w:val="pt_PT" w:bidi="pt_PT"/>
         </w:rPr>
-        <w:t xml:space="preserve"> Então Zedequias jurou em segredo a Jeremias: “Pelo SENHOR, que nos dá a vida, não te matarei nem te entregarei aos que procuram tirar-te a vida”.</w:t>
+        <w:t xml:space="preserve"> Então Zedequias jurou em segredo a Jeremias: “Pelo SENHOR, que nos dá a vida, não vou matá-lo nem o entregarei aos que procuram tirar sua vida”.</w:t>
       </w:r>
     </w:p>
     <w:p>
@@ -21071,7 +21071,7 @@
         <w:rPr>
           <w:lang w:val="pt_PT" w:bidi="pt_PT"/>
         </w:rPr>
-        <w:t xml:space="preserve"> Jeremias disse ao rei: “Assim declara o SENHOR dos Exércitos, o Deus de Israel: ‘Se te entregares aos oficiais do rei da Babilônia, viverás, esta cidade não será queimada, e tu e tua família permanecereis vivos.</w:t>
+        <w:t xml:space="preserve"> Jeremias disse ao rei: “Assim declara o SENHOR dos Exércitos, o Deus de Israel: ‘Se você se entregar aos oficiais do rei da Babilônia, viverá, esta cidade não será queimada, e você e sua família permanecerão vivos.</w:t>
       </w:r>
     </w:p>
     <w:p>
@@ -21092,7 +21092,7 @@
         <w:rPr>
           <w:lang w:val="pt_PT" w:bidi="pt_PT"/>
         </w:rPr>
-        <w:t xml:space="preserve"> Mas, se não te entregares, esta cidade será entregue aos babilônios; eles a incendiarão, e tu não escaparás de suas mãos’”.</w:t>
+        <w:t xml:space="preserve"> Mas, se não se entregar, esta cidade será entregue aos babilônios; eles a incendiarão, e você não escapará das mãos deles’”.</w:t>
       </w:r>
     </w:p>
     <w:p>
@@ -21134,7 +21134,7 @@
         <w:rPr>
           <w:lang w:val="pt_PT" w:bidi="pt_PT"/>
         </w:rPr>
-        <w:t xml:space="preserve"> Jeremias respondeu: “Obedece à palavra do SENHOR, e nada de mal te acontecerá; assim escaparás com vida.</w:t>
+        <w:t xml:space="preserve"> Jeremias respondeu: “Obedeça à palavra do SENHOR, e nada de mal acontecerá a você; assim escapará com vida.</w:t>
       </w:r>
     </w:p>
     <w:p>
@@ -21155,7 +21155,7 @@
         <w:rPr>
           <w:lang w:val="pt_PT" w:bidi="pt_PT"/>
         </w:rPr>
-        <w:t xml:space="preserve"> Porém, se recusares entregar-te, esta é a palavra que o SENHOR me mostrou:</w:t>
+        <w:t xml:space="preserve"> Porém, se você se recusar a se entregar, esta é a palavra que o SENHOR me mostrou:</w:t>
       </w:r>
     </w:p>
     <w:p>
@@ -21176,7 +21176,7 @@
         <w:rPr>
           <w:lang w:val="pt_PT" w:bidi="pt_PT"/>
         </w:rPr>
-        <w:t xml:space="preserve"> todas as mulheres que restam no palácio de Judá serão levadas aos oficiais do rei da Babilônia, e dirão: ‘Teus aliados te enganaram; quando teus pés afundaram, eles te abandonaram’.</w:t>
+        <w:t xml:space="preserve"> todas as mulheres que restam no palácio de Judá serão levadas aos oficiais do rei da Babilônia, e dirão: ‘Seus aliados o enganaram; quando seus pés afundaram, eles o abandonaram’.</w:t>
       </w:r>
     </w:p>
     <w:p>
@@ -21197,7 +21197,7 @@
         <w:rPr>
           <w:lang w:val="pt_PT" w:bidi="pt_PT"/>
         </w:rPr>
-        <w:t xml:space="preserve"> Todas as tuas mulheres e teus filhos serão levados para a Babilônia; tu não escaparás, serás capturado pelo rei da Babilônia, e esta cidade será consumida pelo fogo”.</w:t>
+        <w:t xml:space="preserve"> Todas as suas mulheres e seus filhos serão levados para a Babilônia; você não escapará, será capturado pelo rei da Babilônia, e esta cidade será consumida pelo fogo”.</w:t>
       </w:r>
     </w:p>
     <w:p>
@@ -21218,7 +21218,7 @@
         <w:rPr>
           <w:lang w:val="pt_PT" w:bidi="pt_PT"/>
         </w:rPr>
-        <w:t xml:space="preserve"> Ao encerrar o diálogo, Zedequias advertiu Jeremias: “Não reveles esta conversa a ninguém; se alguém descobrir que falamos, tu serás condenado à morte”.</w:t>
+        <w:t xml:space="preserve"> Ao encerrar o diálogo, Zedequias advertiu Jeremias: “Não revele esta conversa a ninguém; se alguém descobrir que falamos, você será condenado à morte.</w:t>
       </w:r>
     </w:p>
     <w:p>
@@ -21239,7 +21239,7 @@
         <w:rPr>
           <w:lang w:val="pt_PT" w:bidi="pt_PT"/>
         </w:rPr>
-        <w:t xml:space="preserve"> Se os oficiais souberem que falamos e te interrogarem, ameaçando-te de morte se não contares tudo,</w:t>
+        <w:t xml:space="preserve"> Se os oficiais souberem que falamos e o interrogarem, ameaçando-o de morte se não contar tudo,</w:t>
       </w:r>
     </w:p>
     <w:p>
@@ -21260,7 +21260,7 @@
         <w:rPr>
           <w:lang w:val="pt_PT" w:bidi="pt_PT"/>
         </w:rPr>
-        <w:t xml:space="preserve"> dize apenas que me suplicaste para não seres levado de volta à prisão da casa de Jônatas, pois temes morrer naquele lugar".</w:t>
+        <w:t xml:space="preserve"> diga apenas que me suplicou para não ser levado de volta à prisão da casa de Jônatas, pois teme morrer naquele lugar”.</w:t>
       </w:r>
     </w:p>
     <w:p>
@@ -21402,7 +21402,7 @@
         <w:rPr>
           <w:lang w:val="pt_PT" w:bidi="pt_PT"/>
         </w:rPr>
-        <w:t xml:space="preserve"> Ao verem a reunião dos oficiais caldeus e entenderem que a cidade estava perdida, Zedequias e alguns soldados fugiram de noite, saindo pelo caminho do jardim do palácio, por uma porta entre os muros, e seguiram em direção ao vale do Jordão.</w:t>
+        <w:t xml:space="preserve"> Ao verem a reunião dos oficiais babilônios e entenderem que a cidade estava perdida, Zedequias e alguns soldados fugiram de noite, saindo pelo caminho do jardim do palácio, por uma porta entre os muros, e seguiram em direção ao vale do Jordão.</w:t>
       </w:r>
     </w:p>
     <w:p>
@@ -21507,7 +21507,7 @@
         <w:rPr>
           <w:lang w:val="pt_PT" w:bidi="pt_PT"/>
         </w:rPr>
-        <w:t xml:space="preserve"> Nebuzaradã, capitão da guarda, reuniu o povo que restara na cidade e os que haviam se rendido, e os levou cativos para a Babilônia.</w:t>
+        <w:t xml:space="preserve"> Nebuzaradã, capitão da guarda, reuniu o povo que restou na cidade e os que haviam se rendido, e os levou cativos para a Babilônia.</w:t>
       </w:r>
     </w:p>
     <w:p>
@@ -21549,7 +21549,7 @@
         <w:rPr>
           <w:lang w:val="pt_PT" w:bidi="pt_PT"/>
         </w:rPr>
-        <w:t xml:space="preserve"> O rei da Babilônia, Nabucodonosor, havia dado ordem a Nebuzaradã, chefe da guarda, a respeito de Jeremias.</w:t>
+        <w:t xml:space="preserve"> O rei da Babilônia, Nabucodonosor, tinha dado ordem a Nebuzaradã, chefe da guarda, a respeito de Jeremias.</w:t>
       </w:r>
     </w:p>
     <w:p>
@@ -21612,7 +21612,7 @@
         <w:rPr>
           <w:lang w:val="pt_PT" w:bidi="pt_PT"/>
         </w:rPr>
-        <w:t xml:space="preserve"> enviaram homens para tirar Jeremias do pátio da guarda e o entregaram a Gedalias, filho de Aicão e neto de Safã, para que o levasse à sua casa; desse modo, Jeremias voltou a viver livre entre o povo que ficou em Judá.</w:t>
+        <w:t xml:space="preserve"> enviaram homens para tirar Jeremias do pátio da guarda e o entregaram a Gedalias, filho de Aicam e neto de Safã, para que o levasse à sua casa; desse modo, Jeremias voltou a viver livre entre o povo que ficou em Judá.</w:t>
       </w:r>
     </w:p>
     <w:p>
@@ -21654,7 +21654,7 @@
         <w:rPr>
           <w:lang w:val="pt_PT" w:bidi="pt_PT"/>
         </w:rPr>
-        <w:t xml:space="preserve"> “Vá falar com Ebede-Meleque, o etíope, e diga: 'Assim diz o SENHOR dos Exércitos, o Deus de Israel: Cumprirei contra esta cidade todo o mal que anunciei, e você verá com seus próprios olhos a sua ruína.</w:t>
+        <w:t xml:space="preserve"> “Vá falar com Ebede-Meleque, o etíope, e diga: ‘Assim diz o SENHOR dos Exércitos, o Deus de Israel: Cumprirei contra esta cidade todo o mal que anunciei, e você verá com seus próprios olhos a sua ruína.</w:t>
       </w:r>
     </w:p>
     <w:p>
@@ -21675,7 +21675,7 @@
         <w:rPr>
           <w:lang w:val="pt_PT" w:bidi="pt_PT"/>
         </w:rPr>
-        <w:t xml:space="preserve"> Mas naquele dia eu o livrarei”, declara o SENHOR; “você não será entregue aos babilônios, de quem sente tanto medo.</w:t>
+        <w:t xml:space="preserve"> Mas naquele dia eu o livrarei’, declara o SENHOR; ‘você não será entregue aos babilônios, de quem sente tanto medo.</w:t>
       </w:r>
     </w:p>
     <w:p>
@@ -21696,7 +21696,7 @@
         <w:rPr>
           <w:lang w:val="pt_PT" w:bidi="pt_PT"/>
         </w:rPr>
-        <w:t xml:space="preserve"> Porque você confiou em mim e me obedeceu, eu o protegerei e preservarei a sua vida”, declara o SENHOR.</w:t>
+        <w:t xml:space="preserve"> Porque você confiou em mim e me obedeceu, eu o protegerei e preservarei a sua vida’”, declara o SENHOR.</w:t>
       </w:r>
     </w:p>
     <w:p>
@@ -21733,7 +21733,7 @@
         <w:rPr>
           <w:lang w:val="pt_PT" w:bidi="pt_PT"/>
         </w:rPr>
-        <w:t xml:space="preserve"> Jeremias foi levado com outros moradores de Jerusalém até Ramá; ali, Nebuzaradã, chefe da guarda, encontrou o profeta preso com correntes entre os cativos de Jerusalém e de Judá que seguiam para o exílio na Babilônia, e o soltou.</w:t>
+        <w:t xml:space="preserve"> A mensagem que o SENHOR deu a Jeremias veio depois que ele foi levado com outros moradores de Jerusalém até Ramá. Ali, Nebuzaradã, chefe da guarda, encontrou o profeta preso com correntes entre os cativos de Jerusalém e de Judá que seguiam para a Babilônia, e o soltou.</w:t>
       </w:r>
     </w:p>
     <w:p>
@@ -21775,7 +21775,7 @@
         <w:rPr>
           <w:lang w:val="pt_PT" w:bidi="pt_PT"/>
         </w:rPr>
-        <w:t xml:space="preserve"> Isso ocorreu porque vocês pecaram contra o SENHOR e não obedeceram às suas ordens; por isso veio toda esta devastação”.</w:t>
+        <w:t xml:space="preserve"> Isso ocorreu porque vocês pecaram contra o SENHOR e não obedeceram às suas ordens; por isso veio toda esta devastação.</w:t>
       </w:r>
     </w:p>
     <w:p>
@@ -21817,7 +21817,7 @@
         <w:rPr>
           <w:lang w:val="pt_PT" w:bidi="pt_PT"/>
         </w:rPr>
-        <w:t xml:space="preserve"> Como Jeremias hesitava, Nebuzaradã continuou: “Vá até Gedalias, filho de Aicão, neto de Safã, a quem o rei Nabucodonosor nomeou governador das cidades de Judá; viva entre o povo como qualquer homem. A decisão é sua; faça o que julgar correto”. Então lhe deu alimento, algum dinheiro, e o deixou partir.</w:t>
+        <w:t xml:space="preserve"> Como Jeremias hesitava, Nebuzaradã continuou: “Vá até Gedalias, filho de Aicam, neto de Safã, a quem o rei Nabucodonosor nomeou governador das cidades de Judá; viva entre o povo como qualquer homem. A decisão é sua; faça o que julgar correto”. Então lhe deu alimento, algum dinheiro, e o deixou partir.</w:t>
       </w:r>
     </w:p>
     <w:p>
@@ -21838,7 +21838,7 @@
         <w:rPr>
           <w:lang w:val="pt_PT" w:bidi="pt_PT"/>
         </w:rPr>
-        <w:t xml:space="preserve"> Jeremias foi a Mispá, até Gedalias, filho de Aicão, e passou a viver entre o povo que havia permanecido na terra de Judá.</w:t>
+        <w:t xml:space="preserve"> Jeremias foi a Mispá, até Gedalias, filho de Aicam, e passou a viver entre o povo que havia permanecido na terra de Judá.</w:t>
       </w:r>
     </w:p>
     <w:p>
@@ -21859,7 +21859,7 @@
         <w:rPr>
           <w:lang w:val="pt_PT" w:bidi="pt_PT"/>
         </w:rPr>
-        <w:t xml:space="preserve"> Quando os chefes dos grupos de soldados espalhados pelo interior souberam que o rei da Babilônia havia colocado Gedalias para governar a terra e cuidar dos pobres, homens, mulheres e crianças, e que nem todos tinham sido levados para a Babilônia,</w:t>
+        <w:t xml:space="preserve"> Quando os chefes dos grupos de soldados espalhados pelo interior souberam que o rei da Babilônia havia colocado Gedalias para governar a terra e sobre o povo pobre que havia ficado, homens, mulheres e crianças, e que nem todos tinham sido levados para a Babilônia,</w:t>
       </w:r>
     </w:p>
     <w:p>
@@ -21880,7 +21880,7 @@
         <w:rPr>
           <w:lang w:val="pt_PT" w:bidi="pt_PT"/>
         </w:rPr>
-        <w:t xml:space="preserve"> foram a Mispá encontrar Gedalias. Eram eles: Ismael, filho de Netanias; Joanã e Jônatas, filhos de Careá; Seraías, filho de Tanumete; os filhos de Efai, de Netofate; e Jezanias, filho de um sírio de Maaca, com seus soldados.</w:t>
+        <w:t xml:space="preserve"> foram a Mispá procurar Gedalias. Entre eles estavam: Ismael, filho de Netanias; Joanã e Jônatas, filhos de Careá; Seraías, filho de Tanumete; os filhos de Efai, o netofatita; e Jezanias, filho de um maacatita, junto com seus homens.</w:t>
       </w:r>
     </w:p>
     <w:p>
@@ -21901,7 +21901,7 @@
         <w:rPr>
           <w:lang w:val="pt_PT" w:bidi="pt_PT"/>
         </w:rPr>
-        <w:t xml:space="preserve"> Gedalias, filho de Aicão, neto de Safã, fez um juramento a eles e aos seus homens, dizendo: “Permaneçam aqui e sirvam ao rei da Babilônia; assim terão paz e segurança”.</w:t>
+        <w:t xml:space="preserve"> Gedalias, filho de Aicam, neto de Safã, fez um juramento a eles e aos seus homens, dizendo: “Permaneçam aqui e sirvam ao rei da Babilônia; assim terão paz e segurança”.</w:t>
       </w:r>
     </w:p>
     <w:p>
@@ -21922,7 +21922,7 @@
         <w:rPr>
           <w:lang w:val="pt_PT" w:bidi="pt_PT"/>
         </w:rPr>
-        <w:t xml:space="preserve"> E disse mais: “Eu ficarei em Mispá para representar vocês quando vierem os enviados do rei. Quanto a vocês, escolham cidades para morar, colham uvas, figos e azeitonas, façam azeite e guardem o fruto de toda a colheita”.</w:t>
+        <w:t xml:space="preserve"> E disse mais: “Eu ficarei em Mispá para representar vocês quando vierem os babilônios. Quanto a vocês, morem nas cidades que vocês tomaram, colham uvas, figos e azeitonas, façam azeite e guardem o fruto de toda a colheita”.</w:t>
       </w:r>
     </w:p>
     <w:p>
@@ -21943,7 +21943,7 @@
         <w:rPr>
           <w:lang w:val="pt_PT" w:bidi="pt_PT"/>
         </w:rPr>
-        <w:t xml:space="preserve"> Todos os judeus que estavam em Moabe, Amom e Edom ouviram que havia um remanescente em Judá e que o rei da Babilônia havia designado Gedalias, filho de Aicão, neto de Safã, como governador.</w:t>
+        <w:t xml:space="preserve"> Todos os judeus que estavam em Moabe, Amom e Edom ouviram que havia um remanescente em Judá e que o rei da Babilônia havia designado Gedalias, filho de Aicam, neto de Safã, como governador.</w:t>
       </w:r>
     </w:p>
     <w:p>
@@ -22006,7 +22006,7 @@
         <w:rPr>
           <w:lang w:val="pt_PT" w:bidi="pt_PT"/>
         </w:rPr>
-        <w:t xml:space="preserve"> e lhe disseram: “Esteja atento: Baalis, rei dos amonitas, contratou Ismael, filho de Netanias, para tirar sua vida”. Gedalias, porém, não acreditou neles.</w:t>
+        <w:t xml:space="preserve"> e lhe disseram: “Esteja atento: Baalis, rei dos amonitas, enviou Ismael, filho de Netanias, para tirar sua vida”.</w:t>
       </w:r>
     </w:p>
     <w:p>
@@ -22048,7 +22048,7 @@
         <w:rPr>
           <w:lang w:val="pt_PT" w:bidi="pt_PT"/>
         </w:rPr>
-        <w:t xml:space="preserve"> Mas Gedalias, filho de Aicão, respondeu a Joanã, filho de Careá: “Não faça isso; você está falando falsamente a respeito de Ismael”.</w:t>
+        <w:t xml:space="preserve"> Mas Gedalias, filho de Aicam, respondeu a Joanã, filho de Careá: “Não faça isso; você está falando falsamente a respeito de Ismael”.</w:t>
       </w:r>
     </w:p>
     <w:p>
@@ -22085,7 +22085,7 @@
         <w:rPr>
           <w:lang w:val="pt_PT" w:bidi="pt_PT"/>
         </w:rPr>
-        <w:t xml:space="preserve"> No sétimo mês, Ismael, filho de Netanias e neto de Elisama, homem da família real, veio a Mispá com dez oficiais do exército para encontrar Gedalias, filho de Aicão; e, enquanto comiam juntos,</w:t>
+        <w:t xml:space="preserve"> No sétimo mês, Ismael, filho de Netanias e neto de Elisama, homem da família real, veio a Mispá com dez oficiais do exército para encontrar Gedalias, filho de Aicam. Enquanto comiam juntos,</w:t>
       </w:r>
     </w:p>
     <w:p>
@@ -22106,7 +22106,7 @@
         <w:rPr>
           <w:lang w:val="pt_PT" w:bidi="pt_PT"/>
         </w:rPr>
-        <w:t xml:space="preserve"> Ismael e os que estavam com ele sacaram as espadas e mataram Gedalias, filho de Aicão, o governador de Judá, nomeado pelo rei Nabucodonosor.</w:t>
+        <w:t xml:space="preserve"> Ismael e os que estavam com ele sacaram as espadas e mataram Gedalias, filho de Aicam, o governador de Judá, nomeado pelo rei Nabucodonosor.</w:t>
       </w:r>
     </w:p>
     <w:p>
@@ -22127,7 +22127,7 @@
         <w:rPr>
           <w:lang w:val="pt_PT" w:bidi="pt_PT"/>
         </w:rPr>
-        <w:t xml:space="preserve"> Em seguida, Ismael saiu e matou todos os soldados judeus e babilônios que o rei da Babilônia havia colocado com Gedalias em Mispá.</w:t>
+        <w:t xml:space="preserve"> Em seguida, Ismael saiu e matou todos os judeus que estavam com Gedalias, e também os soldados babilônios que o rei da Babilônia havia colocado com Gedalias em Mispá.</w:t>
       </w:r>
     </w:p>
     <w:p>
@@ -22169,7 +22169,7 @@
         <w:rPr>
           <w:lang w:val="pt_PT" w:bidi="pt_PT"/>
         </w:rPr>
-        <w:t xml:space="preserve"> chegaram a Mispá oitenta homens de Siquém, Siló e Samaria, com barbas raspadas, roupas rasgadas e o corpo ferido, em sinal de luto; traziam oferta de cereal e incenso para oferecer no templo do SENHOR.</w:t>
+        <w:t xml:space="preserve"> chegaram a Mispá oitenta homens de Siquém, Siló e Samaria, com barbas raspadas, roupas rasgadas e o corpo ferido, em sinal de luto; traziam oferta de cereais e incenso para levar à casa do SENHOR.</w:t>
       </w:r>
     </w:p>
     <w:p>
@@ -22190,7 +22190,7 @@
         <w:rPr>
           <w:lang w:val="pt_PT" w:bidi="pt_PT"/>
         </w:rPr>
-        <w:t xml:space="preserve"> Ismael, filho de Netanias, saiu de Mispá ao encontro deles, chorando, e disse: “Venham comigo para ver o que aconteceu a Gedalias, filho de Aicão”.</w:t>
+        <w:t xml:space="preserve"> Ismael, filho de Netanias, saiu de Mispá ao encontro deles, chorando, e disse: “Venham comigo para ver o que aconteceu a Gedalias, filho de Aicam”.</w:t>
       </w:r>
     </w:p>
     <w:p>
@@ -22274,7 +22274,7 @@
         <w:rPr>
           <w:lang w:val="pt_PT" w:bidi="pt_PT"/>
         </w:rPr>
-        <w:t xml:space="preserve"> Ismael prendeu as filhas do rei e todas as pessoas que Nebuzaradã havia deixado em Mispá aos cuidados de Gedalias, filho de Aicão; depois levou os prisioneiros e seguiu para o território dos amonitas.</w:t>
+        <w:t xml:space="preserve"> Ismael prendeu as filhas do rei e todas as pessoas que Nebuzaradã havia deixado em Mispá aos cuidados de Gedalias, filho de Aicam; depois levou os prisioneiros e seguiu para o território dos amonitas.</w:t>
       </w:r>
     </w:p>
     <w:p>
@@ -22400,7 +22400,7 @@
         <w:rPr>
           <w:lang w:val="pt_PT" w:bidi="pt_PT"/>
         </w:rPr>
-        <w:t xml:space="preserve"> Então Joanã, filho de Careá, com todos os comandantes e soldados, e com todo o povo que havia libertado das mãos de Ismael, filho de Netanias, depois do assassinato de Gedalias, filho de Aicão — soldados, mulheres, crianças e oficiais da corte, trazidos de Gibeom —</w:t>
+        <w:t xml:space="preserve"> Então Joanã, filho de Careá, e todos os comandantes e soldados, com todo o povo que havia libertado das mãos de Ismael, filho de Netanias, depois do assassinato de Gedalias, filho de Aicam — soldados, mulheres, crianças e oficiais da corte, trazidos de Gibeom —,</w:t>
       </w:r>
     </w:p>
     <w:p>
@@ -22421,7 +22421,7 @@
         <w:rPr>
           <w:lang w:val="pt_PT" w:bidi="pt_PT"/>
         </w:rPr>
-        <w:t xml:space="preserve"> partiu para a vila de Gerute-Quimã, perto de Belém, com o plano de seguir para o Egito,</w:t>
+        <w:t xml:space="preserve"> partiram para a vila de Gerute-Quimã, perto de Belém, com o plano de seguir para o Egito,</w:t>
       </w:r>
     </w:p>
     <w:p>
@@ -22442,7 +22442,7 @@
         <w:rPr>
           <w:lang w:val="pt_PT" w:bidi="pt_PT"/>
         </w:rPr>
-        <w:t xml:space="preserve"> pois temiam os babilônios e o castigo do rei da Babilônia, já que Ismael, filho de Netanias, havia matado Gedalias, filho de Aicão, o governador nomeado para Judá.</w:t>
+        <w:t xml:space="preserve"> pois temiam os babilônios e o castigo do rei da Babilônia, já que Ismael, filho de Netanias, havia matado Gedalias, filho de Aicam, o governador nomeado para Judá.</w:t>
       </w:r>
     </w:p>
     <w:p>
@@ -22500,7 +22500,7 @@
         <w:rPr>
           <w:lang w:val="pt_PT" w:bidi="pt_PT"/>
         </w:rPr>
-        <w:t xml:space="preserve"> Eles buscaram Jeremias e disseram: “Pedimos que escute nossa súplica e interceda ao SENHOR, seu Deus, por este pequeno resto que ficou; como você vê, somos poucos do que antes éramos muitos.</w:t>
+        <w:t xml:space="preserve"> Eles buscaram Jeremias e disseram: “Pedimos que escute nossa súplica e interceda ao SENHOR, seu Deus, por este pequeno resto que ficou; como você vê, somos poucos dos muitos que éramos.</w:t>
       </w:r>
     </w:p>
     <w:p>
@@ -22542,7 +22542,7 @@
         <w:rPr>
           <w:lang w:val="pt_PT" w:bidi="pt_PT"/>
         </w:rPr>
-        <w:t xml:space="preserve"> Jeremias respondeu: “Concordo. Vou orar ao SENHOR, o Deus de vocês, conforme pediram; e quando Ele responder, transmitirei tudo com clareza, sem ocultar palavra alguma”.</w:t>
+        <w:t xml:space="preserve"> Jeremias respondeu: “Concordo. Vou orar ao SENHOR, o Deus de vocês, conforme pediram; e quando ele responder, transmitirei tudo com clareza, sem ocultar palavra alguma”.</w:t>
       </w:r>
     </w:p>
     <w:p>
@@ -22563,7 +22563,7 @@
         <w:rPr>
           <w:lang w:val="pt_PT" w:bidi="pt_PT"/>
         </w:rPr>
-        <w:t xml:space="preserve"> O povo disse a Jeremias: “Que o SENHOR seja testemunha contra nós, se não cumprirmos tudo o que Ele nos ordenar por seu intermédio.</w:t>
+        <w:t xml:space="preserve"> O povo disse a Jeremias: “Que o SENHOR seja testemunha contra nós, se não cumprirmos tudo o que ele nos ordenar por seu intermédio.</w:t>
       </w:r>
     </w:p>
     <w:p>
@@ -22668,7 +22668,7 @@
         <w:rPr>
           <w:lang w:val="pt_PT" w:bidi="pt_PT"/>
         </w:rPr>
-        <w:t xml:space="preserve"> ‘Se permanecerem nesta terra, eu os edificarei e não os derrubarei; farei vocês crescerem com cuidado, como planta bem tratada, pois me entristeci com o mal que permiti que viesse sobre vocês.</w:t>
+        <w:t xml:space="preserve"> 'Se permanecerem nesta terra, eu os edificarei e não os derrubarei; eu os plantarei e cuidarei de vocês, pois mudei de atitude em relação ao mal que fiz cair sobre vocês.</w:t>
       </w:r>
     </w:p>
     <w:p>
@@ -22689,7 +22689,7 @@
         <w:rPr>
           <w:lang w:val="pt_PT" w:bidi="pt_PT"/>
         </w:rPr>
-        <w:t xml:space="preserve"> Não temam mais o rei da Babilônia, a quem agora temem; não tenham medo’, declara o SENHOR, ‘porque estou com vocês para salvar e livrar do poder dele.</w:t>
+        <w:t xml:space="preserve"> Não temam mais o rei da Babilônia, a quem agora temem; não tenham medo’, declara o SENHOR, ‘porque estou com vocês para salvá-los e livrá-los do poder dele.</w:t>
       </w:r>
     </w:p>
     <w:p>
@@ -22731,7 +22731,7 @@
         <w:rPr>
           <w:lang w:val="pt_PT" w:bidi="pt_PT"/>
         </w:rPr>
-        <w:t xml:space="preserve"> ‘Mas, se disserem: “Não ficaremos nesta terra”, e assim desobedecerem à voz do SENHOR, seu Deus,</w:t>
+        <w:t xml:space="preserve"> "Mas, se disserem: ‘Não ficaremos nesta terra’, e assim desobedecerem à voz do SENHOR, seu Deus,</w:t>
       </w:r>
     </w:p>
     <w:p>
@@ -22752,7 +22752,7 @@
         <w:rPr>
           <w:lang w:val="pt_PT" w:bidi="pt_PT"/>
         </w:rPr>
-        <w:t xml:space="preserve"> e afirmarem: “Iremos ao Egito, onde não veremos guerra nem fome e viveremos em segurança”,</w:t>
+        <w:t xml:space="preserve"> e afirmarem: ‘Iremos ao Egito, onde não veremos guerra, não ouviremos o som da trombeta e não teremos falta de pão, e lá viveremos’,</w:t>
       </w:r>
     </w:p>
     <w:p>
@@ -22773,7 +22773,7 @@
         <w:rPr>
           <w:lang w:val="pt_PT" w:bidi="pt_PT"/>
         </w:rPr>
-        <w:t xml:space="preserve"> então escutem a palavra do SENHOR, ó remanescente de Judá. Assim diz o SENHOR dos Exércitos, o Deus de Israel: se insistirem em ir e morar no Egito,</w:t>
+        <w:t xml:space="preserve"> então escutem a palavra do SENHOR, ó remanescente de Judá. Assim diz o SENHOR dos Exércitos, o Deus de Israel: ‘Se insistirem em ir e morar no Egito,</w:t>
       </w:r>
     </w:p>
     <w:p>
@@ -22857,7 +22857,7 @@
         <w:rPr>
           <w:lang w:val="pt_PT" w:bidi="pt_PT"/>
         </w:rPr>
-        <w:t xml:space="preserve"> Ouçam, ó remanescente de Judá: o SENHOR declara: ‘Não entrem no Egito’. Guardem bem esta advertência que hoje lhes faço.</w:t>
+        <w:t xml:space="preserve"> "Ouçam, ó remanescente de Judá: o SENHOR declara: ‘Não entrem no Egito’. Eu hoje dou testemunho contra vocês sobre isso.</w:t>
       </w:r>
     </w:p>
     <w:p>
@@ -22878,7 +22878,7 @@
         <w:rPr>
           <w:lang w:val="pt_PT" w:bidi="pt_PT"/>
         </w:rPr>
-        <w:t xml:space="preserve"> Vocês enganaram a si mesmos, e o preço desse engano será a própria vida; pois me enviaram ao SENHOR, seu Deus, pedindo direção e prometendo obedecer a tudo.</w:t>
+        <w:t xml:space="preserve"> Vocês enganaram a si mesmos e colocaram a própria vida em risco, pois me enviaram ao SENHOR, seu Deus, pedindo direção e prometendo obedecer a tudo.</w:t>
       </w:r>
     </w:p>
     <w:p>
@@ -22899,7 +22899,7 @@
         <w:rPr>
           <w:lang w:val="pt_PT" w:bidi="pt_PT"/>
         </w:rPr>
-        <w:t xml:space="preserve"> Contudo, quando anunciei a palavra do SENHOR, seu Deus, vocês não quiseram ouvir e não obedeceram a nada do que Ele ordenou por meu intermédio.</w:t>
+        <w:t xml:space="preserve"> Contudo, quando anunciei a palavra do SENHOR, seu Deus, vocês não quiseram ouvir e não obedeceram a nada do que ele ordenou por meu intermédio.</w:t>
       </w:r>
     </w:p>
     <w:p>
@@ -22920,7 +22920,7 @@
         <w:rPr>
           <w:lang w:val="pt_PT" w:bidi="pt_PT"/>
         </w:rPr>
-        <w:t xml:space="preserve"> Portanto, saibam com certeza: vocês morrerão pela espada, pela fome e pela doença no Egito, o lugar onde desejam viver.</w:t>
+        <w:t xml:space="preserve"> Portanto, saibam com certeza: vocês morrerão pela espada, pela fome e pela doença no Egito, o lugar onde desejam viver”.</w:t>
       </w:r>
     </w:p>
     <w:p>
@@ -23062,7 +23062,7 @@
         <w:rPr>
           <w:lang w:val="pt_PT" w:bidi="pt_PT"/>
         </w:rPr>
-        <w:t xml:space="preserve"> homens, mulheres e crianças, as filhas do rei e todos os que Nebuzaradã, chefe da guarda imperial, havia deixado sob os cuidados de Gedalias, filho de Aicão, neto de Safã; e levaram também o profeta Jeremias e Baruque, filho de Nerias.</w:t>
+        <w:t xml:space="preserve"> homens, mulheres e crianças, as filhas do rei e todos os que Nebuzaradã, chefe da guarda imperial, havia deixado sob os cuidados de Gedalias, filho de Aicam, neto de Safã; e levaram também o profeta Jeremias e Baruque, filho de Nerias.</w:t>
       </w:r>
     </w:p>
     <w:p>
@@ -23125,7 +23125,7 @@
         <w:rPr>
           <w:lang w:val="pt_PT" w:bidi="pt_PT"/>
         </w:rPr>
-        <w:t xml:space="preserve"> “Reúna os líderes de Judá diante do palácio do faraó em Tafnes e, enquanto observam, coloque grandes pedras na argamassa do piso da entrada do palácio.</w:t>
+        <w:t xml:space="preserve"> “Diante dos homens de Judá, enquanto observam, coloque grandes pedras na argamassa do piso da entrada do palácio do faraó em Tafnes.</w:t>
       </w:r>
     </w:p>
     <w:p>
@@ -23188,7 +23188,7 @@
         <w:rPr>
           <w:lang w:val="pt_PT" w:bidi="pt_PT"/>
         </w:rPr>
-        <w:t xml:space="preserve"> Ele porá fogo nos templos dos deuses do Egito, levará suas imagens e recolherá as riquezas da terra, como um pastor sacode os piolhos do seu manto! Sairá do Egito vitorioso, sem ter sofrido a menor derrota.</w:t>
+        <w:t xml:space="preserve"> Ele porá fogo nos templos dos deuses do Egito, levará suas imagens e recolherá as riquezas da terra, como um pastor se envolve com o seu manto. Sairá do Egito em paz.</w:t>
       </w:r>
     </w:p>
     <w:p>
@@ -23267,7 +23267,7 @@
         <w:rPr>
           <w:lang w:val="pt_PT" w:bidi="pt_PT"/>
         </w:rPr>
-        <w:t xml:space="preserve"> “Assim declara o SENHOR dos Exércitos, o Deus de Israel: Vocês viram o grande castigo que trouxe sobre Jerusalém e sobre todas as cidades de Judá; hoje elas estão em ruínas e sem moradores.</w:t>
+        <w:t xml:space="preserve"> “Assim declara o SENHOR dos Exércitos, o Deus de Israel: Vocês viram o grande castigo que eu trouxe sobre Jerusalém e sobre todas as cidades de Judá; hoje elas estão em ruínas e sem moradores.</w:t>
       </w:r>
     </w:p>
     <w:p>
@@ -23309,7 +23309,7 @@
         <w:rPr>
           <w:lang w:val="pt_PT" w:bidi="pt_PT"/>
         </w:rPr>
-        <w:t xml:space="preserve"> Eu enviei meus servos, os profetas, repetidas vezes e desde cedo, dizendo: ‘Não pratiquem esse ato detestável; eu odeio a idolatria’.</w:t>
+        <w:t xml:space="preserve"> Eu enviei meus servos, os profetas, repetidas vezes e desde cedo, dizendo: ‘Não pratiquem essa coisa detestável, que eu odeio’.</w:t>
       </w:r>
     </w:p>
     <w:p>
@@ -23519,7 +23519,7 @@
         <w:rPr>
           <w:lang w:val="pt_PT" w:bidi="pt_PT"/>
         </w:rPr>
-        <w:t xml:space="preserve"> Nenhum dos remanescentes de Judá que foram morar no Egito escapará ou voltará à terra de Judá, embora desejem retornar; apenas alguns poucos conseguirão voltar”.</w:t>
+        <w:t xml:space="preserve"> Nenhum dos remanescentes de Judá que foram morar no Egito escapará ou voltará à terra de Judá, embora todos desejem retornar; apenas alguns poucos conseguirão voltar”.</w:t>
       </w:r>
     </w:p>
     <w:p>
@@ -23603,7 +23603,7 @@
         <w:rPr>
           <w:lang w:val="pt_PT" w:bidi="pt_PT"/>
         </w:rPr>
-        <w:t xml:space="preserve"> Veja o que aconteceu conosco depois que paramos de queimar incenso e de derramar ofertas de bebida à Rainha do Céu: nossos bens foram levados, perdemos nossas casas e fomos destruídos pela guerra e pela fome”.</w:t>
+        <w:t xml:space="preserve"> Veja o que aconteceu conosco depois que paramos de queimar incenso e de derramar ofertas de bebida à Rainha do Céu: fomos destruídos pela guerra e pela fome”.</w:t>
       </w:r>
     </w:p>
     <w:p>
@@ -23624,7 +23624,7 @@
         <w:rPr>
           <w:lang w:val="pt_PT" w:bidi="pt_PT"/>
         </w:rPr>
-        <w:t xml:space="preserve"> E as mulheres acrescentaram: “Não pense que estamos honrando a Rainha do Céu, queimando incenso, derramando ofertas de bebida e preparando bolos para a sua imagem, sem que nossos maridos saibam e concordem com isso”.</w:t>
+        <w:t xml:space="preserve"> E as mulheres acrescentaram: “Não pense que estamos honrando a Rainha do Céu, queimando incenso, derramando ofertas de bebida e fazendo bolos para adorá-la, sem que nossos maridos saibam e concordem com isso”.</w:t>
       </w:r>
     </w:p>
     <w:p>
@@ -23750,7 +23750,7 @@
         <w:rPr>
           <w:lang w:val="pt_PT" w:bidi="pt_PT"/>
         </w:rPr>
-        <w:t xml:space="preserve"> Assim diz o SENHOR Todo-poderoso, o Deus de Israel: “Vocês e suas mulheres assumiram o compromisso de continuar honrando a Rainha do Céu; e não ficaram apenas nas palavras, pois queimaram incenso e derramaram vinho em sua honra. Portanto, sigam adiante e cumpram aquilo que prometeram a ela”.</w:t>
+        <w:t xml:space="preserve"> Assim diz o SENHOR Todo-poderoso, o Deus de Israel: ‘Vocês e suas mulheres assumiram o compromisso de continuar a honrar a Rainha do Céu; e não ficaram apenas nas palavras, pois queimaram incenso e derramaram vinho em sua honra. Portanto, sigam adiante e cumpram aquilo que prometeram a ela’.</w:t>
       </w:r>
     </w:p>
     <w:p>
@@ -23771,7 +23771,7 @@
         <w:rPr>
           <w:lang w:val="pt_PT" w:bidi="pt_PT"/>
         </w:rPr>
-        <w:t xml:space="preserve"> Mas escutem a palavra do SENHOR, todos vocês, judeus que vivem no Egito: “Eu juro pelo meu grande nome”, declara o SENHOR, “que em toda a terra do Egito nenhum homem de Judá voltará a invocar o meu nome ou a jurar dizendo: Tão certo como vive o SENHOR Soberano”.</w:t>
+        <w:t xml:space="preserve"> Mas escutem a palavra do SENHOR, todos vocês, judeus que vivem no Egito: ‘Eu juro pelo meu grande nome’, declara o SENHOR, ‘que em toda a terra do Egito nenhum homem de Judá voltará a invocar o meu nome ou a jurar pela vida do SENHOR Soberano.</w:t>
       </w:r>
     </w:p>
     <w:p>
@@ -23834,7 +23834,7 @@
         <w:rPr>
           <w:lang w:val="pt_PT" w:bidi="pt_PT"/>
         </w:rPr>
-        <w:t xml:space="preserve"> ‘Este será o sinal de que eu os castigarei neste lugar’, declara o SENHOR, ‘para que saibam que minhas palavras contra vocês se cumprirão’.</w:t>
+        <w:t xml:space="preserve"> "’Este será o sinal de que eu os castigarei neste lugar’, declara o SENHOR, ‘para que saibam que minhas palavras contra vocês se cumprirão’.</w:t>
       </w:r>
     </w:p>
     <w:p>
@@ -23892,7 +23892,7 @@
         <w:rPr>
           <w:lang w:val="pt_PT" w:bidi="pt_PT"/>
         </w:rPr>
-        <w:t xml:space="preserve"> Esta foi a palavra que Jeremias transmitiu a Baruque, filho de Nerias, no quarto ano de Jeoaquim, filho de Josias, rei de Judá, depois que Baruque concluiu a escrita do rolo com as palavras ditadas pelo profeta:</w:t>
+        <w:t xml:space="preserve"> Esta foi a palavra que Jeremias transmitiu a Baruque, filho de Nerias, no quarto ano de Jeoaquim, filho de Josias, rei de Judá, quando Baruque escrevia o rolo com as palavras ditadas pelo profeta:</w:t>
       </w:r>
     </w:p>
     <w:p>
@@ -23934,7 +23934,7 @@
         <w:rPr>
           <w:lang w:val="pt_PT" w:bidi="pt_PT"/>
         </w:rPr>
-        <w:t xml:space="preserve"> Tu tens dito em teu coração: 'Ai de mim, pois já sofri muito; por que o SENHOR acrescenta tristeza à minha dor? Estou cansado e não encontro descanso; o peso é grande demais'.</w:t>
+        <w:t xml:space="preserve"> Você disse: ‘Ai de mim! Pois o SENHOR acrescentou tristeza à minha dor. Estou cansado de tanto gemer e não encontro descanso’.</w:t>
       </w:r>
     </w:p>
     <w:p>
@@ -23955,7 +23955,7 @@
         <w:rPr>
           <w:lang w:val="pt_PT" w:bidi="pt_PT"/>
         </w:rPr>
-        <w:t xml:space="preserve"> O SENHOR manda que eu te diga, Baruque: 'Assim diz o SENHOR: o que edifiquei estou derrubando, e o que plantei estou arrancando, em toda esta terra.</w:t>
+        <w:t xml:space="preserve"> O SENHOR manda que eu lhe diga, Baruque: ‘Assim diz o SENHOR: O que edifiquei estou derrubando, e o que plantei estou arrancando, em toda esta terra.</w:t>
       </w:r>
     </w:p>
     <w:p>
@@ -23976,7 +23976,7 @@
         <w:rPr>
           <w:lang w:val="pt_PT" w:bidi="pt_PT"/>
         </w:rPr>
-        <w:t xml:space="preserve"> E tu buscas para ti coisas grandiosas? Não persistas nisso. Pois farei vir calamidade sobre todo este povo’, diz o SENHOR ‘mas deixarei você escapar com vida, esteja onde estiver’”.</w:t>
+        <w:t xml:space="preserve"> E você busca para si coisas grandiosas? Não as busque, pois farei vir calamidade sobre toda carne’, diz o SENHOR; ‘mas deixarei você escapar com vida, aonde quer que você vá’”.</w:t>
       </w:r>
     </w:p>
     <w:p>
@@ -24055,7 +24055,7 @@
         <w:rPr>
           <w:lang w:val="pt_PT" w:bidi="pt_PT"/>
         </w:rPr>
-        <w:t xml:space="preserve"> “Preparem os escudos grandes e pequenos, coloquem-nos à frente e avancem para o combate.</w:t>
+        <w:t xml:space="preserve"> “Preparem os escudos grandes e pequenos, protejam-se com eles à frente e avancem para o combate.</w:t>
       </w:r>
     </w:p>
     <w:p>
@@ -24223,7 +24223,7 @@
         <w:rPr>
           <w:lang w:val="pt_PT" w:bidi="pt_PT"/>
         </w:rPr>
-        <w:t xml:space="preserve"> “Suba a Gileade em busca de remédio, ó virgem, filha do Egito; em vão você multiplica curas, pois não há tratamento para suas feridas.</w:t>
+        <w:t xml:space="preserve"> Suba a Gileade em busca de remédio, ó virgem, filha do Egito; em vão você multiplica curas, pois não há tratamento para suas feridas.</w:t>
       </w:r>
     </w:p>
     <w:p>
@@ -24349,7 +24349,7 @@
         <w:rPr>
           <w:lang w:val="pt_PT" w:bidi="pt_PT"/>
         </w:rPr>
-        <w:t xml:space="preserve"> Ali chamarão o faraó Hofra, rei do Egito, de ‘Muito barulho e nenhum poder’, pois deixou passar o tempo favorável.</w:t>
+        <w:t xml:space="preserve"> Ali chamarão o faraó Hofra, rei do Egito, de ‘Apenas barulho’, porque ele falhou.</w:t>
       </w:r>
     </w:p>
     <w:p>
@@ -24370,7 +24370,7 @@
         <w:rPr>
           <w:lang w:val="pt_PT" w:bidi="pt_PT"/>
         </w:rPr>
-        <w:t xml:space="preserve"> “Tão certo como eu vivo”, diz o Rei, cujo nome é o SENHOR Todo-poderoso, “ele virá como o monte Tabor entre os montes, como o Carmelo à beira do mar.</w:t>
+        <w:t xml:space="preserve"> Tão certo como eu vivo”, diz o Rei, cujo nome é o SENHOR Todo-poderoso, “ele virá como o monte Tabor entre os montes, como o Carmelo à beira do mar.</w:t>
       </w:r>
     </w:p>
     <w:p>
@@ -24412,7 +24412,7 @@
         <w:rPr>
           <w:lang w:val="pt_PT" w:bidi="pt_PT"/>
         </w:rPr>
-        <w:t xml:space="preserve"> "O Egito é como uma novilha bela e forte, mas uma mutuca1 do norte vem contra ela.</w:t>
+        <w:t xml:space="preserve"> O Egito é como uma novilha bela e forte, mas uma mutuca do norte vem contra ela.</w:t>
       </w:r>
     </w:p>
     <w:p>
@@ -24580,7 +24580,7 @@
         <w:rPr>
           <w:lang w:val="pt_PT" w:bidi="pt_PT"/>
         </w:rPr>
-        <w:t xml:space="preserve"> Não tenha medo, Jacó, meu servo, pois eu estou com você”, diz o SENHOR. “Destruirei por completo todas as nações para onde eu os espalhei, mas vocês não serão totalmente destruídos. Eu os corrigirei com justiça e não os deixarei sem castigo, porém não serei severo demais".</w:t>
+        <w:t xml:space="preserve"> Não tenha medo, Jacó, meu servo, pois eu estou com você”, diz o SENHOR. “Destruirei por completo todas as nações para onde eu os espalhei, mas vocês não serão totalmente destruídos. Eu os corrigirei com justiça e não os deixarei sem castigo, porém não serei severo demais”.</w:t>
       </w:r>
     </w:p>
     <w:p>
@@ -24617,7 +24617,7 @@
         <w:rPr>
           <w:lang w:val="pt_PT" w:bidi="pt_PT"/>
         </w:rPr>
-        <w:t xml:space="preserve"> Esta é a palavra que o SENHOR comunicou a Jeremias a respeito dos filisteus, antes de o faraó avançar e tomar a cidade de Gaza.</w:t>
+        <w:t xml:space="preserve"> Esta é a palavra que o SENHOR comunicou a Jeremias a respeito dos filisteus, antes de o faraó avançar e atacar a cidade de Gaza.</w:t>
       </w:r>
     </w:p>
     <w:p>
@@ -24659,7 +24659,7 @@
         <w:rPr>
           <w:lang w:val="pt_PT" w:bidi="pt_PT"/>
         </w:rPr>
-        <w:t xml:space="preserve"> Ao som dos cascos dos cavalos e ao estrondo dos carros de guerra, os pais fogem tomados de pavor e deixam seus filhos, pois seus braços perdem a força e caem sem vigor.</w:t>
+        <w:t xml:space="preserve"> Ao som dos cascos dos cavalos e ao estrondo dos carros de guerra, os pais fogem com muito medo e deixam seus filhos, pois seus braços ficam sem força.</w:t>
       </w:r>
     </w:p>
     <w:p>
@@ -24680,7 +24680,7 @@
         <w:rPr>
           <w:lang w:val="pt_PT" w:bidi="pt_PT"/>
         </w:rPr>
-        <w:t xml:space="preserve"> Pois chegou o tempo de destruir todos os filisteus e de eliminar os sobreviventes que ainda poderiam socorrer Tiro e Sidom. O SENHOR destruirá os filisteus, o remanescente da ilha de Caftor.1</w:t>
+        <w:t xml:space="preserve"> Pois chegou o tempo de destruir todos os filisteus e de eliminar os sobreviventes que ainda poderiam socorrer Tiro e Sidom. O SENHOR destruirá os filisteus, o remanescente da ilha de Caftor.</w:t>
       </w:r>
     </w:p>
     <w:p>
@@ -24701,7 +24701,7 @@
         <w:rPr>
           <w:lang w:val="pt_PT" w:bidi="pt_PT"/>
         </w:rPr>
-        <w:t xml:space="preserve"> Gaza e Ascalom ficam em silêncio; as ruínas se espalham até nada restar; e vocês, remanescentes da planície, choram e se lamentam profundamente.</w:t>
+        <w:t xml:space="preserve"> Gaza raspa a cabeça em sinal de luto, e Ascalom fica em silêncio. Ó remanescentes da planície, até quando vocês continuarão a se cortar em lamento?</w:t>
       </w:r>
     </w:p>
     <w:p>
@@ -24722,7 +24722,7 @@
         <w:rPr>
           <w:lang w:val="pt_PT" w:bidi="pt_PT"/>
         </w:rPr>
-        <w:t xml:space="preserve"> “Ah, espada do SENHOR, até quando não cessará? Retorne à bainha; aquiete-se e descanse”.</w:t>
+        <w:t xml:space="preserve"> 'Ah, espada do SENHOR, até quando não cessará? Retorne à bainha; aquiete-se e descanse’.</w:t>
       </w:r>
     </w:p>
     <w:p>
@@ -24743,7 +24743,7 @@
         <w:rPr>
           <w:lang w:val="pt_PT" w:bidi="pt_PT"/>
         </w:rPr>
-        <w:t xml:space="preserve"> Mas como poderia aquietar-se? Foi o SENHOR quem lhe deu ordem; Ele a enviou contra Ascalom e contra as demais cidades do litoral”.</w:t>
+        <w:t xml:space="preserve"> Mas como poderia se aquietar? Foi o SENHOR quem lhe deu ordem; ele a enviou contra Ascalom e contra as demais cidades do litoral”.</w:t>
       </w:r>
     </w:p>
     <w:p>
@@ -24780,7 +24780,7 @@
         <w:rPr>
           <w:lang w:val="pt_PT" w:bidi="pt_PT"/>
         </w:rPr>
-        <w:t xml:space="preserve"> Acerca de Moabe: assim diz o SENHOR Todo-poderoso, o Deus de Israel: “Nebo está condenada e será destruída. Quiriataim foi tomada, suas fortalezas caíram, e o orgulho de Moabe foi humilhado.</w:t>
+        <w:t xml:space="preserve"> Acerca de Moabe: Assim diz o SENHOR Todo-poderoso, o Deus de Israel: “Nebo está condenada e será destruída. Quiriataim foi tomada, suas fortalezas caíram, e o orgulho de Moabe foi humilhado.</w:t>
       </w:r>
     </w:p>
     <w:p>
@@ -24843,7 +24843,7 @@
         <w:rPr>
           <w:lang w:val="pt_PT" w:bidi="pt_PT"/>
         </w:rPr>
-        <w:t xml:space="preserve"> “Moabe está destruída; o clamor de seu povo se espalha até Zoar.</w:t>
+        <w:t xml:space="preserve"> Moabe está destruída!’. O clamor de seu povo se espalha até Zoar.</w:t>
       </w:r>
     </w:p>
     <w:p>
@@ -24948,7 +24948,7 @@
         <w:rPr>
           <w:lang w:val="pt_PT" w:bidi="pt_PT"/>
         </w:rPr>
-        <w:t xml:space="preserve"> Preparem uma pedra para o túmulo de Moabe, pois ela logo será um monte de ruínas; suas cidades ficarão vazias, sem moradores.</w:t>
+        <w:t xml:space="preserve"> Preparem uma pedra para o túmulo de Moabe, pois logo será um monte de ruínas; suas cidades ficarão vazias, sem moradores.</w:t>
       </w:r>
     </w:p>
     <w:p>
@@ -24990,7 +24990,7 @@
         <w:rPr>
           <w:lang w:val="pt_PT" w:bidi="pt_PT"/>
         </w:rPr>
-        <w:t xml:space="preserve"> Moabe viveu tranquila desde o começo; ficou como vinho que não foi passado de um vaso para outro. Por isso manteve seu sabor e seu cheiro; nunca foi levada ao exílio.</w:t>
+        <w:t xml:space="preserve"> Moabe viveu tranquila desde o começo; ficou como vinho que não foi passado de uma vasilha para outra. Por isso manteve seu sabor e seu cheiro; nunca foi levada ao exílio.</w:t>
       </w:r>
     </w:p>
     <w:p>
@@ -25011,7 +25011,7 @@
         <w:rPr>
           <w:lang w:val="pt_PT" w:bidi="pt_PT"/>
         </w:rPr>
-        <w:t xml:space="preserve"> Mas estão chegando dias”, diz o SENHOR, “em que enviarei inimigos contra Moabe. Eles passarão o vinho de um vaso para outro, esvaziarão as jarras e depois as quebrarão.</w:t>
+        <w:t xml:space="preserve"> Mas estão chegando dias”, diz o SENHOR, “em que enviarei inimigos contra Moabe. Eles passarão o vinho de uma vasilha para outra, esvaziarão as jarras e depois as quebrarão.</w:t>
       </w:r>
     </w:p>
     <w:p>
@@ -25053,7 +25053,7 @@
         <w:rPr>
           <w:lang w:val="pt_PT" w:bidi="pt_PT"/>
         </w:rPr>
-        <w:t xml:space="preserve"> “Vocês diziam: ‘Somos guerreiros fortes, prontos para a batalha’. Onde estão agora essas palavras?</w:t>
+        <w:t xml:space="preserve"> Vocês diziam: ‘Somos guerreiros fortes, prontos para a batalha’. Onde estão agora essas palavras?</w:t>
       </w:r>
     </w:p>
     <w:p>
@@ -25116,7 +25116,7 @@
         <w:rPr>
           <w:lang w:val="pt_PT" w:bidi="pt_PT"/>
         </w:rPr>
-        <w:t xml:space="preserve"> Todos os povos ao redor, chorem por ela; vocês que conhecem Moabe, digam: ‘Como se quebrou o bastão forte, como caiu o cetro glorioso!’</w:t>
+        <w:t xml:space="preserve"> Todos os povos ao redor, chorem por ela; vocês que conhecem Moabe, digam: ‘Como se quebrou o bastão forte, como caiu o cetro glorioso!’.</w:t>
       </w:r>
     </w:p>
     <w:p>
@@ -25137,7 +25137,7 @@
         <w:rPr>
           <w:lang w:val="pt_PT" w:bidi="pt_PT"/>
         </w:rPr>
-        <w:t xml:space="preserve"> Moradores de Dibom, desçam do lugar de honra e sentem-se no chão seco, pois o destruidor de Moabe veio contra vocês para derrubar suas fortalezas.</w:t>
+        <w:t xml:space="preserve"> Moradores de Dibom, desçam do lugar de honra e sentem-se no lugar de sede, pois o destruidor de Moabe veio contra vocês para derrubar suas fortalezas.</w:t>
       </w:r>
     </w:p>
     <w:p>
@@ -25158,7 +25158,7 @@
         <w:rPr>
           <w:lang w:val="pt_PT" w:bidi="pt_PT"/>
         </w:rPr>
-        <w:t xml:space="preserve"> Fiquem à beira da estrada e observem, moradores de Aroer; perguntem ao homem que foge e à mulher que escapa: 'O que aconteceu?'.</w:t>
+        <w:t xml:space="preserve"> Fiquem à beira da estrada e observem, moradores de Aroer; perguntem ao homem que foge e à mulher que escapa: ‘O que aconteceu?’.</w:t>
       </w:r>
     </w:p>
     <w:p>
@@ -25305,7 +25305,7 @@
         <w:rPr>
           <w:lang w:val="pt_PT" w:bidi="pt_PT"/>
         </w:rPr>
-        <w:t xml:space="preserve"> "Deixem Moabe embriagada de sofrimento, pois se levantou contra o SENHOR. Ela se arrastará na própria sujeira e será motivo de zombaria.</w:t>
+        <w:t xml:space="preserve"> "Deixem Moabe embriagada de sofrimento, pois se levantou contra o SENHOR. Ela se arrastará no próprio vômito e será motivo de zombaria.</w:t>
       </w:r>
     </w:p>
     <w:p>
@@ -25368,7 +25368,7 @@
         <w:rPr>
           <w:lang w:val="pt_PT" w:bidi="pt_PT"/>
         </w:rPr>
-        <w:t xml:space="preserve"> “Todos ouvimos falar do orgulho de Moabe, de sua grande arrogância e de seu coração cheio de si.</w:t>
+        <w:t xml:space="preserve"> Todos ouvimos falar do orgulho de Moabe, de sua grande arrogância e de seu coração cheio de si.</w:t>
       </w:r>
     </w:p>
     <w:p>
@@ -25515,7 +25515,7 @@
         <w:rPr>
           <w:lang w:val="pt_PT" w:bidi="pt_PT"/>
         </w:rPr>
-        <w:t xml:space="preserve"> "Por isso meu coração geme por Moabe como o som de uma flauta; geme também por Quir-Haresete, pois toda a riqueza se perdeu</w:t>
+        <w:t xml:space="preserve"> "Por isso meu coração geme por Moabe como o som de uma flauta; geme também por Quir-Haresete, pois toda a riqueza se perdeu.</w:t>
       </w:r>
     </w:p>
     <w:p>
@@ -25620,7 +25620,7 @@
         <w:rPr>
           <w:lang w:val="pt_PT" w:bidi="pt_PT"/>
         </w:rPr>
-        <w:t xml:space="preserve"> As cidades serão tomadas, e as fortalezas ocupadas. Naquele dia, os guerreiros de Moabe terão medo, como mulher em dores de parto.</w:t>
+        <w:t xml:space="preserve"> As cidades serão tomadas, e as fortalezas, ocupadas. Naquele dia, os guerreiros de Moabe terão medo, como mulher em dores de parto.</w:t>
       </w:r>
     </w:p>
     <w:p>
@@ -25704,7 +25704,7 @@
         <w:rPr>
           <w:lang w:val="pt_PT" w:bidi="pt_PT"/>
         </w:rPr>
-        <w:t xml:space="preserve"> "Os moabitas tentarão fugir, mas não terão forças para passar de Hesbom. Pois de Hesbom, do centro de Siom, sairá um fogo que destruirá a fronte de Moabe e o crânio dos homens rebeldes.</w:t>
+        <w:t xml:space="preserve"> "Os moabitas tentarão fugir, mas não terão forças e ficarão à sombra de Hesbom. Pois de Hesbom, do centro de Siom, sairá um fogo que destruirá a fronte de Moabe e o crânio dos homens rebeldes.</w:t>
       </w:r>
     </w:p>
     <w:p>
@@ -25867,7 +25867,7 @@
         <w:rPr>
           <w:lang w:val="pt_PT" w:bidi="pt_PT"/>
         </w:rPr>
-        <w:t xml:space="preserve"> Mas eu trarei pavor sobre você”, diz o Senhor DEUS dos Exércitos; “ele virá de todos os lados; vocês serão expulsos, cada um para longe, e não haverá quem recolha os que fogem.</w:t>
+        <w:t xml:space="preserve"> Mas eu trarei pavor sobre você”, diz o SENHOR Todo-poderoso; “ele virá de todos os lados; vocês serão expulsos, cada um para longe, e não haverá quem recolha os que fogem.</w:t>
       </w:r>
     </w:p>
     <w:p>
@@ -25930,7 +25930,7 @@
         <w:rPr>
           <w:lang w:val="pt_PT" w:bidi="pt_PT"/>
         </w:rPr>
-        <w:t xml:space="preserve"> Retirem-se depressa, afastem-se do lugar e busquem abrigo nas cavernas, moradores de Dedã; pois, quando eu trouxer o juízo sobre Edom, também a sua terra será atingida, e o tempo do castigo já está próximo.</w:t>
+        <w:t xml:space="preserve"> Retirem-se depressa, afastem-se deste lugar e busquem abrigo nas cavernas, moradores de Dedã; pois, quando eu trouxer o juízo sobre Edom, também a sua terra será atingida, e o tempo do castigo já está próximo.</w:t>
       </w:r>
     </w:p>
     <w:p>
@@ -25993,7 +25993,7 @@
         <w:rPr>
           <w:lang w:val="pt_PT" w:bidi="pt_PT"/>
         </w:rPr>
-        <w:t xml:space="preserve"> Mas sustentarei os órfãos de Edom, e as viúvas daquela terra poderão depositar em mim a sua confiança".</w:t>
+        <w:t xml:space="preserve"> Deixe os seus órfãos; eu os manterei vivos. E as suas viúvas poderão confiar em mim”.</w:t>
       </w:r>
     </w:p>
     <w:p>
@@ -26140,7 +26140,7 @@
         <w:rPr>
           <w:lang w:val="pt_PT" w:bidi="pt_PT"/>
         </w:rPr>
-        <w:t xml:space="preserve"> Como na destruição de Sodoma e Gomorra e de suas cidades vizinhas”, diz o SENHOR, “ninguém habitará ali, e nenhum ser humano ficará ali, nem por pouco tempo”.</w:t>
+        <w:t xml:space="preserve"> Como na destruição de Sodoma e Gomorra e de suas cidades vizinhas, ninguém habitará ali, e nenhum ser humano ficará ali, nem por pouco tempo”, diz o SENHOR.</w:t>
       </w:r>
     </w:p>
     <w:p>
@@ -26161,7 +26161,7 @@
         <w:rPr>
           <w:lang w:val="pt_PT" w:bidi="pt_PT"/>
         </w:rPr>
-        <w:t xml:space="preserve"> De repente, como um leão que sobe das matas do Jordão contra pastos seguros, assim, de repente, farei um inimigo correr sobre Edom; eu os expulsarei da terra, e colocarei nela a quem eu escolher; quem poderá me pedir contas? Que pastor poderá resistir ao meu propósito?”.</w:t>
+        <w:t xml:space="preserve"> "De repente, como um leão que sai das matas do Jordão e ataca pastos seguros, eu enviarei um inimigo contra Edom. Eu expulsarei o seu povo da terra e colocarei ali quem eu escolher. Quem pode me pedir contas? Que pastor pode resistir ao meu propósito?”.</w:t>
       </w:r>
     </w:p>
     <w:p>
@@ -26392,7 +26392,7 @@
         <w:rPr>
           <w:lang w:val="pt_PT" w:bidi="pt_PT"/>
         </w:rPr>
-        <w:t xml:space="preserve"> Corram, afastem-se para o interior do deserto e procurem refúgio entre as rochas, moradores de Hazor”, diz o SENHOR. “Pois Nabucodonosor, rei da Babilônia, elaborou um plano contra vocês e decidiu destruir por completo a sua terra.</w:t>
+        <w:t xml:space="preserve"> Corram, afastem-se para o interior do deserto e procurem refúgio entre as rochas, moradores de Hazor”, diz o SENHOR. “Pois Nabucodonosor, rei da Babilônia, elaborou um plano contra vocês e decidiu destruir por completo a sua terra”.</w:t>
       </w:r>
     </w:p>
     <w:p>
@@ -26413,7 +26413,7 @@
         <w:rPr>
           <w:lang w:val="pt_PT" w:bidi="pt_PT"/>
         </w:rPr>
-        <w:t xml:space="preserve"> Assim diz o SENHOR a Nabucodonosor: “Levante-se, suba contra uma nação tranquila, que vive sem medo; ela não tem portas nem trancas; mora isolada.</w:t>
+        <w:t xml:space="preserve"> Assim diz o SENHOR: “Levantem-se, subam contra uma nação tranquila, que vive sem medo; ela não tem portas nem trancas; mora isolada.</w:t>
       </w:r>
     </w:p>
     <w:p>
@@ -26455,7 +26455,7 @@
         <w:rPr>
           <w:lang w:val="pt_PT" w:bidi="pt_PT"/>
         </w:rPr>
-        <w:t xml:space="preserve"> "Hazor se tornará morada de chacais, uma desolação para sempre; ninguém habitará ali, e nenhum ser humano ficará ali".</w:t>
+        <w:t xml:space="preserve"> "Hazor se tornará morada de chacais, uma desolação para sempre; ninguém habitará ali, e nenhum ser humano ficará ali”.</w:t>
       </w:r>
     </w:p>
     <w:p>
@@ -26639,7 +26639,7 @@
         <w:rPr>
           <w:lang w:val="pt_PT" w:bidi="pt_PT"/>
         </w:rPr>
-        <w:t xml:space="preserve"> “Divulguem entre as nações; levantem um estandarte e proclamem sem ocultar nada. Digam: ‘Babilônia foi tomada; Merodaque será envergonhado; suas imagens foram humilhadas e seus ídolos ficaram aterrados’.</w:t>
+        <w:t xml:space="preserve"> “Divulguem entre as nações; levantem um estandarte e proclamem sem ocultar nada. Digam: ‘A Babilônia foi tomada; Bel ficou envergonhado; Merodaque ficou aterrorizado; suas imagens foram humilhadas e seus ídolos ficaram aterrados’.</w:t>
       </w:r>
     </w:p>
     <w:p>
@@ -26702,7 +26702,7 @@
         <w:rPr>
           <w:lang w:val="pt_PT" w:bidi="pt_PT"/>
         </w:rPr>
-        <w:t xml:space="preserve"> Perguntarão pelo caminho de Sião e seguirão para lá; dirão uns aos outros: 'Venham, unamo-nos ao SENHOR por uma aliança eterna, que jamais será quebrada'.</w:t>
+        <w:t xml:space="preserve"> Perguntarão pelo caminho de Sião e seguirão para lá; dirão uns aos outros: ‘Venham, unamo-nos ao SENHOR por uma aliança eterna, que jamais será quebrada’.</w:t>
       </w:r>
     </w:p>
     <w:p>
@@ -26723,7 +26723,7 @@
         <w:rPr>
           <w:lang w:val="pt_PT" w:bidi="pt_PT"/>
         </w:rPr>
-        <w:t xml:space="preserve"> “Meu povo tem sido como ovelhas perdidas; seus pastores as desviaram e as fizeram vagar pelos montes; andaram por colinas e esqueceram o antigo aprisco.</w:t>
+        <w:t xml:space="preserve"> "Meu povo tem sido como ovelhas perdidas; seus pastores as desviaram e as fizeram vagar pelos montes; andaram por colinas e esqueceram o antigo aprisco.</w:t>
       </w:r>
     </w:p>
     <w:p>
@@ -26744,7 +26744,7 @@
         <w:rPr>
           <w:lang w:val="pt_PT" w:bidi="pt_PT"/>
         </w:rPr>
-        <w:t xml:space="preserve"> Quem as encontrava as devorava; seus inimigos diziam: 'Não somos culpados, pois eles pecaram contra o SENHOR, morada da justiça e esperança de seus pais'.</w:t>
+        <w:t xml:space="preserve"> Quem as encontrava as devorava; seus inimigos diziam: ‘Não somos culpados, pois eles pecaram contra o SENHOR, morada da justiça e esperança de seus pais’.</w:t>
       </w:r>
     </w:p>
     <w:p>
@@ -26891,7 +26891,7 @@
         <w:rPr>
           <w:lang w:val="pt_PT" w:bidi="pt_PT"/>
         </w:rPr>
-        <w:t xml:space="preserve"> “Preparem-se ao redor da Babilônia; arqueiros, armem-se e atirem sem cessar, pois ela pecou contra o SENHOR.</w:t>
+        <w:t xml:space="preserve"> "Preparem-se ao redor da Babilônia; arqueiros, armem-se e atirem sem cessar, pois ela pecou contra o SENHOR.</w:t>
       </w:r>
     </w:p>
     <w:p>
@@ -26912,7 +26912,7 @@
         <w:rPr>
           <w:lang w:val="pt_PT" w:bidi="pt_PT"/>
         </w:rPr>
-        <w:t xml:space="preserve"> Cerquem a cidade e gritem de todos os lados; ela se rende; suas torres caem e seus muros desabam; é a vingança do SENHOR: façam a ela o que fez aos outros.</w:t>
+        <w:t xml:space="preserve"> Cerquem a cidade e gritem de todos os lados; ela se rende; suas torres caem e seus muros desabam; é a vingança do SENHOR: façam a ela o que ela fez aos outros.</w:t>
       </w:r>
     </w:p>
     <w:p>
@@ -26954,7 +26954,7 @@
         <w:rPr>
           <w:lang w:val="pt_PT" w:bidi="pt_PT"/>
         </w:rPr>
-        <w:t xml:space="preserve"> “Israel é um rebanho disperso, afugentado por leões; primeiro o rei da Assíria o devorou; depois Nabucodonosor, rei da Babilônia, esmagou seus ossos”.</w:t>
+        <w:t xml:space="preserve"> "Israel é um rebanho disperso, afugentado por leões; primeiro o rei da Assíria o devorou; depois Nabucodonosor, rei da Babilônia, esmagou seus ossos”.</w:t>
       </w:r>
     </w:p>
     <w:p>
@@ -27017,7 +27017,7 @@
         <w:rPr>
           <w:lang w:val="pt_PT" w:bidi="pt_PT"/>
         </w:rPr>
-        <w:t xml:space="preserve"> “Naqueles dias”, diz o SENHOR, “não se achará culpa em Israel nem pecado em Judá, pois perdoarei o remanescente que preservei.</w:t>
+        <w:t xml:space="preserve"> Naqueles dias”, diz o SENHOR, “não se achará culpa em Israel nem pecado em Judá, pois perdoarei o remanescente que preservei.</w:t>
       </w:r>
     </w:p>
     <w:p>
@@ -27038,7 +27038,7 @@
         <w:rPr>
           <w:lang w:val="pt_PT" w:bidi="pt_PT"/>
         </w:rPr>
-        <w:t xml:space="preserve"> “Avancem e ataquem a terra de Merataim; ataquem Pecode; destruam e exterminem conforme ordenei”, declara o SENHOR.</w:t>
+        <w:t xml:space="preserve"> "Avancem e ataquem a terra de Merataim; ataquem Pecode; destruam e exterminem conforme ordenei”, declara o SENHOR.</w:t>
       </w:r>
     </w:p>
     <w:p>
@@ -27185,7 +27185,7 @@
         <w:rPr>
           <w:lang w:val="pt_PT" w:bidi="pt_PT"/>
         </w:rPr>
-        <w:t xml:space="preserve"> O meu povo escapou e voltou a Sião para anunciar a vingança do SENHOR por causa do seu templo.</w:t>
+        <w:t xml:space="preserve"> Fugitivos da Babilônia escaparam e voltaram a Sião para anunciar a vingança do SENHOR por causa do seu templo.</w:t>
       </w:r>
     </w:p>
     <w:p>
@@ -27269,7 +27269,7 @@
         <w:rPr>
           <w:lang w:val="pt_PT" w:bidi="pt_PT"/>
         </w:rPr>
-        <w:t xml:space="preserve"> Nesse dia, você cairá e não haverá quem a levante; porei fogo em suas cidades, e ninguém apagará as chamas".</w:t>
+        <w:t xml:space="preserve"> Nesse dia, você cairá e não haverá quem a levante; porei fogo em suas cidades, e ninguém apagará as chamas”.</w:t>
       </w:r>
     </w:p>
     <w:p>
@@ -27416,7 +27416,7 @@
         <w:rPr>
           <w:lang w:val="pt_PT" w:bidi="pt_PT"/>
         </w:rPr>
-        <w:t xml:space="preserve"> “Por isso, animais do deserto habitarão ali; avestruzes farão ninho; nunca mais será povoada.</w:t>
+        <w:t xml:space="preserve"> Por isso, animais do deserto habitarão ali; avestruzes farão ninho; nunca mais será povoada.</w:t>
       </w:r>
     </w:p>
     <w:p>
@@ -27437,7 +27437,7 @@
         <w:rPr>
           <w:lang w:val="pt_PT" w:bidi="pt_PT"/>
         </w:rPr>
-        <w:t xml:space="preserve"> Assim como Deus destruiu Sodoma e Gomorra", diz o SENHOR, "a Babilônia ficará deserta para sempre.</w:t>
+        <w:t xml:space="preserve"> Assim como Deus destruiu Sodoma e Gomorra”, diz o SENHOR, “a Babilônia ficará deserta para sempre.</w:t>
       </w:r>
     </w:p>
     <w:p>
@@ -27458,7 +27458,7 @@
         <w:rPr>
           <w:lang w:val="pt_PT" w:bidi="pt_PT"/>
         </w:rPr>
-        <w:t xml:space="preserve"> “Vejam: um povo vem do Norte; muitas nações e reis distantes se levantam.</w:t>
+        <w:t xml:space="preserve"> "Vejam: um povo vem do Norte; muitas nações e reis distantes se levantam.</w:t>
       </w:r>
     </w:p>
     <w:p>
@@ -27521,7 +27521,7 @@
         <w:rPr>
           <w:lang w:val="pt_PT" w:bidi="pt_PT"/>
         </w:rPr>
-        <w:t xml:space="preserve"> Como um leão que sai da mata do Jordão rumo aos pastos verdejantes, assim eu expulsarei de repente a Babilônia de sua terra. Quem é o escolhido que designarei para isso? Quem pode se comparar a mim e me desafiar? E que pastor seria capaz de resistir à minha ação?".</w:t>
+        <w:t xml:space="preserve"> Como um leão que sai da mata do Jordão rumo aos pastos verdejantes, assim eu expulsarei de repente a Babilônia de sua terra. Quem é o escolhido que designarei para isso? Quem pode se comparar a mim e me desafiar? E que pastor seria capaz de resistir à minha ação?”.</w:t>
       </w:r>
     </w:p>
     <w:p>
@@ -27600,7 +27600,7 @@
         <w:rPr>
           <w:lang w:val="pt_PT" w:bidi="pt_PT"/>
         </w:rPr>
-        <w:t xml:space="preserve"> Assim diz o SENHOR: “Vejam, enviarei o vento da destruição sobre Babilônia e sobre toda a sua terra.</w:t>
+        <w:t xml:space="preserve"> Assim diz o SENHOR: “Vejam, enviarei o vento da destruição sobre a Babilônia e sobre toda a sua terra.</w:t>
       </w:r>
     </w:p>
     <w:p>
@@ -27621,7 +27621,7 @@
         <w:rPr>
           <w:lang w:val="pt_PT" w:bidi="pt_PT"/>
         </w:rPr>
-        <w:t xml:space="preserve"> Enviarei inimigos contra Babilônia; eles peneirarão a terra dos babilônios como se peneira o trigo; a Babilônia será palha que o vento levará. Será cercada por soldados inimigos;</w:t>
+        <w:t xml:space="preserve"> Enviarei inimigos contra a Babilônia; eles peneirarão a terra dos babilônios como se peneira o trigo; a Babilônia será palha que o vento levará. Será cercada por soldados inimigos;</w:t>
       </w:r>
     </w:p>
     <w:p>
@@ -27642,7 +27642,7 @@
         <w:rPr>
           <w:lang w:val="pt_PT" w:bidi="pt_PT"/>
         </w:rPr>
-        <w:t xml:space="preserve"> as flechas dos adversários ferirão os arqueiros e os guerreiros da Babilônia, rompendo suas couraças. Ninguém escapará; jovens e velhos, todo o seu exército será aniquilado e cairá sem vida.</w:t>
+        <w:t xml:space="preserve"> as flechas inimigas matarão os arqueiros e soldados da Babilônia, perfurando suas armaduras. Ninguém escapará com vida; jovens e adultos, todo o exército será destruído.</w:t>
       </w:r>
     </w:p>
     <w:p>
@@ -27705,7 +27705,7 @@
         <w:rPr>
           <w:lang w:val="pt_PT" w:bidi="pt_PT"/>
         </w:rPr>
-        <w:t xml:space="preserve"> “Fujam da Babilônia para salvar a vida; não fiquem na cidade, pois ali cairá o castigo pelos pecados que a Babilônia cometeu. Chegou o tempo da vingança do SENHOR; ele dará à Babilônia o castigo que merece.</w:t>
+        <w:t xml:space="preserve"> Fujam da Babilônia para salvar a vida; não fiquem na cidade, pois ali cairá o castigo pelos pecados que a Babilônia cometeu. Chegou o tempo da vingança do SENHOR; ele dará à Babilônia o castigo que merece.</w:t>
       </w:r>
     </w:p>
     <w:p>
@@ -27726,7 +27726,7 @@
         <w:rPr>
           <w:lang w:val="pt_PT" w:bidi="pt_PT"/>
         </w:rPr>
-        <w:t xml:space="preserve"> A Babilônia foi como uma taça de ouro nas mãos do SENHOR; nela as nações beberam o vinho da sua ira e foram destruídas.</w:t>
+        <w:t xml:space="preserve"> A Babilônia era como uma taça de ouro nas mãos do SENHOR; as nações beberam dela e ficaram confusas e desorientadas.</w:t>
       </w:r>
     </w:p>
     <w:p>
@@ -27747,7 +27747,7 @@
         <w:rPr>
           <w:lang w:val="pt_PT" w:bidi="pt_PT"/>
         </w:rPr>
-        <w:t xml:space="preserve"> Mas agora, de repente, é a vez da Babilônia ficar arruinada; chorem por ela, busquem remédio para suas feridas; talvez ainda haja cura.</w:t>
+        <w:t xml:space="preserve"> Mas agora, de repente, é a vez de a Babilônia ficar arruinada; chorem por ela, busquem remédio para suas feridas; talvez ainda haja cura.</w:t>
       </w:r>
     </w:p>
     <w:p>
@@ -27768,7 +27768,7 @@
         <w:rPr>
           <w:lang w:val="pt_PT" w:bidi="pt_PT"/>
         </w:rPr>
-        <w:t xml:space="preserve"> "'Tentamos curar a Babilônia, mas não há remédio para sua doença; estrangeiros, saiam da cidade; cada um volte para sua terra. Os crimes da Babilônia são grandes; o castigo do SENHOR virá do alto, tão alto quanto as nuvens.</w:t>
+        <w:t xml:space="preserve"> 'Tentamos curar a Babilônia, mas não há remédio para sua doença; estrangeiros, saiam da cidade; cada um volte para sua terra. Os crimes da Babilônia são grandes; o castigo do SENHOR virá do alto, tão alto quanto as nuvens.</w:t>
       </w:r>
     </w:p>
     <w:p>
@@ -27789,7 +27789,7 @@
         <w:rPr>
           <w:lang w:val="pt_PT" w:bidi="pt_PT"/>
         </w:rPr>
-        <w:t xml:space="preserve"> “'O SENHOR está vingando o nosso sofrimento; ele faz justiça. Venham a Jerusalém e anunciem o que o SENHOR, nosso Deus, fez!'</w:t>
+        <w:t xml:space="preserve"> O SENHOR está vingando o nosso sofrimento; ele faz justiça. Venham a Jerusalém e anunciem o que o SENHOR, nosso Deus, fez!’.</w:t>
       </w:r>
     </w:p>
     <w:p>
@@ -27810,7 +27810,7 @@
         <w:rPr>
           <w:lang w:val="pt_PT" w:bidi="pt_PT"/>
         </w:rPr>
-        <w:t xml:space="preserve"> "Afiem as pontas das flechas; preparem os escudos; o SENHOR pôs no coração dos reis dos medos o desejo de atacar Babilônia. Eles querem destruir a cidade; assim o SENHOR executará sua vingança pela ruína do seu templo.</w:t>
+        <w:t xml:space="preserve"> "Afiem as pontas das flechas; preparem os escudos; o SENHOR pôs no coração dos reis dos medos o desejo de atacar a Babilônia. Eles querem destruir a cidade; assim o SENHOR executará sua vingança pela ruína do seu templo.</w:t>
       </w:r>
     </w:p>
     <w:p>
@@ -27831,7 +27831,7 @@
         <w:rPr>
           <w:lang w:val="pt_PT" w:bidi="pt_PT"/>
         </w:rPr>
-        <w:t xml:space="preserve"> Levantem a bandeira de ataque sobre o mastro; coloquem sentinelas e reforcem a guarda; preparem emboscadas e não deixem ninguém sair. O SENHOR cumpriu tudo o que prometeu contra Babilônia.</w:t>
+        <w:t xml:space="preserve"> Levantem a bandeira de ataque sobre o mastro; coloquem sentinelas e reforcem a guarda; preparem emboscadas e não deixem ninguém sair. O SENHOR cumpriu tudo o que prometeu contra a Babilônia.</w:t>
       </w:r>
     </w:p>
     <w:p>
@@ -27852,7 +27852,7 @@
         <w:rPr>
           <w:lang w:val="pt_PT" w:bidi="pt_PT"/>
         </w:rPr>
-        <w:t xml:space="preserve"> Você, Babilônia, cortada por rios e canais, cidade de grande comércio e cheia de tesouros, saiba que chegou a hora do seu castigo por sua sede de riquezas.</w:t>
+        <w:t xml:space="preserve"> Você, Babilônia, que vive junto a muitas águas e tem muitos tesouros, saiba que chegou o seu fim; o limite do seu castigo foi alcançado.</w:t>
       </w:r>
     </w:p>
     <w:p>
@@ -27873,7 +27873,7 @@
         <w:rPr>
           <w:lang w:val="pt_PT" w:bidi="pt_PT"/>
         </w:rPr>
-        <w:t xml:space="preserve"> O SENHOR dos Exércitos jurou por si mesmo: Babilônia será invadida pelos soldados inimigos. Eles encherão a cidade como gafanhotos enchem um campo; gritarão de alegria pela vitória como os que pisam uvas no lagar.</w:t>
+        <w:t xml:space="preserve"> O SENHOR dos Exércitos jurou por si mesmo: a Babilônia será invadida pelos soldados inimigos. Eles encherão a cidade como gafanhotos enchem um campo; gritarão de alegria pela vitória como os que pisam uvas no lagar.</w:t>
       </w:r>
     </w:p>
     <w:p>
@@ -27936,7 +27936,7 @@
         <w:rPr>
           <w:lang w:val="pt_PT" w:bidi="pt_PT"/>
         </w:rPr>
-        <w:t xml:space="preserve"> "O homem, porém, não tem sabedoria; é tolo. Quem faz ídolos para adorá‑los ficará envergonhado, porque essas imagens não têm vida; são pura ilusão e não têm fôlego.</w:t>
+        <w:t xml:space="preserve"> "O ser humano, ao contrário, não tem conhecimento; é tolo. Quem fabrica ídolos acaba envergonhado, porque suas imagens não têm vida; são uma ilusão. Elas não têm fôlego de vida.</w:t>
       </w:r>
     </w:p>
     <w:p>
@@ -28083,7 +28083,7 @@
         <w:rPr>
           <w:lang w:val="pt_PT" w:bidi="pt_PT"/>
         </w:rPr>
-        <w:t xml:space="preserve"> Mas agora chegou o tempo de você pagar por todos os seus pecados e maldades cometidos em Sião contra o meu povo; todos os moradores da sua terra pagarão por seus crimes", diz o SENHOR.</w:t>
+        <w:t xml:space="preserve"> Mas agora chegou o tempo de você pagar por todos os seus pecados e maldades cometidos em Sião contra o meu povo; todos os moradores da sua terra pagarão por seus crimes”, diz o SENHOR.</w:t>
       </w:r>
     </w:p>
     <w:p>
@@ -28125,7 +28125,7 @@
         <w:rPr>
           <w:lang w:val="pt_PT" w:bidi="pt_PT"/>
         </w:rPr>
-        <w:t xml:space="preserve"> Depois do meu castigo, as grandes pedras com que você foi edificada ficarão tão quebradas que não servirão para construir uma casa pequena; você será um monte eterno de ruínas" diz o SENHOR.</w:t>
+        <w:t xml:space="preserve"> Depois do meu castigo, as grandes pedras com que você foi edificada ficarão tão quebradas que não servirão para construir uma casa pequena; você será um monte eterno de ruínas”, diz o SENHOR.</w:t>
       </w:r>
     </w:p>
     <w:p>
@@ -28146,7 +28146,7 @@
         <w:rPr>
           <w:lang w:val="pt_PT" w:bidi="pt_PT"/>
         </w:rPr>
-        <w:t xml:space="preserve"> “Toquem a trombeta e façam sinal a todos os povos da terra; convoquem os exércitos que virão atacar Babilônia. Chamem os reinos de Ararate, Mini e Asquenaz; escolham um comandante para os batalhões; tragam milhares de cavalos para carros e cavalaria, como enxame de gafanhotos.</w:t>
+        <w:t xml:space="preserve"> “Toquem a trombeta e façam sinal a todos os povos da terra; convoquem os exércitos que virão atacar a Babilônia. Chamem os reinos de Ararate, Mini e Asquenaz; escolham um comandante para os batalhões; tragam milhares de cavalos para carros e cavalaria, como enxame de gafanhotos.</w:t>
       </w:r>
     </w:p>
     <w:p>
@@ -28188,7 +28188,7 @@
         <w:rPr>
           <w:lang w:val="pt_PT" w:bidi="pt_PT"/>
         </w:rPr>
-        <w:t xml:space="preserve"> A terra treme e se agita de dor, porque os planos do SENHOR contra Babilônia permanecem firmes; ela será destruída e se tornará deserto onde ninguém habitará.</w:t>
+        <w:t xml:space="preserve"> A terra treme e se agita de dor, porque os planos do SENHOR contra a Babilônia permanecem firmes; ela será destruída e se tornará deserto onde ninguém habitará.</w:t>
       </w:r>
     </w:p>
     <w:p>
@@ -28251,7 +28251,7 @@
         <w:rPr>
           <w:lang w:val="pt_PT" w:bidi="pt_PT"/>
         </w:rPr>
-        <w:t xml:space="preserve"> Dizem que não se pode fugir pelos canais rasos do Eufrates, pois o inimigo os tomou; as fortalezas ardem e os soldados fogem apavorados".</w:t>
+        <w:t xml:space="preserve"> Dizem que não se pode fugir pelos canais rasos do Eufrates, pois o inimigo os tomou; as fortalezas ardem e os soldados fogem apavorados”.</w:t>
       </w:r>
     </w:p>
     <w:p>
@@ -28272,7 +28272,7 @@
         <w:rPr>
           <w:lang w:val="pt_PT" w:bidi="pt_PT"/>
         </w:rPr>
-        <w:t xml:space="preserve"> Assim diz o SENHOR dos Exércitos, o Deus de Israel: “O que faço com Babilônia é preparar um terreiro para separar o trigo da palha; em breve começará a colheita”.</w:t>
+        <w:t xml:space="preserve"> Assim diz o SENHOR dos Exércitos, o Deus de Israel: “O que faço com a Babilônia é preparar um terreiro para separar o trigo da palha; em breve começará a colheita”.</w:t>
       </w:r>
     </w:p>
     <w:p>
@@ -28356,7 +28356,7 @@
         <w:rPr>
           <w:lang w:val="pt_PT" w:bidi="pt_PT"/>
         </w:rPr>
-        <w:t xml:space="preserve"> transformarei Babilônia num monte de ruínas. Ela servirá de toca para chacais; será motivo de pavor e escárnio; ficará deserta para sempre.</w:t>
+        <w:t xml:space="preserve"> transformarei a Babilônia num monte de ruínas. Ela servirá de toca para chacais; será motivo de pavor e escárnio; ficará deserta para sempre.</w:t>
       </w:r>
     </w:p>
     <w:p>
@@ -28398,7 +28398,7 @@
         <w:rPr>
           <w:lang w:val="pt_PT" w:bidi="pt_PT"/>
         </w:rPr>
-        <w:t xml:space="preserve"> Mas quando estiverem embriagados, prepararei para eles outra festa: beberão o vinho do meu juízo até caírem num sono eterno, sem despertar", diz o SENHOR.</w:t>
+        <w:t xml:space="preserve"> Mas quando estiverem embriagados, prepararei para eles outra festa: beberão o vinho do meu juízo até caírem num sono eterno, sem despertar”, diz o SENHOR.</w:t>
       </w:r>
     </w:p>
     <w:p>
@@ -28440,7 +28440,7 @@
         <w:rPr>
           <w:lang w:val="pt_PT" w:bidi="pt_PT"/>
         </w:rPr>
-        <w:t xml:space="preserve"> "Sesaque, a grande cidade, orgulho da terra, será tomada de surpresa e destruída; assim acontecerá com Babilônia; o mundo mal crerá em sua queda.</w:t>
+        <w:t xml:space="preserve"> Sesaque, a grande cidade, orgulho da terra, será tomada de surpresa e destruída; assim acontecerá com a Babilônia; o mundo mal crerá em sua queda.</w:t>
       </w:r>
     </w:p>
     <w:p>
@@ -28461,7 +28461,7 @@
         <w:rPr>
           <w:lang w:val="pt_PT" w:bidi="pt_PT"/>
         </w:rPr>
-        <w:t xml:space="preserve"> O mar invadirá Babilônia; a cidade será coberta por ondas agitadas.</w:t>
+        <w:t xml:space="preserve"> O mar invadirá a Babilônia; a cidade será coberta por ondas agitadas.</w:t>
       </w:r>
     </w:p>
     <w:p>
@@ -28524,7 +28524,7 @@
         <w:rPr>
           <w:lang w:val="pt_PT" w:bidi="pt_PT"/>
         </w:rPr>
-        <w:t xml:space="preserve"> “Meu povo, saiam depressa da Babilônia; fujam do calor da ira do SENHOR!</w:t>
+        <w:t xml:space="preserve"> “Meu povo, saia depressa da Babilônia; fuja do calor da ira do SENHOR!</w:t>
       </w:r>
     </w:p>
     <w:p>
@@ -28566,7 +28566,7 @@
         <w:rPr>
           <w:lang w:val="pt_PT" w:bidi="pt_PT"/>
         </w:rPr>
-        <w:t xml:space="preserve"> Depois virão os dias em que castigarei as imagens esculpidas da Babilônia; toda a terra dos babilônios sofrerá os horrores da guerra, e o povo ficará espalhado pelas ruas, mortos sem sepultura.</w:t>
+        <w:t xml:space="preserve"> Depois virão os dias em que castigarei as imagens esculpidas da Babilônia; toda a sua terra ficará envergonhada, e seus mortos cairão no meio da cidade.</w:t>
       </w:r>
     </w:p>
     <w:p>
@@ -28587,7 +28587,7 @@
         <w:rPr>
           <w:lang w:val="pt_PT" w:bidi="pt_PT"/>
         </w:rPr>
-        <w:t xml:space="preserve"> Os céus e a terra vibrarão de alegria pela destruição da Babilônia; os destruidores virão do Norte", diz o SENHOR.</w:t>
+        <w:t xml:space="preserve"> Os céus e a terra vibrarão de alegria pela destruição da Babilônia; os destruidores virão do Norte”, diz o SENHOR.</w:t>
       </w:r>
     </w:p>
     <w:p>
@@ -28650,7 +28650,7 @@
         <w:rPr>
           <w:lang w:val="pt_PT" w:bidi="pt_PT"/>
         </w:rPr>
-        <w:t xml:space="preserve"> “Dirão: ‘Estamos envergonhados; ouvimos que estrangeiros entraram no templo do SENHOR; agora já não é santo para o SENHOR’.</w:t>
+        <w:t xml:space="preserve"> Vocês dirão: ‘Estamos envergonhados; ouvimos que estrangeiros entraram no templo do SENHOR; eles profanaram os lugares santos da casa do SENHOR’.</w:t>
       </w:r>
     </w:p>
     <w:p>
@@ -28671,7 +28671,7 @@
         <w:rPr>
           <w:lang w:val="pt_PT" w:bidi="pt_PT"/>
         </w:rPr>
-        <w:t xml:space="preserve"> “É verdade, tudo isso aconteceu”, diz o SENHOR; “mas em breve castigarei as imagens esculpidas; nas ruas ouvir-se-á o gemido dos feridos na guerra.</w:t>
+        <w:t xml:space="preserve"> “É verdade, tudo isso aconteceu”, diz o SENHOR; “mas em breve castigarei as imagens esculpidas; nas ruas se ouvirá o gemido dos feridos na guerra.</w:t>
       </w:r>
     </w:p>
     <w:p>
@@ -28692,7 +28692,7 @@
         <w:rPr>
           <w:lang w:val="pt_PT" w:bidi="pt_PT"/>
         </w:rPr>
-        <w:t xml:space="preserve"> A Babilônia poderia erguer muros altos como o céu e fortificar-se; poderia tornar-se a mais poderosa nação do mundo; mesmo assim eu a destruirei”, diz o SENHOR.</w:t>
+        <w:t xml:space="preserve"> A Babilônia poderia erguer muros altos como o céu e fortificar-se; mesmo que suba até o céu e fortaleça seu poder, eu a destruirei”, diz o SENHOR.</w:t>
       </w:r>
     </w:p>
     <w:p>
@@ -28734,7 +28734,7 @@
         <w:rPr>
           <w:lang w:val="pt_PT" w:bidi="pt_PT"/>
         </w:rPr>
-        <w:t xml:space="preserve"> O SENHOR está destruindo Babilônia; sua voz poderosa se perde no estrondo da invasão que cobre a terra como grandes ondas do mar.</w:t>
+        <w:t xml:space="preserve"> O SENHOR está destruindo a Babilônia; sua voz poderosa se perde no estrondo da invasão que cobre a terra como grandes ondas do mar.</w:t>
       </w:r>
     </w:p>
     <w:p>
@@ -28755,7 +28755,7 @@
         <w:rPr>
           <w:lang w:val="pt_PT" w:bidi="pt_PT"/>
         </w:rPr>
-        <w:t xml:space="preserve"> Grandes exércitos marcham contra Babilônia; os soldados babilônios são presos e suas armas destruídas; chegou o tempo da vingança do SENHOR, o justo castigo para Babilônia.</w:t>
+        <w:t xml:space="preserve"> Grandes exércitos marcham contra a Babilônia; os soldados babilônios são presos e suas armas destruídas; chegou o tempo da vingança do SENHOR, o justo castigo para a Babilônia.</w:t>
       </w:r>
     </w:p>
     <w:p>
@@ -28776,7 +28776,7 @@
         <w:rPr>
           <w:lang w:val="pt_PT" w:bidi="pt_PT"/>
         </w:rPr>
-        <w:t xml:space="preserve"> Deixarei príncipes, sábios, autoridades, governadores, capitães e soldados embriagados com o vinho do meu juízo; todos cairão em sono eterno e não despertarão, afirma o Rei, cujo nome é o SENHOR dos Exércitos.</w:t>
+        <w:t xml:space="preserve"> Deixarei príncipes, sábios, autoridades, governadores, capitães e soldados embriagados com o vinho do meu juízo; todos cairão em sono eterno e não despertarão”, afirma o Rei, cujo nome é o SENHOR dos Exércitos.</w:t>
       </w:r>
     </w:p>
     <w:p>
@@ -28797,7 +28797,7 @@
         <w:rPr>
           <w:lang w:val="pt_PT" w:bidi="pt_PT"/>
         </w:rPr>
-        <w:t xml:space="preserve"> Assim diz o SENHOR: “Os largos muros que cercam Babilônia serão derrubados até o chão; os grandes portões serão queimados; o trabalho dos escravos de muitas nações foi em vão; o fruto de seu esforço será consumido pelo fogo”.</w:t>
+        <w:t xml:space="preserve"> Assim diz o SENHOR: “Os largos muros que cercam a Babilônia serão derrubados até o chão; os grandes portões serão queimados; o trabalho dos escravos de muitas nações foi em vão; o fruto de seu esforço será consumido pelo fogo”.</w:t>
       </w:r>
     </w:p>
     <w:p>
@@ -28818,7 +28818,7 @@
         <w:rPr>
           <w:lang w:val="pt_PT" w:bidi="pt_PT"/>
         </w:rPr>
-        <w:t xml:space="preserve"> No quarto ano de Zedequias, rei de Judá, Jeremias enviou esta mensagem a Seraías, filho de Nerias e neto de Maaseias; Seraías era chefe da caravana que o rei tinha mandado à Babilônia.</w:t>
+        <w:t xml:space="preserve"> No quarto ano do reinado de Zedequias, rei de Judá, Jeremias enviou esta mensagem a Seraías, filho de Nerias e neto de Maaseias. Seraías era um oficial que acompanhava o rei na viagem à Babilônia.</w:t>
       </w:r>
     </w:p>
     <w:p>
@@ -28839,7 +28839,7 @@
         <w:rPr>
           <w:lang w:val="pt_PT" w:bidi="pt_PT"/>
         </w:rPr>
-        <w:t xml:space="preserve"> Jeremias escreveu num rolo todas as calamidades que o SENHOR traria sobre Babilônia, reunindo ali todas as profecias anteriores.</w:t>
+        <w:t xml:space="preserve"> Jeremias escreveu num rolo todas as calamidades que o SENHOR traria sobre a Babilônia, reunindo ali todas as profecias anteriores.</w:t>
       </w:r>
     </w:p>
     <w:p>
@@ -28860,7 +28860,7 @@
         <w:rPr>
           <w:lang w:val="pt_PT" w:bidi="pt_PT"/>
         </w:rPr>
-        <w:t xml:space="preserve"> Ele entregou o rolo a Seraías com esta ordem: “Quando chegares à Babilônia, lê em público tudo o que escrevi.</w:t>
+        <w:t xml:space="preserve"> Ele entregou o rolo a Seraías com esta ordem: “Quando você chegar à Babilônia, leia em público tudo o que escrevi.</w:t>
       </w:r>
     </w:p>
     <w:p>
@@ -28881,7 +28881,7 @@
         <w:rPr>
           <w:lang w:val="pt_PT" w:bidi="pt_PT"/>
         </w:rPr>
-        <w:t xml:space="preserve"> Depois dirás: ‘Ó Deus, o SENHOR prometeu destruir este lugar; prometeu deixar Babilônia sem habitante, sem animal; prometeu tornar esta terra vazia e deserta’.</w:t>
+        <w:t xml:space="preserve"> Depois dirá: ‘Ó Deus, o SENHOR prometeu destruir este lugar; prometeu deixar a Babilônia sem habitante, sem animal; prometeu tornar esta terra vazia e deserta’.</w:t>
       </w:r>
     </w:p>
     <w:p>
@@ -28902,7 +28902,7 @@
         <w:rPr>
           <w:lang w:val="pt_PT" w:bidi="pt_PT"/>
         </w:rPr>
-        <w:t xml:space="preserve"> Quando terminares de ler, amarra o rolo a uma pedra e lança-o no Eufrates,</w:t>
+        <w:t xml:space="preserve"> Quando você terminar de ler, amarre o rolo a uma pedra e lance-o no Eufrates,</w:t>
       </w:r>
     </w:p>
     <w:p>
@@ -28923,7 +28923,7 @@
         <w:rPr>
           <w:lang w:val="pt_PT" w:bidi="pt_PT"/>
         </w:rPr>
-        <w:t xml:space="preserve"> e diz: ‘Assim afundará Babilônia e nunca mais se levantará, por causa do terrível castigo que trarei contra ela; e seu povo cairá’”. Aqui terminam as mensagens de Jeremias.</w:t>
+        <w:t xml:space="preserve"> e diga: ‘Assim a Babilônia afundará e nunca mais se levantará, por causa do castigo que trarei contra ela; e eles ficarão exaustos’”. Aqui terminam as mensagens de Jeremias.</w:t>
       </w:r>
     </w:p>
     <w:p>
@@ -28960,7 +28960,7 @@
         <w:rPr>
           <w:lang w:val="pt_PT" w:bidi="pt_PT"/>
         </w:rPr>
-        <w:t xml:space="preserve"> Zedequias tinha vinte e um anos quando começou a reinar em Jerusalém, e reinou onze anos; sua mãe chamava‑se Hamutal, filha de Jeremias, de Libna.</w:t>
+        <w:t xml:space="preserve"> Zedequias tinha 21 anos quando começou a reinar em Jerusalém, e reinou 11 anos; sua mãe chamava‑se Hamutal, filha de Jeremias, de Libna.</w:t>
       </w:r>
     </w:p>
     <w:p>
@@ -29254,7 +29254,7 @@
         <w:rPr>
           <w:lang w:val="pt_PT" w:bidi="pt_PT"/>
         </w:rPr>
-        <w:t xml:space="preserve"> O comandante da guarda deportou para a Babilônia os mais pobres do povo, os que tinham escapado da destruição de Jerusalém, os que se renderam ao exército babilônio, juntamente com os artesãos e os que se entregaram ao rei da Babilônia.</w:t>
+        <w:t xml:space="preserve"> O comandante da guarda deportou para a Babilônia os mais pobres do povo, os que tinham escapado da destruição de Jerusalém, os que se renderam ao exército babilônio, junto com os artesãos e os que se entregaram ao rei da Babilônia.</w:t>
       </w:r>
     </w:p>
     <w:p>
@@ -29380,7 +29380,7 @@
         <w:rPr>
           <w:lang w:val="pt_PT" w:bidi="pt_PT"/>
         </w:rPr>
-        <w:t xml:space="preserve"> As colunas tinham 8 metros e 10 centímetros de altura e 5 metros e 40 centímetros de circunferência; eram ocas, e o bronze tinha quatro dedos de espessura.</w:t>
+        <w:t xml:space="preserve"> As colunas tinham 8,10 metros de altura e 5,40 metros de circunferência; eram ocas, e o bronze tinha quatro dedos de espessura.</w:t>
       </w:r>
     </w:p>
     <w:p>
@@ -29401,7 +29401,7 @@
         <w:rPr>
           <w:lang w:val="pt_PT" w:bidi="pt_PT"/>
         </w:rPr>
-        <w:t xml:space="preserve"> Os dois metros superiores de cada coluna estavam ornados com romãs de bronze, trançadas ao redor da coluna.</w:t>
+        <w:t xml:space="preserve"> A parte superior de cada coluna, com cerca de 2,20 metros de altura, estava ornada com romãs de bronze, trançadas ao redor da coluna.</w:t>
       </w:r>
     </w:p>
     <w:p>
@@ -29464,7 +29464,7 @@
         <w:rPr>
           <w:lang w:val="pt_PT" w:bidi="pt_PT"/>
         </w:rPr>
-        <w:t xml:space="preserve"> Prendeu ainda um dos comandantes do exército judeu, sete conselheiros reais, o secretário responsável pelo alistamento e 60 homens importantes que se escondiam na cidade.</w:t>
+        <w:t xml:space="preserve"> Prendeu ainda um dos comandantes do exército judeu, sete homens que serviam diante do rei, o escriba do comandante do exército que registrava o povo da terra e sessenta homens do povo da terra.</w:t>
       </w:r>
     </w:p>
     <w:p>
@@ -29506,7 +29506,7 @@
         <w:rPr>
           <w:lang w:val="pt_PT" w:bidi="pt_PT"/>
         </w:rPr>
-        <w:t xml:space="preserve"> Em Ribla, na terra de Hamate, o rei ordenou que fossem executados; assim se cumpriu a deportação dos judeus para a Babilônia.</w:t>
+        <w:t xml:space="preserve"> Em Ribla, na terra de Hamate, o rei ordenou que fossem executados; assim Judá foi levado cativo para fora de sua terra.</w:t>
       </w:r>
     </w:p>
     <w:p>
@@ -29590,7 +29590,7 @@
         <w:rPr>
           <w:lang w:val="pt_PT" w:bidi="pt_PT"/>
         </w:rPr>
-        <w:t xml:space="preserve"> No trigésimo sétimo ano do exílio do rei Jeoaquim de Judá, no vigésimo quinto dia do décimo segundo mês, no ano em que Evil‑Merodaque se tornou rei da Babilônia, libertou‑se Jeoaquim da prisão.</w:t>
+        <w:t xml:space="preserve"> No trigésimo sétimo ano do exílio do rei Joaquim de Judá, no vigésimo quinto dia do décimo segundo mês, no ano em que Evil‑Merodaque se tornou rei da Babilônia, libertou‑se Joaquim da prisão.</w:t>
       </w:r>
     </w:p>
     <w:p>
@@ -29611,7 +29611,7 @@
         <w:rPr>
           <w:lang w:val="pt_PT" w:bidi="pt_PT"/>
         </w:rPr>
-        <w:t xml:space="preserve"> Evil‑Merodaque foi bondoso com Jeoaquim e deu‑lhe lugar de honra entre os reis que viviam na Babilônia.</w:t>
+        <w:t xml:space="preserve"> Evil‑Merodaque foi bondoso com Joaquim e deu‑lhe lugar de honra entre os reis que viviam na Babilônia.</w:t>
       </w:r>
     </w:p>
     <w:p>
@@ -29632,7 +29632,7 @@
         <w:rPr>
           <w:lang w:val="pt_PT" w:bidi="pt_PT"/>
         </w:rPr>
-        <w:t xml:space="preserve"> Jeoaquim recebeu roupas novas e belas e participou das refeições no palácio real até o dia de sua morte.</w:t>
+        <w:t xml:space="preserve"> Joaquim recebeu roupas novas e belas e participou das refeições no palácio real até o dia de sua morte.</w:t>
       </w:r>
     </w:p>
     <w:p>
